--- a/engine/adnocdrill_study/ADNOCDRILL_Valuation_Study_09-08-2026.docx
+++ b/engine/adnocdrill_study/ADNOCDRILL_Valuation_Study_09-08-2026.docx
@@ -244,7 +244,7 @@
           <w:color w:val="1C3A36"/>
           <w:sz w:val="21"/>
         </w:rPr>
-        <w:t>ADNOC Drilling trades at AED 5.94. Five independent lenses put fair value between AED 4.06 and AED 6.41, with a weighted central of AED 5.52 — 7.1% below the market. The company is not mispriced by a wide margin; it is priced for the continuation of a programme that its own customer has not yet extended beyond 2027.</w:t>
+        <w:t>ADNOC Drilling trades at AED 5.94. Five independent lenses put fair value between AED 4.06 and AED 5.71, with a weighted central of AED 5.03 — 15.3% below the market — and the market price sits above every one of the five lenses. The company is priced for the continuation of a programme that its own customer has not yet extended beyond 2027, and for a cost of capital at the defensive end of what its own trading record supports.</w:t>
       </w:r>
     </w:p>
     <w:p>
@@ -570,7 +570,7 @@
                 <w:color w:val="1C3A36"/>
                 <w:sz w:val="18"/>
               </w:rPr>
-              <w:t>6.25</w:t>
+              <w:t>5.55</w:t>
             </w:r>
           </w:p>
         </w:tc>
@@ -606,7 +606,7 @@
                 <w:color w:val="1C3A36"/>
                 <w:sz w:val="18"/>
               </w:rPr>
-              <w:t>5.65</w:t>
+              <w:t>5.07</w:t>
             </w:r>
           </w:p>
         </w:tc>
@@ -624,7 +624,7 @@
                 <w:color w:val="1C3A36"/>
                 <w:sz w:val="18"/>
               </w:rPr>
-              <w:t>6.98</w:t>
+              <w:t>6.13</w:t>
             </w:r>
           </w:p>
         </w:tc>
@@ -642,7 +642,7 @@
                 <w:color w:val="1C3A36"/>
                 <w:sz w:val="18"/>
               </w:rPr>
-              <w:t>77.1%</w:t>
+              <w:t>74.8%</w:t>
             </w:r>
           </w:p>
         </w:tc>
@@ -679,7 +679,7 @@
                 <w:color w:val="1C3A36"/>
                 <w:sz w:val="18"/>
               </w:rPr>
-              <w:t>5.40</w:t>
+              <w:t>4.88</w:t>
             </w:r>
           </w:p>
         </w:tc>
@@ -715,7 +715,7 @@
                 <w:color w:val="1C3A36"/>
                 <w:sz w:val="18"/>
               </w:rPr>
-              <w:t>4.95</w:t>
+              <w:t>4.52</w:t>
             </w:r>
           </w:p>
         </w:tc>
@@ -733,7 +733,7 @@
                 <w:color w:val="1C3A36"/>
                 <w:sz w:val="18"/>
               </w:rPr>
-              <w:t>5.92</w:t>
+              <w:t>5.31</w:t>
             </w:r>
           </w:p>
         </w:tc>
@@ -751,7 +751,7 @@
                 <w:color w:val="1C3A36"/>
                 <w:sz w:val="18"/>
               </w:rPr>
-              <w:t>73.2%</w:t>
+              <w:t>71.1%</w:t>
             </w:r>
           </w:p>
         </w:tc>
@@ -897,7 +897,7 @@
                 <w:color w:val="1C3A36"/>
                 <w:sz w:val="18"/>
               </w:rPr>
-              <w:t>6.41</w:t>
+              <w:t>5.71</w:t>
             </w:r>
           </w:p>
         </w:tc>
@@ -933,7 +933,7 @@
                 <w:color w:val="1C3A36"/>
                 <w:sz w:val="18"/>
               </w:rPr>
-              <w:t>5.85</w:t>
+              <w:t>5.26</w:t>
             </w:r>
           </w:p>
         </w:tc>
@@ -951,7 +951,7 @@
                 <w:color w:val="1C3A36"/>
                 <w:sz w:val="18"/>
               </w:rPr>
-              <w:t>7.09</w:t>
+              <w:t>6.24</w:t>
             </w:r>
           </w:p>
         </w:tc>
@@ -1006,7 +1006,7 @@
                 <w:color w:val="1C3A36"/>
                 <w:sz w:val="18"/>
               </w:rPr>
-              <w:t>5.57</w:t>
+              <w:t>5.03</w:t>
             </w:r>
           </w:p>
         </w:tc>
@@ -1042,7 +1042,7 @@
                 <w:color w:val="1C3A36"/>
                 <w:sz w:val="18"/>
               </w:rPr>
-              <w:t>5.24</w:t>
+              <w:t>4.73</w:t>
             </w:r>
           </w:p>
         </w:tc>
@@ -1060,7 +1060,7 @@
                 <w:color w:val="1C3A36"/>
                 <w:sz w:val="18"/>
               </w:rPr>
-              <w:t>5.90</w:t>
+              <w:t>5.33</w:t>
             </w:r>
           </w:p>
         </w:tc>
@@ -1119,7 +1119,7 @@
                 <w:color w:val="1C3A36"/>
                 <w:sz w:val="18"/>
               </w:rPr>
-              <w:t>5.52</w:t>
+              <w:t>5.03</w:t>
             </w:r>
           </w:p>
         </w:tc>
@@ -1159,7 +1159,7 @@
                 <w:color w:val="1C3A36"/>
                 <w:sz w:val="18"/>
               </w:rPr>
-              <w:t>4.93</w:t>
+              <w:t>4.51</w:t>
             </w:r>
           </w:p>
         </w:tc>
@@ -1179,7 +1179,7 @@
                 <w:color w:val="1C3A36"/>
                 <w:sz w:val="18"/>
               </w:rPr>
-              <w:t>6.13</w:t>
+              <w:t>5.55</w:t>
             </w:r>
           </w:p>
         </w:tc>
@@ -1344,7 +1344,7 @@
                 <w:color w:val="1C3A36"/>
                 <w:sz w:val="18"/>
               </w:rPr>
-              <w:t>-7.1%</w:t>
+              <w:t>-15.3%</w:t>
             </w:r>
           </w:p>
         </w:tc>
@@ -4392,7 +4392,7 @@
                 <w:color w:val="1C3A36"/>
                 <w:sz w:val="18"/>
               </w:rPr>
-              <w:t>0.931</w:t>
+              <w:t>0.925</w:t>
             </w:r>
           </w:p>
         </w:tc>
@@ -4410,7 +4410,7 @@
                 <w:color w:val="1C3A36"/>
                 <w:sz w:val="18"/>
               </w:rPr>
-              <w:t>0.866</w:t>
+              <w:t>0.857</w:t>
             </w:r>
           </w:p>
         </w:tc>
@@ -4428,7 +4428,7 @@
                 <w:color w:val="1C3A36"/>
                 <w:sz w:val="18"/>
               </w:rPr>
-              <w:t>0.806</w:t>
+              <w:t>0.793</w:t>
             </w:r>
           </w:p>
         </w:tc>
@@ -4446,7 +4446,7 @@
                 <w:color w:val="1C3A36"/>
                 <w:sz w:val="18"/>
               </w:rPr>
-              <w:t>0.750</w:t>
+              <w:t>0.734</w:t>
             </w:r>
           </w:p>
         </w:tc>
@@ -4464,7 +4464,7 @@
                 <w:color w:val="1C3A36"/>
                 <w:sz w:val="18"/>
               </w:rPr>
-              <w:t>0.698</w:t>
+              <w:t>0.679</w:t>
             </w:r>
           </w:p>
         </w:tc>
@@ -4505,7 +4505,7 @@
                 <w:color w:val="1C3A36"/>
                 <w:sz w:val="18"/>
               </w:rPr>
-              <w:t>1,234</w:t>
+              <w:t>1,228</w:t>
             </w:r>
           </w:p>
         </w:tc>
@@ -4525,7 +4525,7 @@
                 <w:color w:val="1C3A36"/>
                 <w:sz w:val="18"/>
               </w:rPr>
-              <w:t>1,311</w:t>
+              <w:t>1,296</w:t>
             </w:r>
           </w:p>
         </w:tc>
@@ -4545,7 +4545,7 @@
                 <w:color w:val="1C3A36"/>
                 <w:sz w:val="18"/>
               </w:rPr>
-              <w:t>1,357</w:t>
+              <w:t>1,334</w:t>
             </w:r>
           </w:p>
         </w:tc>
@@ -4565,7 +4565,7 @@
                 <w:color w:val="1C3A36"/>
                 <w:sz w:val="18"/>
               </w:rPr>
-              <w:t>1,389</w:t>
+              <w:t>1,359</w:t>
             </w:r>
           </w:p>
         </w:tc>
@@ -4585,7 +4585,7 @@
                 <w:color w:val="1C3A36"/>
                 <w:sz w:val="18"/>
               </w:rPr>
-              <w:t>1,358</w:t>
+              <w:t>1,321</w:t>
             </w:r>
           </w:p>
         </w:tc>
@@ -4748,7 +4748,7 @@
                 <w:color w:val="1C3A36"/>
                 <w:sz w:val="18"/>
               </w:rPr>
-              <w:t>6,649</w:t>
+              <w:t>6,539</w:t>
             </w:r>
           </w:p>
         </w:tc>
@@ -4766,7 +4766,7 @@
                 <w:color w:val="1C3A36"/>
                 <w:sz w:val="18"/>
               </w:rPr>
-              <w:t>6,776</w:t>
+              <w:t>6,665</w:t>
             </w:r>
           </w:p>
         </w:tc>
@@ -4820,7 +4820,7 @@
                 <w:color w:val="1C3A36"/>
                 <w:sz w:val="18"/>
               </w:rPr>
-              <w:t>22,370</w:t>
+              <w:t>19,458</w:t>
             </w:r>
           </w:p>
         </w:tc>
@@ -4838,7 +4838,7 @@
                 <w:color w:val="1C3A36"/>
                 <w:sz w:val="18"/>
               </w:rPr>
-              <w:t>18,535</w:t>
+              <w:t>16,414</w:t>
             </w:r>
           </w:p>
         </w:tc>
@@ -4896,7 +4896,7 @@
                 <w:color w:val="1C3A36"/>
                 <w:sz w:val="18"/>
               </w:rPr>
-              <w:t>29,019</w:t>
+              <w:t>25,997</w:t>
             </w:r>
           </w:p>
         </w:tc>
@@ -4916,7 +4916,7 @@
                 <w:color w:val="1C3A36"/>
                 <w:sz w:val="18"/>
               </w:rPr>
-              <w:t>25,311</w:t>
+              <w:t>23,079</w:t>
             </w:r>
           </w:p>
         </w:tc>
@@ -4976,7 +4976,7 @@
                 <w:color w:val="1C3A36"/>
                 <w:sz w:val="18"/>
               </w:rPr>
-              <w:t>77.1%</w:t>
+              <w:t>74.8%</w:t>
             </w:r>
           </w:p>
         </w:tc>
@@ -4996,7 +4996,7 @@
                 <w:color w:val="1C3A36"/>
                 <w:sz w:val="18"/>
               </w:rPr>
-              <w:t>73.2%</w:t>
+              <w:t>71.1%</w:t>
             </w:r>
           </w:p>
         </w:tc>
@@ -5485,7 +5485,7 @@
                 <w:color w:val="1C3A36"/>
                 <w:sz w:val="18"/>
               </w:rPr>
-              <w:t>27,206</w:t>
+              <w:t>24,184</w:t>
             </w:r>
           </w:p>
         </w:tc>
@@ -5503,7 +5503,7 @@
                 <w:color w:val="1C3A36"/>
                 <w:sz w:val="18"/>
               </w:rPr>
-              <w:t>23,498</w:t>
+              <w:t>21,266</w:t>
             </w:r>
           </w:p>
         </w:tc>
@@ -5638,7 +5638,7 @@
                 <w:color w:val="1C3A36"/>
                 <w:sz w:val="18"/>
               </w:rPr>
-              <w:t>6.25</w:t>
+              <w:t>5.55</w:t>
             </w:r>
           </w:p>
         </w:tc>
@@ -5656,7 +5656,7 @@
                 <w:color w:val="1C3A36"/>
                 <w:sz w:val="18"/>
               </w:rPr>
-              <w:t>5.40</w:t>
+              <w:t>4.88</w:t>
             </w:r>
           </w:p>
         </w:tc>
@@ -5710,7 +5710,7 @@
           <w:color w:val="1C3A36"/>
           <w:sz w:val="21"/>
         </w:rPr>
-        <w:t>A business earning a return on equity of 36.7% against a cost of equity of 7.69% and growing at 2.5% justifies a price-to-book of 6.59 times. Applied to book equity attributable to owners of USD 4.23bn — book value per share of AED 0.97 — that is AED 6.41 a share. The shares currently trade at 6.11 times book.</w:t>
+        <w:t>A business earning a return on equity of 36.7% against a cost of equity of 8.33% and growing at 2.5% justifies a price-to-book of 5.87 times. Applied to book equity attributable to owners of USD 4.23bn — book value per share of AED 0.97 — that is AED 5.71 a share. The shares currently trade at 6.11 times book.</w:t>
       </w:r>
     </w:p>
     <w:tbl>
@@ -5758,7 +5758,7 @@
                 <w:color w:val="1C3A36"/>
                 <w:sz w:val="19"/>
               </w:rPr>
-              <w:t>The justified multiple is a ratio whose denominator is the cost of equity less the growth rate, which here is only 5.19%. A 50-basis-point move in the cost of equity moves the implied value from AED 5.85 to AED 7.09. The lens carries a 15% weight for that reason and no more.</w:t>
+              <w:t>The justified multiple is a ratio whose denominator is the cost of equity less the growth rate, which here is only 5.83%. A 50-basis-point move in the cost of equity moves the implied value from AED 5.26 to AED 6.24. The lens carries a 15% weight for that reason and no more.</w:t>
             </w:r>
           </w:p>
         </w:tc>
@@ -7666,7 +7666,7 @@
                 <w:color w:val="1C3A36"/>
                 <w:sz w:val="18"/>
               </w:rPr>
-              <w:t>Capitalised at 5.96%</w:t>
+              <w:t>Capitalised at 6.55%</w:t>
             </w:r>
           </w:p>
         </w:tc>
@@ -7724,7 +7724,7 @@
                 <w:color w:val="1C3A36"/>
                 <w:sz w:val="18"/>
               </w:rPr>
-              <w:t>26,071</w:t>
+              <w:t>23,728</w:t>
             </w:r>
           </w:p>
         </w:tc>
@@ -7803,7 +7803,7 @@
                 <w:color w:val="1C3A36"/>
                 <w:sz w:val="18"/>
               </w:rPr>
-              <w:t>5.57</w:t>
+              <w:t>5.03</w:t>
             </w:r>
           </w:p>
         </w:tc>
@@ -7839,7 +7839,7 @@
           <w:color w:val="1C3A36"/>
           <w:sz w:val="21"/>
         </w:rPr>
-        <w:t>The five readings span AED 4.06 to AED 6.41. That is a wide field, and the width is informative rather than embarrassing: the asset-and-multiple lenses sit below the market and the cash-flow-and-franchise lenses sit at or above it, which is exactly what happens when a company earns an exceptional return on a modest asset base. The market price sits inside the field, above the weighted central and below the top of it.</w:t>
+        <w:t>The five readings span AED 4.06 to AED 5.71, and the width is informative rather than embarrassing: the multiple lens sits well below the rest because it reads the company as one of a class of drillers, while the cash-flow and franchise lenses read it as a business earning an exceptional return on a modest asset base. What has changed since the cost of capital was rebuilt on the published index is where the market price sits relative to that field. At a cost of capital of 8.05% the market price of AED 5.94 is above every one of the five lenses, not merely above the weighted central. That is a stronger statement than this study made on a lower beta, and it rests on a single input — so the beta table in section 1.8 and the beta row of the sensitivity in section 1.9 should be read before the conclusion is.</w:t>
       </w:r>
     </w:p>
     <w:p>
@@ -9615,7 +9615,7 @@
                 <w:color w:val="1C3A36"/>
                 <w:sz w:val="18"/>
               </w:rPr>
-              <w:t>29,019</w:t>
+              <w:t>25,997</w:t>
             </w:r>
           </w:p>
         </w:tc>
@@ -9633,7 +9633,7 @@
                 <w:color w:val="1C3A36"/>
                 <w:sz w:val="18"/>
               </w:rPr>
-              <w:t>25,311</w:t>
+              <w:t>23,079</w:t>
             </w:r>
           </w:p>
         </w:tc>
@@ -9674,7 +9674,7 @@
                 <w:color w:val="1C3A36"/>
                 <w:sz w:val="18"/>
               </w:rPr>
-              <w:t>6.25</w:t>
+              <w:t>5.55</w:t>
             </w:r>
           </w:p>
         </w:tc>
@@ -9694,7 +9694,7 @@
                 <w:color w:val="1C3A36"/>
                 <w:sz w:val="18"/>
               </w:rPr>
-              <w:t>5.40</w:t>
+              <w:t>4.88</w:t>
             </w:r>
           </w:p>
         </w:tc>
@@ -9716,7 +9716,7 @@
           <w:color w:val="1C3A36"/>
           <w:sz w:val="21"/>
         </w:rPr>
-        <w:t>The two cases are AED 0.85 apart — 14.3% of the current price. They are published side by side and are not averaged into one number. A reader who believes the programme continues should read the first column; a reader who thinks 2027 is the peak should read the second. The market price sits between them, closer to the first.</w:t>
+        <w:t>The two cases are AED 0.67 apart — 11.3% of the current price. They are published side by side and are not averaged into one number. A reader who believes the programme continues should read the first column; a reader who thinks 2027 is the peak should read the second. The market price sits between them, closer to the first.</w:t>
       </w:r>
     </w:p>
     <w:tbl>
@@ -10171,7 +10171,7 @@
                 <w:color w:val="1C3A36"/>
                 <w:sz w:val="18"/>
               </w:rPr>
-              <w:t>0.664</w:t>
+              <w:t>0.795</w:t>
             </w:r>
           </w:p>
         </w:tc>
@@ -10189,7 +10189,7 @@
                 <w:color w:val="1C3A36"/>
                 <w:sz w:val="18"/>
               </w:rPr>
-              <w:t>0.664</w:t>
+              <w:t>0.795</w:t>
             </w:r>
           </w:p>
         </w:tc>
@@ -10321,7 +10321,7 @@
                 <w:color w:val="1C3A36"/>
                 <w:sz w:val="18"/>
               </w:rPr>
-              <w:t>7.69%</w:t>
+              <w:t>8.33%</w:t>
             </w:r>
           </w:p>
         </w:tc>
@@ -10341,7 +10341,7 @@
                 <w:color w:val="1C3A36"/>
                 <w:sz w:val="18"/>
               </w:rPr>
-              <w:t>7.73%</w:t>
+              <w:t>8.38%</w:t>
             </w:r>
           </w:p>
         </w:tc>
@@ -10618,7 +10618,7 @@
                 <w:color w:val="1C3A36"/>
                 <w:sz w:val="18"/>
               </w:rPr>
-              <w:t>7.46%</w:t>
+              <w:t>8.05%</w:t>
             </w:r>
           </w:p>
         </w:tc>
@@ -10638,7 +10638,7 @@
                 <w:color w:val="1C3A36"/>
                 <w:sz w:val="18"/>
               </w:rPr>
-              <w:t>7.50%</w:t>
+              <w:t>8.09%</w:t>
             </w:r>
           </w:p>
         </w:tc>
@@ -11137,6 +11137,845 @@
     </w:p>
     <w:p>
       <w:pPr>
+        <w:spacing w:after="80" w:before="0"/>
+      </w:pPr>
+      <w:r>
+        <w:rPr>
+          <w:b w:val="0"/>
+          <w:i w:val="0"/>
+          <w:color w:val="1C3A36"/>
+          <w:sz w:val="21"/>
+        </w:rPr>
+        <w:t>The beta is the company's own, measured against the index it actually trades in: a five-year weekly regression of its returns against the FTSE ADX General Index, giving 0.795 on 247 weekly observations with an R-squared of 0.128, a standard error of 0.133 and a 90% interval of 0.58 to 1.01. Because the listing dates from October 2021 a full five-year window exists, so no peer beta is needed.</w:t>
+      </w:r>
+    </w:p>
+    <w:p>
+      <w:pPr>
+        <w:spacing w:after="60" w:before="0"/>
+      </w:pPr>
+      <w:r>
+        <w:rPr>
+          <w:b w:val="0"/>
+          <w:i w:val="0"/>
+          <w:color w:val="1C3A36"/>
+          <w:sz w:val="21"/>
+        </w:rPr>
+        <w:t>Five robustness runs are published rather than hidden, and they do not all agree:</w:t>
+      </w:r>
+    </w:p>
+    <w:tbl>
+      <w:tblPr>
+        <w:tblW w:type="auto" w:w="0"/>
+        <w:jc w:val="center"/>
+        <w:tblLook w:firstColumn="1" w:firstRow="1" w:lastColumn="0" w:lastRow="0" w:noHBand="0" w:noVBand="1" w:val="04A0"/>
+        <w:tblLayout w:type="fixed"/>
+        <w:tblCellMar>
+          <w:top w:w="40" w:type="dxa"/>
+          <w:left w:w="90" w:type="dxa"/>
+          <w:bottom w:w="40" w:type="dxa"/>
+          <w:right w:w="90" w:type="dxa"/>
+        </w:tblCellMar>
+        <w:tblBorders>
+          <w:top w:val="single" w:sz="4" w:space="0" w:color="C9D4D1"/>
+          <w:left w:val="single" w:sz="4" w:space="0" w:color="C9D4D1"/>
+          <w:bottom w:val="single" w:sz="4" w:space="0" w:color="C9D4D1"/>
+          <w:right w:val="single" w:sz="4" w:space="0" w:color="C9D4D1"/>
+          <w:insideH w:val="single" w:sz="4" w:space="0" w:color="C9D4D1"/>
+          <w:insideV w:val="single" w:sz="4" w:space="0" w:color="C9D4D1"/>
+        </w:tblBorders>
+        <w:tblLayout w:type="fixed"/>
+      </w:tblPr>
+      <w:tblGrid>
+        <w:gridCol w:w="4248"/>
+        <w:gridCol w:w="1152"/>
+        <w:gridCol w:w="1440"/>
+        <w:gridCol w:w="1080"/>
+        <w:gridCol w:w="1584"/>
+      </w:tblGrid>
+      <w:tr>
+        <w:tc>
+          <w:tcPr>
+            <w:tcW w:type="dxa" w:w="4248"/>
+            <w:shd w:val="clear" w:color="auto" w:fill="EAF0EE"/>
+          </w:tcPr>
+          <w:p>
+            <w:pPr>
+              <w:spacing w:after="20"/>
+            </w:pPr>
+            <w:r>
+              <w:rPr>
+                <w:b/>
+                <w:color w:val="1C3A36"/>
+                <w:sz w:val="18"/>
+              </w:rPr>
+              <w:t>Regression</w:t>
+            </w:r>
+          </w:p>
+        </w:tc>
+        <w:tc>
+          <w:tcPr>
+            <w:tcW w:type="dxa" w:w="1152"/>
+            <w:shd w:val="clear" w:color="auto" w:fill="EAF0EE"/>
+          </w:tcPr>
+          <w:p>
+            <w:pPr>
+              <w:spacing w:after="20"/>
+            </w:pPr>
+            <w:r>
+              <w:rPr>
+                <w:b/>
+                <w:color w:val="1C3A36"/>
+                <w:sz w:val="18"/>
+              </w:rPr>
+              <w:t>Beta</w:t>
+            </w:r>
+          </w:p>
+        </w:tc>
+        <w:tc>
+          <w:tcPr>
+            <w:tcW w:type="dxa" w:w="1440"/>
+            <w:shd w:val="clear" w:color="auto" w:fill="EAF0EE"/>
+          </w:tcPr>
+          <w:p>
+            <w:pPr>
+              <w:spacing w:after="20"/>
+            </w:pPr>
+            <w:r>
+              <w:rPr>
+                <w:b/>
+                <w:color w:val="1C3A36"/>
+                <w:sz w:val="18"/>
+              </w:rPr>
+              <w:t>R-squared</w:t>
+            </w:r>
+          </w:p>
+        </w:tc>
+        <w:tc>
+          <w:tcPr>
+            <w:tcW w:type="dxa" w:w="1080"/>
+            <w:shd w:val="clear" w:color="auto" w:fill="EAF0EE"/>
+          </w:tcPr>
+          <w:p>
+            <w:pPr>
+              <w:spacing w:after="20"/>
+            </w:pPr>
+            <w:r>
+              <w:rPr>
+                <w:b/>
+                <w:color w:val="1C3A36"/>
+                <w:sz w:val="18"/>
+              </w:rPr>
+              <w:t>Weeks</w:t>
+            </w:r>
+          </w:p>
+        </w:tc>
+        <w:tc>
+          <w:tcPr>
+            <w:tcW w:type="dxa" w:w="1584"/>
+            <w:shd w:val="clear" w:color="auto" w:fill="EAF0EE"/>
+          </w:tcPr>
+          <w:p>
+            <w:pPr>
+              <w:spacing w:after="20"/>
+            </w:pPr>
+            <w:r>
+              <w:rPr>
+                <w:b/>
+                <w:color w:val="1C3A36"/>
+                <w:sz w:val="18"/>
+              </w:rPr>
+              <w:t>Standard error</w:t>
+            </w:r>
+          </w:p>
+        </w:tc>
+      </w:tr>
+      <w:tr>
+        <w:tc>
+          <w:tcPr>
+            <w:tcW w:type="dxa" w:w="4248"/>
+          </w:tcPr>
+          <w:p>
+            <w:pPr>
+              <w:spacing w:after="20"/>
+            </w:pPr>
+            <w:r>
+              <w:rPr>
+                <w:color w:val="1C3A36"/>
+                <w:sz w:val="18"/>
+              </w:rPr>
+              <w:t>Five-year weekly against the index (adopted)</w:t>
+            </w:r>
+          </w:p>
+        </w:tc>
+        <w:tc>
+          <w:tcPr>
+            <w:tcW w:type="dxa" w:w="1152"/>
+          </w:tcPr>
+          <w:p>
+            <w:pPr>
+              <w:spacing w:after="20"/>
+              <w:jc w:val="right"/>
+            </w:pPr>
+            <w:r>
+              <w:rPr>
+                <w:color w:val="1C3A36"/>
+                <w:sz w:val="18"/>
+              </w:rPr>
+              <w:t>0.795</w:t>
+            </w:r>
+          </w:p>
+        </w:tc>
+        <w:tc>
+          <w:tcPr>
+            <w:tcW w:type="dxa" w:w="1440"/>
+          </w:tcPr>
+          <w:p>
+            <w:pPr>
+              <w:spacing w:after="20"/>
+              <w:jc w:val="right"/>
+            </w:pPr>
+            <w:r>
+              <w:rPr>
+                <w:color w:val="1C3A36"/>
+                <w:sz w:val="18"/>
+              </w:rPr>
+              <w:t>0.128</w:t>
+            </w:r>
+          </w:p>
+        </w:tc>
+        <w:tc>
+          <w:tcPr>
+            <w:tcW w:type="dxa" w:w="1080"/>
+          </w:tcPr>
+          <w:p>
+            <w:pPr>
+              <w:spacing w:after="20"/>
+              <w:jc w:val="right"/>
+            </w:pPr>
+            <w:r>
+              <w:rPr>
+                <w:color w:val="1C3A36"/>
+                <w:sz w:val="18"/>
+              </w:rPr>
+              <w:t>247</w:t>
+            </w:r>
+          </w:p>
+        </w:tc>
+        <w:tc>
+          <w:tcPr>
+            <w:tcW w:type="dxa" w:w="1584"/>
+          </w:tcPr>
+          <w:p>
+            <w:pPr>
+              <w:spacing w:after="20"/>
+              <w:jc w:val="right"/>
+            </w:pPr>
+            <w:r>
+              <w:rPr>
+                <w:color w:val="1C3A36"/>
+                <w:sz w:val="18"/>
+              </w:rPr>
+              <w:t>0.133</w:t>
+            </w:r>
+          </w:p>
+        </w:tc>
+      </w:tr>
+      <w:tr>
+        <w:tc>
+          <w:tcPr>
+            <w:tcW w:type="dxa" w:w="4248"/>
+          </w:tcPr>
+          <w:p>
+            <w:pPr>
+              <w:spacing w:after="20"/>
+            </w:pPr>
+            <w:r>
+              <w:rPr>
+                <w:color w:val="1C3A36"/>
+                <w:sz w:val="18"/>
+              </w:rPr>
+              <w:t>Four-year weekly against the index</w:t>
+            </w:r>
+          </w:p>
+        </w:tc>
+        <w:tc>
+          <w:tcPr>
+            <w:tcW w:type="dxa" w:w="1152"/>
+          </w:tcPr>
+          <w:p>
+            <w:pPr>
+              <w:spacing w:after="20"/>
+              <w:jc w:val="right"/>
+            </w:pPr>
+            <w:r>
+              <w:rPr>
+                <w:color w:val="1C3A36"/>
+                <w:sz w:val="18"/>
+              </w:rPr>
+              <w:t>0.836</w:t>
+            </w:r>
+          </w:p>
+        </w:tc>
+        <w:tc>
+          <w:tcPr>
+            <w:tcW w:type="dxa" w:w="1440"/>
+          </w:tcPr>
+          <w:p>
+            <w:pPr>
+              <w:spacing w:after="20"/>
+              <w:jc w:val="right"/>
+            </w:pPr>
+            <w:r>
+              <w:rPr>
+                <w:color w:val="1C3A36"/>
+                <w:sz w:val="18"/>
+              </w:rPr>
+              <w:t>0.111</w:t>
+            </w:r>
+          </w:p>
+        </w:tc>
+        <w:tc>
+          <w:tcPr>
+            <w:tcW w:type="dxa" w:w="1080"/>
+          </w:tcPr>
+          <w:p>
+            <w:pPr>
+              <w:spacing w:after="20"/>
+              <w:jc w:val="right"/>
+            </w:pPr>
+            <w:r>
+              <w:rPr>
+                <w:color w:val="1C3A36"/>
+                <w:sz w:val="18"/>
+              </w:rPr>
+              <w:t>205</w:t>
+            </w:r>
+          </w:p>
+        </w:tc>
+        <w:tc>
+          <w:tcPr>
+            <w:tcW w:type="dxa" w:w="1584"/>
+          </w:tcPr>
+          <w:p>
+            <w:pPr>
+              <w:spacing w:after="20"/>
+              <w:jc w:val="right"/>
+            </w:pPr>
+            <w:r>
+              <w:rPr>
+                <w:color w:val="1C3A36"/>
+                <w:sz w:val="18"/>
+              </w:rPr>
+              <w:t>0.166</w:t>
+            </w:r>
+          </w:p>
+        </w:tc>
+      </w:tr>
+      <w:tr>
+        <w:tc>
+          <w:tcPr>
+            <w:tcW w:type="dxa" w:w="4248"/>
+          </w:tcPr>
+          <w:p>
+            <w:pPr>
+              <w:spacing w:after="20"/>
+            </w:pPr>
+            <w:r>
+              <w:rPr>
+                <w:color w:val="1C3A36"/>
+                <w:sz w:val="18"/>
+              </w:rPr>
+              <w:t>Three-year weekly against the index</w:t>
+            </w:r>
+          </w:p>
+        </w:tc>
+        <w:tc>
+          <w:tcPr>
+            <w:tcW w:type="dxa" w:w="1152"/>
+          </w:tcPr>
+          <w:p>
+            <w:pPr>
+              <w:spacing w:after="20"/>
+              <w:jc w:val="right"/>
+            </w:pPr>
+            <w:r>
+              <w:rPr>
+                <w:color w:val="1C3A36"/>
+                <w:sz w:val="18"/>
+              </w:rPr>
+              <w:t>1.025</w:t>
+            </w:r>
+          </w:p>
+        </w:tc>
+        <w:tc>
+          <w:tcPr>
+            <w:tcW w:type="dxa" w:w="1440"/>
+          </w:tcPr>
+          <w:p>
+            <w:pPr>
+              <w:spacing w:after="20"/>
+              <w:jc w:val="right"/>
+            </w:pPr>
+            <w:r>
+              <w:rPr>
+                <w:color w:val="1C3A36"/>
+                <w:sz w:val="18"/>
+              </w:rPr>
+              <w:t>0.142</w:t>
+            </w:r>
+          </w:p>
+        </w:tc>
+        <w:tc>
+          <w:tcPr>
+            <w:tcW w:type="dxa" w:w="1080"/>
+          </w:tcPr>
+          <w:p>
+            <w:pPr>
+              <w:spacing w:after="20"/>
+              <w:jc w:val="right"/>
+            </w:pPr>
+            <w:r>
+              <w:rPr>
+                <w:color w:val="1C3A36"/>
+                <w:sz w:val="18"/>
+              </w:rPr>
+              <w:t>153</w:t>
+            </w:r>
+          </w:p>
+        </w:tc>
+        <w:tc>
+          <w:tcPr>
+            <w:tcW w:type="dxa" w:w="1584"/>
+          </w:tcPr>
+          <w:p>
+            <w:pPr>
+              <w:spacing w:after="20"/>
+              <w:jc w:val="right"/>
+            </w:pPr>
+            <w:r>
+              <w:rPr>
+                <w:color w:val="1C3A36"/>
+                <w:sz w:val="18"/>
+              </w:rPr>
+              <w:t>0.205</w:t>
+            </w:r>
+          </w:p>
+        </w:tc>
+      </w:tr>
+      <w:tr>
+        <w:tc>
+          <w:tcPr>
+            <w:tcW w:type="dxa" w:w="4248"/>
+          </w:tcPr>
+          <w:p>
+            <w:pPr>
+              <w:spacing w:after="20"/>
+            </w:pPr>
+            <w:r>
+              <w:rPr>
+                <w:color w:val="1C3A36"/>
+                <w:sz w:val="18"/>
+              </w:rPr>
+              <w:t>Two-year weekly against the index</w:t>
+            </w:r>
+          </w:p>
+        </w:tc>
+        <w:tc>
+          <w:tcPr>
+            <w:tcW w:type="dxa" w:w="1152"/>
+          </w:tcPr>
+          <w:p>
+            <w:pPr>
+              <w:spacing w:after="20"/>
+              <w:jc w:val="right"/>
+            </w:pPr>
+            <w:r>
+              <w:rPr>
+                <w:color w:val="1C3A36"/>
+                <w:sz w:val="18"/>
+              </w:rPr>
+              <w:t>0.890</w:t>
+            </w:r>
+          </w:p>
+        </w:tc>
+        <w:tc>
+          <w:tcPr>
+            <w:tcW w:type="dxa" w:w="1440"/>
+          </w:tcPr>
+          <w:p>
+            <w:pPr>
+              <w:spacing w:after="20"/>
+              <w:jc w:val="right"/>
+            </w:pPr>
+            <w:r>
+              <w:rPr>
+                <w:color w:val="1C3A36"/>
+                <w:sz w:val="18"/>
+              </w:rPr>
+              <w:t>0.109</w:t>
+            </w:r>
+          </w:p>
+        </w:tc>
+        <w:tc>
+          <w:tcPr>
+            <w:tcW w:type="dxa" w:w="1080"/>
+          </w:tcPr>
+          <w:p>
+            <w:pPr>
+              <w:spacing w:after="20"/>
+              <w:jc w:val="right"/>
+            </w:pPr>
+            <w:r>
+              <w:rPr>
+                <w:color w:val="1C3A36"/>
+                <w:sz w:val="18"/>
+              </w:rPr>
+              <w:t>102</w:t>
+            </w:r>
+          </w:p>
+        </w:tc>
+        <w:tc>
+          <w:tcPr>
+            <w:tcW w:type="dxa" w:w="1584"/>
+          </w:tcPr>
+          <w:p>
+            <w:pPr>
+              <w:spacing w:after="20"/>
+              <w:jc w:val="right"/>
+            </w:pPr>
+            <w:r>
+              <w:rPr>
+                <w:color w:val="1C3A36"/>
+                <w:sz w:val="18"/>
+              </w:rPr>
+              <w:t>0.255</w:t>
+            </w:r>
+          </w:p>
+        </w:tc>
+      </w:tr>
+      <w:tr>
+        <w:tc>
+          <w:tcPr>
+            <w:tcW w:type="dxa" w:w="4248"/>
+          </w:tcPr>
+          <w:p>
+            <w:pPr>
+              <w:spacing w:after="20"/>
+            </w:pPr>
+            <w:r>
+              <w:rPr>
+                <w:color w:val="1C3A36"/>
+                <w:sz w:val="18"/>
+              </w:rPr>
+              <w:t>Five-year monthly against the index</w:t>
+            </w:r>
+          </w:p>
+        </w:tc>
+        <w:tc>
+          <w:tcPr>
+            <w:tcW w:type="dxa" w:w="1152"/>
+          </w:tcPr>
+          <w:p>
+            <w:pPr>
+              <w:spacing w:after="20"/>
+              <w:jc w:val="right"/>
+            </w:pPr>
+            <w:r>
+              <w:rPr>
+                <w:color w:val="1C3A36"/>
+                <w:sz w:val="18"/>
+              </w:rPr>
+              <w:t>0.471</w:t>
+            </w:r>
+          </w:p>
+        </w:tc>
+        <w:tc>
+          <w:tcPr>
+            <w:tcW w:type="dxa" w:w="1440"/>
+          </w:tcPr>
+          <w:p>
+            <w:pPr>
+              <w:spacing w:after="20"/>
+              <w:jc w:val="right"/>
+            </w:pPr>
+            <w:r>
+              <w:rPr>
+                <w:color w:val="1C3A36"/>
+                <w:sz w:val="18"/>
+              </w:rPr>
+              <w:t>0.059</w:t>
+            </w:r>
+          </w:p>
+        </w:tc>
+        <w:tc>
+          <w:tcPr>
+            <w:tcW w:type="dxa" w:w="1080"/>
+          </w:tcPr>
+          <w:p>
+            <w:pPr>
+              <w:spacing w:after="20"/>
+              <w:jc w:val="right"/>
+            </w:pPr>
+            <w:r>
+              <w:rPr>
+                <w:color w:val="1C3A36"/>
+                <w:sz w:val="18"/>
+              </w:rPr>
+              <w:t>57</w:t>
+            </w:r>
+          </w:p>
+        </w:tc>
+        <w:tc>
+          <w:tcPr>
+            <w:tcW w:type="dxa" w:w="1584"/>
+          </w:tcPr>
+          <w:p>
+            <w:pPr>
+              <w:spacing w:after="20"/>
+              <w:jc w:val="right"/>
+            </w:pPr>
+            <w:r>
+              <w:rPr>
+                <w:color w:val="1C3A36"/>
+                <w:sz w:val="18"/>
+              </w:rPr>
+              <w:t>0.255</w:t>
+            </w:r>
+          </w:p>
+        </w:tc>
+      </w:tr>
+      <w:tr>
+        <w:tc>
+          <w:tcPr>
+            <w:tcW w:type="dxa" w:w="4248"/>
+          </w:tcPr>
+          <w:p>
+            <w:pPr>
+              <w:spacing w:after="20"/>
+            </w:pPr>
+            <w:r>
+              <w:rPr>
+                <w:color w:val="1C3A36"/>
+                <w:sz w:val="18"/>
+              </w:rPr>
+              <w:t>Five-year weekly against an equal-weight composite of the market</w:t>
+            </w:r>
+          </w:p>
+        </w:tc>
+        <w:tc>
+          <w:tcPr>
+            <w:tcW w:type="dxa" w:w="1152"/>
+          </w:tcPr>
+          <w:p>
+            <w:pPr>
+              <w:spacing w:after="20"/>
+              <w:jc w:val="right"/>
+            </w:pPr>
+            <w:r>
+              <w:rPr>
+                <w:color w:val="1C3A36"/>
+                <w:sz w:val="18"/>
+              </w:rPr>
+              <w:t>0.664</w:t>
+            </w:r>
+          </w:p>
+        </w:tc>
+        <w:tc>
+          <w:tcPr>
+            <w:tcW w:type="dxa" w:w="1440"/>
+          </w:tcPr>
+          <w:p>
+            <w:pPr>
+              <w:spacing w:after="20"/>
+              <w:jc w:val="right"/>
+            </w:pPr>
+            <w:r>
+              <w:rPr>
+                <w:color w:val="1C3A36"/>
+                <w:sz w:val="18"/>
+              </w:rPr>
+              <w:t>0.160</w:t>
+            </w:r>
+          </w:p>
+        </w:tc>
+        <w:tc>
+          <w:tcPr>
+            <w:tcW w:type="dxa" w:w="1080"/>
+          </w:tcPr>
+          <w:p>
+            <w:pPr>
+              <w:spacing w:after="20"/>
+              <w:jc w:val="right"/>
+            </w:pPr>
+            <w:r>
+              <w:rPr>
+                <w:color w:val="1C3A36"/>
+                <w:sz w:val="18"/>
+              </w:rPr>
+              <w:t>249</w:t>
+            </w:r>
+          </w:p>
+        </w:tc>
+        <w:tc>
+          <w:tcPr>
+            <w:tcW w:type="dxa" w:w="1584"/>
+          </w:tcPr>
+          <w:p>
+            <w:pPr>
+              <w:spacing w:after="20"/>
+              <w:jc w:val="right"/>
+            </w:pPr>
+            <w:r>
+              <w:rPr>
+                <w:color w:val="1C3A36"/>
+                <w:sz w:val="18"/>
+              </w:rPr>
+              <w:t>0.097</w:t>
+            </w:r>
+          </w:p>
+        </w:tc>
+      </w:tr>
+      <w:tr>
+        <w:tc>
+          <w:tcPr>
+            <w:tcW w:type="dxa" w:w="4248"/>
+          </w:tcPr>
+          <w:p>
+            <w:pPr>
+              <w:spacing w:after="20"/>
+            </w:pPr>
+            <w:r>
+              <w:rPr>
+                <w:color w:val="1C3A36"/>
+                <w:sz w:val="18"/>
+              </w:rPr>
+              <w:t>Five-year weekly against a turnover-weighted composite</w:t>
+            </w:r>
+          </w:p>
+        </w:tc>
+        <w:tc>
+          <w:tcPr>
+            <w:tcW w:type="dxa" w:w="1152"/>
+          </w:tcPr>
+          <w:p>
+            <w:pPr>
+              <w:spacing w:after="20"/>
+              <w:jc w:val="right"/>
+            </w:pPr>
+            <w:r>
+              <w:rPr>
+                <w:color w:val="1C3A36"/>
+                <w:sz w:val="18"/>
+              </w:rPr>
+              <w:t>0.500</w:t>
+            </w:r>
+          </w:p>
+        </w:tc>
+        <w:tc>
+          <w:tcPr>
+            <w:tcW w:type="dxa" w:w="1440"/>
+          </w:tcPr>
+          <w:p>
+            <w:pPr>
+              <w:spacing w:after="20"/>
+              <w:jc w:val="right"/>
+            </w:pPr>
+            <w:r>
+              <w:rPr>
+                <w:color w:val="1C3A36"/>
+                <w:sz w:val="18"/>
+              </w:rPr>
+              <w:t>0.117</w:t>
+            </w:r>
+          </w:p>
+        </w:tc>
+        <w:tc>
+          <w:tcPr>
+            <w:tcW w:type="dxa" w:w="1080"/>
+          </w:tcPr>
+          <w:p>
+            <w:pPr>
+              <w:spacing w:after="20"/>
+              <w:jc w:val="right"/>
+            </w:pPr>
+            <w:r>
+              <w:rPr>
+                <w:color w:val="1C3A36"/>
+                <w:sz w:val="18"/>
+              </w:rPr>
+              <w:t>249</w:t>
+            </w:r>
+          </w:p>
+        </w:tc>
+        <w:tc>
+          <w:tcPr>
+            <w:tcW w:type="dxa" w:w="1584"/>
+          </w:tcPr>
+          <w:p>
+            <w:pPr>
+              <w:spacing w:after="20"/>
+              <w:jc w:val="right"/>
+            </w:pPr>
+            <w:r>
+              <w:rPr>
+                <w:color w:val="1C3A36"/>
+                <w:sz w:val="18"/>
+              </w:rPr>
+              <w:t>0.087</w:t>
+            </w:r>
+          </w:p>
+        </w:tc>
+      </w:tr>
+    </w:tbl>
+    <w:p>
+      <w:pPr>
+        <w:spacing w:after="40"/>
+      </w:pPr>
+    </w:p>
+    <w:p>
+      <w:pPr>
+        <w:spacing w:after="80" w:before="0"/>
+      </w:pPr>
+      <w:r>
+        <w:rPr>
+          <w:b w:val="0"/>
+          <w:i w:val="0"/>
+          <w:color w:val="1C3A36"/>
+          <w:sz w:val="21"/>
+        </w:rPr>
+        <w:t>Three things in that table matter. First, the published index is the regressor, not a composite: an equal-weight average of the market's constituents under-weights the large-capitalisation names the index is concentrated in, and here that difference is worth +0.132 of beta — about 64 basis points on the cost of equity. The two series are far from interchangeable despite a weekly return correlation of 0.84.</w:t>
+      </w:r>
+    </w:p>
+    <w:p>
+      <w:pPr>
+        <w:spacing w:after="80" w:before="0"/>
+      </w:pPr>
+      <w:r>
+        <w:rPr>
+          <w:b w:val="0"/>
+          <w:i w:val="0"/>
+          <w:color w:val="1C3A36"/>
+          <w:sz w:val="21"/>
+        </w:rPr>
+        <w:t>Second, the estimate is not stable across windows. The three-year window gives 1.025 — above one — and the monthly regression gives 0.471. The five-year weekly run is adopted because it has the most observations and the tightest standard error, not because it is the middle of the range. A reader who prefers the three-year window should read the beta row of the sensitivity table in section 1.9 and take the answer there.</w:t>
+      </w:r>
+    </w:p>
+    <w:p>
+      <w:pPr>
+        <w:spacing w:after="80" w:before="0"/>
+      </w:pPr>
+      <w:r>
+        <w:rPr>
+          <w:b w:val="0"/>
+          <w:i w:val="0"/>
+          <w:color w:val="1C3A36"/>
+          <w:sz w:val="21"/>
+        </w:rPr>
+        <w:t>Third, one is no longer outside the confidence interval. The 90% interval reaches 1.01. A contracted revenue stream from a state counterparty ought to be defensive, and on the five-year weekly measure it is, but the evidence for that is weaker than a point estimate suggests. The sensitivity to beta is published in section 1.9 for exactly that reason, and it is the largest single sensitivity in this study.</w:t>
+      </w:r>
+    </w:p>
+    <w:p>
+      <w:pPr>
         <w:spacing w:after="120" w:before="0"/>
       </w:pPr>
       <w:r>
@@ -11146,7 +11985,7 @@
           <w:color w:val="1C3A36"/>
           <w:sz w:val="21"/>
         </w:rPr>
-        <w:t>The beta is the company's own: a five-year weekly regression of its returns against an equal-weight Abu Dhabi composite built from the full committed price library, giving 0.664 on 249 weekly observations with an R-squared of 0.160, a standard error of 0.097 and a 90% interval of 0.50 to 0.82. Because the listing dates from October 2021 a full five-year window exists, so no peer beta is needed. Two robustness checks are carried rather than hidden: weighting the composite by traded value gives 0.500, and a two-year window gives 0.520. All three are well below one, which is what a contracted revenue stream from a state counterparty should look like — and all three are below the level at which the valuation would fall to the market price. The sensitivity to beta is published in section 1.9 for that reason.</w:t>
+        <w:t>One disclosure on timing: the index series runs to 2026-07-24 while the price series runs to 2026-08-07, so the regression's overlap ends 14 days before the valuation anchor. That costs two of roughly 250 weekly observations and does not move the estimate, but it is stated rather than passed over.</w:t>
       </w:r>
     </w:p>
     <w:p>
@@ -11240,15 +12079,15 @@
         <w:tblLayout w:type="fixed"/>
       </w:tblPr>
       <w:tblGrid>
-        <w:gridCol w:w="2664"/>
-        <w:gridCol w:w="2232"/>
-        <w:gridCol w:w="2664"/>
+        <w:gridCol w:w="2520"/>
         <w:gridCol w:w="2088"/>
+        <w:gridCol w:w="2520"/>
+        <w:gridCol w:w="2952"/>
       </w:tblGrid>
       <w:tr>
         <w:tc>
           <w:tcPr>
-            <w:tcW w:type="dxa" w:w="2664"/>
+            <w:tcW w:type="dxa" w:w="2520"/>
             <w:shd w:val="clear" w:color="auto" w:fill="EAF0EE"/>
           </w:tcPr>
           <w:p>
@@ -11262,44 +12101,6 @@
                 <w:sz w:val="18"/>
               </w:rPr>
               <w:t>Driver</w:t>
-            </w:r>
-          </w:p>
-        </w:tc>
-        <w:tc>
-          <w:tcPr>
-            <w:tcW w:type="dxa" w:w="2232"/>
-            <w:shd w:val="clear" w:color="auto" w:fill="EAF0EE"/>
-          </w:tcPr>
-          <w:p>
-            <w:pPr>
-              <w:spacing w:after="20"/>
-            </w:pPr>
-            <w:r>
-              <w:rPr>
-                <w:b/>
-                <w:color w:val="1C3A36"/>
-                <w:sz w:val="18"/>
-              </w:rPr>
-              <w:t>Move</w:t>
-            </w:r>
-          </w:p>
-        </w:tc>
-        <w:tc>
-          <w:tcPr>
-            <w:tcW w:type="dxa" w:w="2664"/>
-            <w:shd w:val="clear" w:color="auto" w:fill="EAF0EE"/>
-          </w:tcPr>
-          <w:p>
-            <w:pPr>
-              <w:spacing w:after="20"/>
-            </w:pPr>
-            <w:r>
-              <w:rPr>
-                <w:b/>
-                <w:color w:val="1C3A36"/>
-                <w:sz w:val="18"/>
-              </w:rPr>
-              <w:t>Value per share (AED)</w:t>
             </w:r>
           </w:p>
         </w:tc>
@@ -11318,7 +12119,45 @@
                 <w:color w:val="1C3A36"/>
                 <w:sz w:val="18"/>
               </w:rPr>
-              <w:t>Change</w:t>
+              <w:t>Move</w:t>
+            </w:r>
+          </w:p>
+        </w:tc>
+        <w:tc>
+          <w:tcPr>
+            <w:tcW w:type="dxa" w:w="2520"/>
+            <w:shd w:val="clear" w:color="auto" w:fill="EAF0EE"/>
+          </w:tcPr>
+          <w:p>
+            <w:pPr>
+              <w:spacing w:after="20"/>
+            </w:pPr>
+            <w:r>
+              <w:rPr>
+                <w:b/>
+                <w:color w:val="1C3A36"/>
+                <w:sz w:val="18"/>
+              </w:rPr>
+              <w:t>Value per share (AED)</w:t>
+            </w:r>
+          </w:p>
+        </w:tc>
+        <w:tc>
+          <w:tcPr>
+            <w:tcW w:type="dxa" w:w="2952"/>
+            <w:shd w:val="clear" w:color="auto" w:fill="EAF0EE"/>
+          </w:tcPr>
+          <w:p>
+            <w:pPr>
+              <w:spacing w:after="20"/>
+            </w:pPr>
+            <w:r>
+              <w:rPr>
+                <w:b/>
+                <w:color w:val="1C3A36"/>
+                <w:sz w:val="18"/>
+              </w:rPr>
+              <w:t>Change against the base</w:t>
             </w:r>
           </w:p>
         </w:tc>
@@ -11326,7 +12165,7 @@
       <w:tr>
         <w:tc>
           <w:tcPr>
-            <w:tcW w:type="dxa" w:w="2664"/>
+            <w:tcW w:type="dxa" w:w="2520"/>
           </w:tcPr>
           <w:p>
             <w:pPr>
@@ -11343,7 +12182,7 @@
         </w:tc>
         <w:tc>
           <w:tcPr>
-            <w:tcW w:type="dxa" w:w="2232"/>
+            <w:tcW w:type="dxa" w:w="2088"/>
           </w:tcPr>
           <w:p>
             <w:pPr>
@@ -11361,7 +12200,7 @@
         </w:tc>
         <w:tc>
           <w:tcPr>
-            <w:tcW w:type="dxa" w:w="2664"/>
+            <w:tcW w:type="dxa" w:w="2520"/>
           </w:tcPr>
           <w:p>
             <w:pPr>
@@ -11379,19 +12218,19 @@
         </w:tc>
         <w:tc>
           <w:tcPr>
-            <w:tcW w:type="dxa" w:w="2088"/>
-          </w:tcPr>
-          <w:p>
-            <w:pPr>
-              <w:spacing w:after="20"/>
-              <w:jc w:val="right"/>
-            </w:pPr>
-            <w:r>
-              <w:rPr>
-                <w:color w:val="1C3A36"/>
-                <w:sz w:val="18"/>
-              </w:rPr>
-              <w:t>18.2%</w:t>
+            <w:tcW w:type="dxa" w:w="2952"/>
+          </w:tcPr>
+          <w:p>
+            <w:pPr>
+              <w:spacing w:after="20"/>
+              <w:jc w:val="right"/>
+            </w:pPr>
+            <w:r>
+              <w:rPr>
+                <w:color w:val="1C3A36"/>
+                <w:sz w:val="18"/>
+              </w:rPr>
+              <w:t>33.0%</w:t>
             </w:r>
           </w:p>
         </w:tc>
@@ -11399,7 +12238,7 @@
       <w:tr>
         <w:tc>
           <w:tcPr>
-            <w:tcW w:type="dxa" w:w="2664"/>
+            <w:tcW w:type="dxa" w:w="2520"/>
           </w:tcPr>
           <w:p>
             <w:pPr>
@@ -11416,42 +12255,6 @@
         </w:tc>
         <w:tc>
           <w:tcPr>
-            <w:tcW w:type="dxa" w:w="2232"/>
-          </w:tcPr>
-          <w:p>
-            <w:pPr>
-              <w:spacing w:after="20"/>
-              <w:jc w:val="right"/>
-            </w:pPr>
-            <w:r>
-              <w:rPr>
-                <w:color w:val="1C3A36"/>
-                <w:sz w:val="18"/>
-              </w:rPr>
-              <w:t>0.600</w:t>
-            </w:r>
-          </w:p>
-        </w:tc>
-        <w:tc>
-          <w:tcPr>
-            <w:tcW w:type="dxa" w:w="2664"/>
-          </w:tcPr>
-          <w:p>
-            <w:pPr>
-              <w:spacing w:after="20"/>
-              <w:jc w:val="right"/>
-            </w:pPr>
-            <w:r>
-              <w:rPr>
-                <w:color w:val="1C3A36"/>
-                <w:sz w:val="18"/>
-              </w:rPr>
-              <w:t>6.65</w:t>
-            </w:r>
-          </w:p>
-        </w:tc>
-        <w:tc>
-          <w:tcPr>
             <w:tcW w:type="dxa" w:w="2088"/>
           </w:tcPr>
           <w:p>
@@ -11464,7 +12267,43 @@
                 <w:color w:val="1C3A36"/>
                 <w:sz w:val="18"/>
               </w:rPr>
-              <w:t>6.4%</w:t>
+              <w:t>0.664</w:t>
+            </w:r>
+          </w:p>
+        </w:tc>
+        <w:tc>
+          <w:tcPr>
+            <w:tcW w:type="dxa" w:w="2520"/>
+          </w:tcPr>
+          <w:p>
+            <w:pPr>
+              <w:spacing w:after="20"/>
+              <w:jc w:val="right"/>
+            </w:pPr>
+            <w:r>
+              <w:rPr>
+                <w:color w:val="1C3A36"/>
+                <w:sz w:val="18"/>
+              </w:rPr>
+              <w:t>6.25</w:t>
+            </w:r>
+          </w:p>
+        </w:tc>
+        <w:tc>
+          <w:tcPr>
+            <w:tcW w:type="dxa" w:w="2952"/>
+          </w:tcPr>
+          <w:p>
+            <w:pPr>
+              <w:spacing w:after="20"/>
+              <w:jc w:val="right"/>
+            </w:pPr>
+            <w:r>
+              <w:rPr>
+                <w:color w:val="1C3A36"/>
+                <w:sz w:val="18"/>
+              </w:rPr>
+              <w:t>12.5%</w:t>
             </w:r>
           </w:p>
         </w:tc>
@@ -11472,7 +12311,7 @@
       <w:tr>
         <w:tc>
           <w:tcPr>
-            <w:tcW w:type="dxa" w:w="2664"/>
+            <w:tcW w:type="dxa" w:w="2520"/>
           </w:tcPr>
           <w:p>
             <w:pPr>
@@ -11489,42 +12328,6 @@
         </w:tc>
         <w:tc>
           <w:tcPr>
-            <w:tcW w:type="dxa" w:w="2232"/>
-          </w:tcPr>
-          <w:p>
-            <w:pPr>
-              <w:spacing w:after="20"/>
-              <w:jc w:val="right"/>
-            </w:pPr>
-            <w:r>
-              <w:rPr>
-                <w:color w:val="1C3A36"/>
-                <w:sz w:val="18"/>
-              </w:rPr>
-              <w:t>0.664</w:t>
-            </w:r>
-          </w:p>
-        </w:tc>
-        <w:tc>
-          <w:tcPr>
-            <w:tcW w:type="dxa" w:w="2664"/>
-          </w:tcPr>
-          <w:p>
-            <w:pPr>
-              <w:spacing w:after="20"/>
-              <w:jc w:val="right"/>
-            </w:pPr>
-            <w:r>
-              <w:rPr>
-                <w:color w:val="1C3A36"/>
-                <w:sz w:val="18"/>
-              </w:rPr>
-              <w:t>6.25</w:t>
-            </w:r>
-          </w:p>
-        </w:tc>
-        <w:tc>
-          <w:tcPr>
             <w:tcW w:type="dxa" w:w="2088"/>
           </w:tcPr>
           <w:p>
@@ -11537,7 +12340,43 @@
                 <w:color w:val="1C3A36"/>
                 <w:sz w:val="18"/>
               </w:rPr>
-              <w:t>-0.0%</w:t>
+              <w:t>0.795</w:t>
+            </w:r>
+          </w:p>
+        </w:tc>
+        <w:tc>
+          <w:tcPr>
+            <w:tcW w:type="dxa" w:w="2520"/>
+          </w:tcPr>
+          <w:p>
+            <w:pPr>
+              <w:spacing w:after="20"/>
+              <w:jc w:val="right"/>
+            </w:pPr>
+            <w:r>
+              <w:rPr>
+                <w:color w:val="1C3A36"/>
+                <w:sz w:val="18"/>
+              </w:rPr>
+              <w:t>5.55</w:t>
+            </w:r>
+          </w:p>
+        </w:tc>
+        <w:tc>
+          <w:tcPr>
+            <w:tcW w:type="dxa" w:w="2952"/>
+          </w:tcPr>
+          <w:p>
+            <w:pPr>
+              <w:spacing w:after="20"/>
+              <w:jc w:val="right"/>
+            </w:pPr>
+            <w:r>
+              <w:rPr>
+                <w:color w:val="1C3A36"/>
+                <w:sz w:val="18"/>
+              </w:rPr>
+              <w:t>base case</w:t>
             </w:r>
           </w:p>
         </w:tc>
@@ -11545,7 +12384,7 @@
       <w:tr>
         <w:tc>
           <w:tcPr>
-            <w:tcW w:type="dxa" w:w="2664"/>
+            <w:tcW w:type="dxa" w:w="2520"/>
           </w:tcPr>
           <w:p>
             <w:pPr>
@@ -11562,42 +12401,6 @@
         </w:tc>
         <w:tc>
           <w:tcPr>
-            <w:tcW w:type="dxa" w:w="2232"/>
-          </w:tcPr>
-          <w:p>
-            <w:pPr>
-              <w:spacing w:after="20"/>
-              <w:jc w:val="right"/>
-            </w:pPr>
-            <w:r>
-              <w:rPr>
-                <w:color w:val="1C3A36"/>
-                <w:sz w:val="18"/>
-              </w:rPr>
-              <w:t>0.800</w:t>
-            </w:r>
-          </w:p>
-        </w:tc>
-        <w:tc>
-          <w:tcPr>
-            <w:tcW w:type="dxa" w:w="2664"/>
-          </w:tcPr>
-          <w:p>
-            <w:pPr>
-              <w:spacing w:after="20"/>
-              <w:jc w:val="right"/>
-            </w:pPr>
-            <w:r>
-              <w:rPr>
-                <w:color w:val="1C3A36"/>
-                <w:sz w:val="18"/>
-              </w:rPr>
-              <w:t>5.53</w:t>
-            </w:r>
-          </w:p>
-        </w:tc>
-        <w:tc>
-          <w:tcPr>
             <w:tcW w:type="dxa" w:w="2088"/>
           </w:tcPr>
           <w:p>
@@ -11610,7 +12413,43 @@
                 <w:color w:val="1C3A36"/>
                 <w:sz w:val="18"/>
               </w:rPr>
-              <w:t>-11.5%</w:t>
+              <w:t>0.900</w:t>
+            </w:r>
+          </w:p>
+        </w:tc>
+        <w:tc>
+          <w:tcPr>
+            <w:tcW w:type="dxa" w:w="2520"/>
+          </w:tcPr>
+          <w:p>
+            <w:pPr>
+              <w:spacing w:after="20"/>
+              <w:jc w:val="right"/>
+            </w:pPr>
+            <w:r>
+              <w:rPr>
+                <w:color w:val="1C3A36"/>
+                <w:sz w:val="18"/>
+              </w:rPr>
+              <w:t>5.09</w:t>
+            </w:r>
+          </w:p>
+        </w:tc>
+        <w:tc>
+          <w:tcPr>
+            <w:tcW w:type="dxa" w:w="2952"/>
+          </w:tcPr>
+          <w:p>
+            <w:pPr>
+              <w:spacing w:after="20"/>
+              <w:jc w:val="right"/>
+            </w:pPr>
+            <w:r>
+              <w:rPr>
+                <w:color w:val="1C3A36"/>
+                <w:sz w:val="18"/>
+              </w:rPr>
+              <w:t>-8.3%</w:t>
             </w:r>
           </w:p>
         </w:tc>
@@ -11618,7 +12457,7 @@
       <w:tr>
         <w:tc>
           <w:tcPr>
-            <w:tcW w:type="dxa" w:w="2664"/>
+            <w:tcW w:type="dxa" w:w="2520"/>
           </w:tcPr>
           <w:p>
             <w:pPr>
@@ -11635,42 +12474,6 @@
         </w:tc>
         <w:tc>
           <w:tcPr>
-            <w:tcW w:type="dxa" w:w="2232"/>
-          </w:tcPr>
-          <w:p>
-            <w:pPr>
-              <w:spacing w:after="20"/>
-              <w:jc w:val="right"/>
-            </w:pPr>
-            <w:r>
-              <w:rPr>
-                <w:color w:val="1C3A36"/>
-                <w:sz w:val="18"/>
-              </w:rPr>
-              <w:t>1.000</w:t>
-            </w:r>
-          </w:p>
-        </w:tc>
-        <w:tc>
-          <w:tcPr>
-            <w:tcW w:type="dxa" w:w="2664"/>
-          </w:tcPr>
-          <w:p>
-            <w:pPr>
-              <w:spacing w:after="20"/>
-              <w:jc w:val="right"/>
-            </w:pPr>
-            <w:r>
-              <w:rPr>
-                <w:color w:val="1C3A36"/>
-                <w:sz w:val="18"/>
-              </w:rPr>
-              <w:t>4.72</w:t>
-            </w:r>
-          </w:p>
-        </w:tc>
-        <w:tc>
-          <w:tcPr>
             <w:tcW w:type="dxa" w:w="2088"/>
           </w:tcPr>
           <w:p>
@@ -11683,7 +12486,43 @@
                 <w:color w:val="1C3A36"/>
                 <w:sz w:val="18"/>
               </w:rPr>
-              <w:t>-24.4%</w:t>
+              <w:t>1.010</w:t>
+            </w:r>
+          </w:p>
+        </w:tc>
+        <w:tc>
+          <w:tcPr>
+            <w:tcW w:type="dxa" w:w="2520"/>
+          </w:tcPr>
+          <w:p>
+            <w:pPr>
+              <w:spacing w:after="20"/>
+              <w:jc w:val="right"/>
+            </w:pPr>
+            <w:r>
+              <w:rPr>
+                <w:color w:val="1C3A36"/>
+                <w:sz w:val="18"/>
+              </w:rPr>
+              <w:t>4.69</w:t>
+            </w:r>
+          </w:p>
+        </w:tc>
+        <w:tc>
+          <w:tcPr>
+            <w:tcW w:type="dxa" w:w="2952"/>
+          </w:tcPr>
+          <w:p>
+            <w:pPr>
+              <w:spacing w:after="20"/>
+              <w:jc w:val="right"/>
+            </w:pPr>
+            <w:r>
+              <w:rPr>
+                <w:color w:val="1C3A36"/>
+                <w:sz w:val="18"/>
+              </w:rPr>
+              <w:t>-15.6%</w:t>
             </w:r>
           </w:p>
         </w:tc>
@@ -11691,7 +12530,7 @@
       <w:tr>
         <w:tc>
           <w:tcPr>
-            <w:tcW w:type="dxa" w:w="2664"/>
+            <w:tcW w:type="dxa" w:w="2520"/>
           </w:tcPr>
           <w:p>
             <w:pPr>
@@ -11708,7 +12547,7 @@
         </w:tc>
         <w:tc>
           <w:tcPr>
-            <w:tcW w:type="dxa" w:w="2232"/>
+            <w:tcW w:type="dxa" w:w="2088"/>
           </w:tcPr>
           <w:p>
             <w:pPr>
@@ -11726,37 +12565,37 @@
         </w:tc>
         <w:tc>
           <w:tcPr>
-            <w:tcW w:type="dxa" w:w="2664"/>
-          </w:tcPr>
-          <w:p>
-            <w:pPr>
-              <w:spacing w:after="20"/>
-              <w:jc w:val="right"/>
-            </w:pPr>
-            <w:r>
-              <w:rPr>
-                <w:color w:val="1C3A36"/>
-                <w:sz w:val="18"/>
-              </w:rPr>
-              <w:t>5.47</w:t>
-            </w:r>
-          </w:p>
-        </w:tc>
-        <w:tc>
-          <w:tcPr>
-            <w:tcW w:type="dxa" w:w="2088"/>
-          </w:tcPr>
-          <w:p>
-            <w:pPr>
-              <w:spacing w:after="20"/>
-              <w:jc w:val="right"/>
-            </w:pPr>
-            <w:r>
-              <w:rPr>
-                <w:color w:val="1C3A36"/>
-                <w:sz w:val="18"/>
-              </w:rPr>
-              <w:t>-12.4%</w:t>
+            <w:tcW w:type="dxa" w:w="2520"/>
+          </w:tcPr>
+          <w:p>
+            <w:pPr>
+              <w:spacing w:after="20"/>
+              <w:jc w:val="right"/>
+            </w:pPr>
+            <w:r>
+              <w:rPr>
+                <w:color w:val="1C3A36"/>
+                <w:sz w:val="18"/>
+              </w:rPr>
+              <w:t>4.86</w:t>
+            </w:r>
+          </w:p>
+        </w:tc>
+        <w:tc>
+          <w:tcPr>
+            <w:tcW w:type="dxa" w:w="2952"/>
+          </w:tcPr>
+          <w:p>
+            <w:pPr>
+              <w:spacing w:after="20"/>
+              <w:jc w:val="right"/>
+            </w:pPr>
+            <w:r>
+              <w:rPr>
+                <w:color w:val="1C3A36"/>
+                <w:sz w:val="18"/>
+              </w:rPr>
+              <w:t>-12.5%</w:t>
             </w:r>
           </w:p>
         </w:tc>
@@ -11764,7 +12603,7 @@
       <w:tr>
         <w:tc>
           <w:tcPr>
-            <w:tcW w:type="dxa" w:w="2664"/>
+            <w:tcW w:type="dxa" w:w="2520"/>
           </w:tcPr>
           <w:p>
             <w:pPr>
@@ -11781,7 +12620,7 @@
         </w:tc>
         <w:tc>
           <w:tcPr>
-            <w:tcW w:type="dxa" w:w="2232"/>
+            <w:tcW w:type="dxa" w:w="2088"/>
           </w:tcPr>
           <w:p>
             <w:pPr>
@@ -11799,37 +12638,37 @@
         </w:tc>
         <w:tc>
           <w:tcPr>
-            <w:tcW w:type="dxa" w:w="2664"/>
-          </w:tcPr>
-          <w:p>
-            <w:pPr>
-              <w:spacing w:after="20"/>
-              <w:jc w:val="right"/>
-            </w:pPr>
-            <w:r>
-              <w:rPr>
-                <w:color w:val="1C3A36"/>
-                <w:sz w:val="18"/>
-              </w:rPr>
-              <w:t>5.86</w:t>
-            </w:r>
-          </w:p>
-        </w:tc>
-        <w:tc>
-          <w:tcPr>
-            <w:tcW w:type="dxa" w:w="2088"/>
-          </w:tcPr>
-          <w:p>
-            <w:pPr>
-              <w:spacing w:after="20"/>
-              <w:jc w:val="right"/>
-            </w:pPr>
-            <w:r>
-              <w:rPr>
-                <w:color w:val="1C3A36"/>
-                <w:sz w:val="18"/>
-              </w:rPr>
-              <w:t>-6.2%</w:t>
+            <w:tcW w:type="dxa" w:w="2520"/>
+          </w:tcPr>
+          <w:p>
+            <w:pPr>
+              <w:spacing w:after="20"/>
+              <w:jc w:val="right"/>
+            </w:pPr>
+            <w:r>
+              <w:rPr>
+                <w:color w:val="1C3A36"/>
+                <w:sz w:val="18"/>
+              </w:rPr>
+              <w:t>5.21</w:t>
+            </w:r>
+          </w:p>
+        </w:tc>
+        <w:tc>
+          <w:tcPr>
+            <w:tcW w:type="dxa" w:w="2952"/>
+          </w:tcPr>
+          <w:p>
+            <w:pPr>
+              <w:spacing w:after="20"/>
+              <w:jc w:val="right"/>
+            </w:pPr>
+            <w:r>
+              <w:rPr>
+                <w:color w:val="1C3A36"/>
+                <w:sz w:val="18"/>
+              </w:rPr>
+              <w:t>-6.3%</w:t>
             </w:r>
           </w:p>
         </w:tc>
@@ -11837,7 +12676,7 @@
       <w:tr>
         <w:tc>
           <w:tcPr>
-            <w:tcW w:type="dxa" w:w="2664"/>
+            <w:tcW w:type="dxa" w:w="2520"/>
           </w:tcPr>
           <w:p>
             <w:pPr>
@@ -11854,7 +12693,7 @@
         </w:tc>
         <w:tc>
           <w:tcPr>
-            <w:tcW w:type="dxa" w:w="2232"/>
+            <w:tcW w:type="dxa" w:w="2088"/>
           </w:tcPr>
           <w:p>
             <w:pPr>
@@ -11872,37 +12711,37 @@
         </w:tc>
         <w:tc>
           <w:tcPr>
-            <w:tcW w:type="dxa" w:w="2664"/>
-          </w:tcPr>
-          <w:p>
-            <w:pPr>
-              <w:spacing w:after="20"/>
-              <w:jc w:val="right"/>
-            </w:pPr>
-            <w:r>
-              <w:rPr>
-                <w:color w:val="1C3A36"/>
-                <w:sz w:val="18"/>
-              </w:rPr>
-              <w:t>6.25</w:t>
-            </w:r>
-          </w:p>
-        </w:tc>
-        <w:tc>
-          <w:tcPr>
-            <w:tcW w:type="dxa" w:w="2088"/>
-          </w:tcPr>
-          <w:p>
-            <w:pPr>
-              <w:spacing w:after="20"/>
-              <w:jc w:val="right"/>
-            </w:pPr>
-            <w:r>
-              <w:rPr>
-                <w:color w:val="1C3A36"/>
-                <w:sz w:val="18"/>
-              </w:rPr>
-              <w:t>-0.0%</w:t>
+            <w:tcW w:type="dxa" w:w="2520"/>
+          </w:tcPr>
+          <w:p>
+            <w:pPr>
+              <w:spacing w:after="20"/>
+              <w:jc w:val="right"/>
+            </w:pPr>
+            <w:r>
+              <w:rPr>
+                <w:color w:val="1C3A36"/>
+                <w:sz w:val="18"/>
+              </w:rPr>
+              <w:t>5.55</w:t>
+            </w:r>
+          </w:p>
+        </w:tc>
+        <w:tc>
+          <w:tcPr>
+            <w:tcW w:type="dxa" w:w="2952"/>
+          </w:tcPr>
+          <w:p>
+            <w:pPr>
+              <w:spacing w:after="20"/>
+              <w:jc w:val="right"/>
+            </w:pPr>
+            <w:r>
+              <w:rPr>
+                <w:color w:val="1C3A36"/>
+                <w:sz w:val="18"/>
+              </w:rPr>
+              <w:t>base case</w:t>
             </w:r>
           </w:p>
         </w:tc>
@@ -11910,7 +12749,7 @@
       <w:tr>
         <w:tc>
           <w:tcPr>
-            <w:tcW w:type="dxa" w:w="2664"/>
+            <w:tcW w:type="dxa" w:w="2520"/>
           </w:tcPr>
           <w:p>
             <w:pPr>
@@ -11927,7 +12766,7 @@
         </w:tc>
         <w:tc>
           <w:tcPr>
-            <w:tcW w:type="dxa" w:w="2232"/>
+            <w:tcW w:type="dxa" w:w="2088"/>
           </w:tcPr>
           <w:p>
             <w:pPr>
@@ -11945,37 +12784,37 @@
         </w:tc>
         <w:tc>
           <w:tcPr>
-            <w:tcW w:type="dxa" w:w="2664"/>
-          </w:tcPr>
-          <w:p>
-            <w:pPr>
-              <w:spacing w:after="20"/>
-              <w:jc w:val="right"/>
-            </w:pPr>
-            <w:r>
-              <w:rPr>
-                <w:color w:val="1C3A36"/>
-                <w:sz w:val="18"/>
-              </w:rPr>
-              <w:t>6.64</w:t>
-            </w:r>
-          </w:p>
-        </w:tc>
-        <w:tc>
-          <w:tcPr>
-            <w:tcW w:type="dxa" w:w="2088"/>
-          </w:tcPr>
-          <w:p>
-            <w:pPr>
-              <w:spacing w:after="20"/>
-              <w:jc w:val="right"/>
-            </w:pPr>
-            <w:r>
-              <w:rPr>
-                <w:color w:val="1C3A36"/>
-                <w:sz w:val="18"/>
-              </w:rPr>
-              <w:t>6.2%</w:t>
+            <w:tcW w:type="dxa" w:w="2520"/>
+          </w:tcPr>
+          <w:p>
+            <w:pPr>
+              <w:spacing w:after="20"/>
+              <w:jc w:val="right"/>
+            </w:pPr>
+            <w:r>
+              <w:rPr>
+                <w:color w:val="1C3A36"/>
+                <w:sz w:val="18"/>
+              </w:rPr>
+              <w:t>5.90</w:t>
+            </w:r>
+          </w:p>
+        </w:tc>
+        <w:tc>
+          <w:tcPr>
+            <w:tcW w:type="dxa" w:w="2952"/>
+          </w:tcPr>
+          <w:p>
+            <w:pPr>
+              <w:spacing w:after="20"/>
+              <w:jc w:val="right"/>
+            </w:pPr>
+            <w:r>
+              <w:rPr>
+                <w:color w:val="1C3A36"/>
+                <w:sz w:val="18"/>
+              </w:rPr>
+              <w:t>6.3%</w:t>
             </w:r>
           </w:p>
         </w:tc>
@@ -11983,7 +12822,7 @@
       <w:tr>
         <w:tc>
           <w:tcPr>
-            <w:tcW w:type="dxa" w:w="2664"/>
+            <w:tcW w:type="dxa" w:w="2520"/>
           </w:tcPr>
           <w:p>
             <w:pPr>
@@ -12000,7 +12839,7 @@
         </w:tc>
         <w:tc>
           <w:tcPr>
-            <w:tcW w:type="dxa" w:w="2232"/>
+            <w:tcW w:type="dxa" w:w="2088"/>
           </w:tcPr>
           <w:p>
             <w:pPr>
@@ -12018,37 +12857,37 @@
         </w:tc>
         <w:tc>
           <w:tcPr>
-            <w:tcW w:type="dxa" w:w="2664"/>
-          </w:tcPr>
-          <w:p>
-            <w:pPr>
-              <w:spacing w:after="20"/>
-              <w:jc w:val="right"/>
-            </w:pPr>
-            <w:r>
-              <w:rPr>
-                <w:color w:val="1C3A36"/>
-                <w:sz w:val="18"/>
-              </w:rPr>
-              <w:t>7.02</w:t>
-            </w:r>
-          </w:p>
-        </w:tc>
-        <w:tc>
-          <w:tcPr>
-            <w:tcW w:type="dxa" w:w="2088"/>
-          </w:tcPr>
-          <w:p>
-            <w:pPr>
-              <w:spacing w:after="20"/>
-              <w:jc w:val="right"/>
-            </w:pPr>
-            <w:r>
-              <w:rPr>
-                <w:color w:val="1C3A36"/>
-                <w:sz w:val="18"/>
-              </w:rPr>
-              <w:t>12.4%</w:t>
+            <w:tcW w:type="dxa" w:w="2520"/>
+          </w:tcPr>
+          <w:p>
+            <w:pPr>
+              <w:spacing w:after="20"/>
+              <w:jc w:val="right"/>
+            </w:pPr>
+            <w:r>
+              <w:rPr>
+                <w:color w:val="1C3A36"/>
+                <w:sz w:val="18"/>
+              </w:rPr>
+              <w:t>6.25</w:t>
+            </w:r>
+          </w:p>
+        </w:tc>
+        <w:tc>
+          <w:tcPr>
+            <w:tcW w:type="dxa" w:w="2952"/>
+          </w:tcPr>
+          <w:p>
+            <w:pPr>
+              <w:spacing w:after="20"/>
+              <w:jc w:val="right"/>
+            </w:pPr>
+            <w:r>
+              <w:rPr>
+                <w:color w:val="1C3A36"/>
+                <w:sz w:val="18"/>
+              </w:rPr>
+              <w:t>12.5%</w:t>
             </w:r>
           </w:p>
         </w:tc>
@@ -12070,7 +12909,7 @@
           <w:color w:val="1C3A36"/>
           <w:sz w:val="21"/>
         </w:rPr>
-        <w:t>The single most powerful driver is the beta, and it is the one input in the whole model that is estimated from market data rather than read from a filing. At a beta of 1.00 — the level a reader who distrusts a 0.66 regression might impose — the continued-expansion case falls to AED 4.72, well below the market price. That is stated here rather than buried in a footnote because it is the quickest way to overturn this study.</w:t>
+        <w:t>The single most powerful driver is the beta, and it is the one input in the whole model that is estimated from market data rather than read from a filing. Across the range the regressions in section 1.8 actually produced — from 0.50 on a turnover-weighted composite to 1.01 at the top of the adopted regression's own confidence interval — the continued-expansion case runs from AED 7.39 down to AED 4.69. That is a spread of AED 2.70, wider than the gap between the two terminal cases and wider than the gap between the central and the market price. It is stated here rather than buried in a footnote because it is the quickest way to overturn this study — in either direction.</w:t>
       </w:r>
     </w:p>
     <w:p>
@@ -14368,7 +15207,7 @@
                 <w:color w:val="1C3A36"/>
                 <w:sz w:val="17"/>
               </w:rPr>
-              <w:t>6.25</w:t>
+              <w:t>5.55</w:t>
             </w:r>
           </w:p>
         </w:tc>
@@ -14459,7 +15298,7 @@
                 <w:color w:val="1C3A36"/>
                 <w:sz w:val="17"/>
               </w:rPr>
-              <w:t>5.40</w:t>
+              <w:t>4.88</w:t>
             </w:r>
           </w:p>
         </w:tc>
@@ -14641,7 +15480,7 @@
                 <w:color w:val="1C3A36"/>
                 <w:sz w:val="17"/>
               </w:rPr>
-              <w:t>6.41</w:t>
+              <w:t>5.71</w:t>
             </w:r>
           </w:p>
         </w:tc>
@@ -14732,7 +15571,7 @@
                 <w:color w:val="1C3A36"/>
                 <w:sz w:val="17"/>
               </w:rPr>
-              <w:t>5.57</w:t>
+              <w:t>5.03</w:t>
             </w:r>
           </w:p>
         </w:tc>
@@ -15722,7 +16561,7 @@
                 <w:color w:val="1C3A36"/>
                 <w:sz w:val="17"/>
               </w:rPr>
-              <w:t>The beta of 0.66 does more work than any other input</w:t>
+              <w:t>The beta of 0.80 does more work than any other input, and it is not stable across estimation windows</w:t>
             </w:r>
           </w:p>
         </w:tc>
@@ -15740,7 +16579,7 @@
                 <w:color w:val="1C3A36"/>
                 <w:sz w:val="17"/>
               </w:rPr>
-              <w:t>At a beta of 1.00 the valuation falls to AED 4.72</w:t>
+              <w:t>The regressions actually run span 0.47 to 1.02, and across the sensitivity grid the continued-expansion case runs from AED 7.39 to AED 4.69 — a wider spread than the gap between the two terminal cases</w:t>
             </w:r>
           </w:p>
         </w:tc>
@@ -15758,7 +16597,7 @@
                 <w:color w:val="1C3A36"/>
                 <w:sz w:val="17"/>
               </w:rPr>
-              <w:t>A longer trading record, or a stress episode that tests the correlation</w:t>
+              <w:t>A longer trading record, or a stress episode that tests the correlation. The index series is also two weeks behind the price anchor and should be refreshed alongside it</w:t>
             </w:r>
           </w:p>
         </w:tc>
@@ -28151,7 +28990,7 @@
                 <w:color w:val="1C3A36"/>
                 <w:sz w:val="17"/>
               </w:rPr>
-              <w:t>8.96%</w:t>
+              <w:t>9.55%</w:t>
             </w:r>
           </w:p>
         </w:tc>
@@ -28206,7 +29045,7 @@
                 <w:color w:val="1C3A36"/>
                 <w:sz w:val="17"/>
               </w:rPr>
-              <w:t>22,472</w:t>
+              <w:t>20,828</w:t>
             </w:r>
           </w:p>
         </w:tc>
@@ -28260,7 +29099,7 @@
                 <w:color w:val="1C3A36"/>
                 <w:sz w:val="17"/>
               </w:rPr>
-              <w:t>14,630</w:t>
+              <w:t>13,200</w:t>
             </w:r>
           </w:p>
         </w:tc>
@@ -28314,7 +29153,7 @@
                 <w:color w:val="1C3A36"/>
                 <w:sz w:val="17"/>
               </w:rPr>
-              <w:t>21,738</w:t>
+              <w:t>20,308</w:t>
             </w:r>
           </w:p>
         </w:tc>
@@ -28372,7 +29211,7 @@
                 <w:color w:val="1C3A36"/>
                 <w:sz w:val="17"/>
               </w:rPr>
-              <w:t>67.3%</w:t>
+              <w:t>65.0%</w:t>
             </w:r>
           </w:p>
         </w:tc>
@@ -28428,7 +29267,7 @@
                 <w:color w:val="1C3A36"/>
                 <w:sz w:val="17"/>
               </w:rPr>
-              <w:t>19,925</w:t>
+              <w:t>18,495</w:t>
             </w:r>
           </w:p>
         </w:tc>
@@ -28482,7 +29321,7 @@
                 <w:color w:val="1C3A36"/>
                 <w:sz w:val="17"/>
               </w:rPr>
-              <w:t>4.58</w:t>
+              <w:t>4.25</w:t>
             </w:r>
           </w:p>
         </w:tc>
@@ -28688,7 +29527,7 @@
                 <w:color w:val="1C3A36"/>
                 <w:sz w:val="18"/>
               </w:rPr>
-              <w:t>5.28</w:t>
+              <w:t>4.84</w:t>
             </w:r>
           </w:p>
         </w:tc>
@@ -28706,7 +29545,7 @@
                 <w:color w:val="1C3A36"/>
                 <w:sz w:val="18"/>
               </w:rPr>
-              <w:t>4.90</w:t>
+              <w:t>4.52</w:t>
             </w:r>
           </w:p>
         </w:tc>
@@ -28724,7 +29563,7 @@
                 <w:color w:val="1C3A36"/>
                 <w:sz w:val="18"/>
               </w:rPr>
-              <w:t>4.58</w:t>
+              <w:t>4.25</w:t>
             </w:r>
           </w:p>
         </w:tc>
@@ -28742,7 +29581,7 @@
                 <w:color w:val="1C3A36"/>
                 <w:sz w:val="18"/>
               </w:rPr>
-              <w:t>4.05</w:t>
+              <w:t>3.79</w:t>
             </w:r>
           </w:p>
         </w:tc>
@@ -28760,7 +29599,7 @@
                 <w:color w:val="1C3A36"/>
                 <w:sz w:val="18"/>
               </w:rPr>
-              <w:t>3.64</w:t>
+              <w:t>3.43</w:t>
             </w:r>
           </w:p>
         </w:tc>
@@ -29095,7 +29934,7 @@
                 <w:color w:val="1C3A36"/>
                 <w:sz w:val="18"/>
               </w:rPr>
-              <w:t>Discount factor at 7.69%</w:t>
+              <w:t>Discount factor at 8.33%</w:t>
             </w:r>
           </w:p>
         </w:tc>
@@ -29113,7 +29952,7 @@
                 <w:color w:val="1C3A36"/>
                 <w:sz w:val="18"/>
               </w:rPr>
-              <w:t>0.929</w:t>
+              <w:t>0.923</w:t>
             </w:r>
           </w:p>
         </w:tc>
@@ -29131,7 +29970,7 @@
                 <w:color w:val="1C3A36"/>
                 <w:sz w:val="18"/>
               </w:rPr>
-              <w:t>0.862</w:t>
+              <w:t>0.852</w:t>
             </w:r>
           </w:p>
         </w:tc>
@@ -29149,7 +29988,7 @@
                 <w:color w:val="1C3A36"/>
                 <w:sz w:val="18"/>
               </w:rPr>
-              <w:t>0.801</w:t>
+              <w:t>0.787</w:t>
             </w:r>
           </w:p>
         </w:tc>
@@ -29167,7 +30006,7 @@
                 <w:color w:val="1C3A36"/>
                 <w:sz w:val="18"/>
               </w:rPr>
-              <w:t>0.743</w:t>
+              <w:t>0.726</w:t>
             </w:r>
           </w:p>
         </w:tc>
@@ -29185,7 +30024,7 @@
                 <w:color w:val="1C3A36"/>
                 <w:sz w:val="18"/>
               </w:rPr>
-              <w:t>0.690</w:t>
+              <w:t>0.670</w:t>
             </w:r>
           </w:p>
         </w:tc>
@@ -29226,7 +30065,7 @@
                 <w:color w:val="1C3A36"/>
                 <w:sz w:val="18"/>
               </w:rPr>
-              <w:t>975</w:t>
+              <w:t>969</w:t>
             </w:r>
           </w:p>
         </w:tc>
@@ -29246,7 +30085,7 @@
                 <w:color w:val="1C3A36"/>
                 <w:sz w:val="18"/>
               </w:rPr>
-              <w:t>951</w:t>
+              <w:t>939</w:t>
             </w:r>
           </w:p>
         </w:tc>
@@ -29266,7 +30105,7 @@
                 <w:color w:val="1C3A36"/>
                 <w:sz w:val="18"/>
               </w:rPr>
-              <w:t>927</w:t>
+              <w:t>911</w:t>
             </w:r>
           </w:p>
         </w:tc>
@@ -29286,7 +30125,7 @@
                 <w:color w:val="1C3A36"/>
                 <w:sz w:val="18"/>
               </w:rPr>
-              <w:t>904</w:t>
+              <w:t>883</w:t>
             </w:r>
           </w:p>
         </w:tc>
@@ -29306,7 +30145,7 @@
                 <w:color w:val="1C3A36"/>
                 <w:sz w:val="18"/>
               </w:rPr>
-              <w:t>881</w:t>
+              <w:t>855</w:t>
             </w:r>
           </w:p>
         </w:tc>
@@ -29434,7 +30273,7 @@
                 <w:color w:val="1C3A36"/>
                 <w:sz w:val="17"/>
               </w:rPr>
-              <w:t>4,637</w:t>
+              <w:t>4,557</w:t>
             </w:r>
           </w:p>
         </w:tc>
@@ -29543,7 +30382,7 @@
                 <w:color w:val="1C3A36"/>
                 <w:sz w:val="17"/>
               </w:rPr>
-              <w:t>25,188</w:t>
+              <w:t>22,433</w:t>
             </w:r>
           </w:p>
         </w:tc>
@@ -29597,7 +30436,7 @@
                 <w:color w:val="1C3A36"/>
                 <w:sz w:val="17"/>
               </w:rPr>
-              <w:t>17,388</w:t>
+              <w:t>15,035</w:t>
             </w:r>
           </w:p>
         </w:tc>
@@ -29651,7 +30490,7 @@
                 <w:color w:val="1C3A36"/>
                 <w:sz w:val="17"/>
               </w:rPr>
-              <w:t>22,025</w:t>
+              <w:t>19,592</w:t>
             </w:r>
           </w:p>
         </w:tc>
@@ -29709,7 +30548,7 @@
                 <w:color w:val="1C3A36"/>
                 <w:sz w:val="17"/>
               </w:rPr>
-              <w:t>5.06</w:t>
+              <w:t>4.50</w:t>
             </w:r>
           </w:p>
         </w:tc>
@@ -30032,7 +30871,7 @@
                 <w:color w:val="1C3A36"/>
                 <w:sz w:val="18"/>
               </w:rPr>
-              <w:t>4.12</w:t>
+              <w:t>3.75</w:t>
             </w:r>
           </w:p>
         </w:tc>
@@ -30050,7 +30889,7 @@
                 <w:color w:val="1C3A36"/>
                 <w:sz w:val="18"/>
               </w:rPr>
-              <w:t>4.38</w:t>
+              <w:t>3.96</w:t>
             </w:r>
           </w:p>
         </w:tc>
@@ -30068,7 +30907,7 @@
                 <w:color w:val="1C3A36"/>
                 <w:sz w:val="18"/>
               </w:rPr>
-              <w:t>4.69</w:t>
+              <w:t>4.21</w:t>
             </w:r>
           </w:p>
         </w:tc>
@@ -30086,7 +30925,7 @@
                 <w:color w:val="1C3A36"/>
                 <w:sz w:val="18"/>
               </w:rPr>
-              <w:t>5.06</w:t>
+              <w:t>4.50</w:t>
             </w:r>
           </w:p>
         </w:tc>
@@ -30104,7 +30943,7 @@
                 <w:color w:val="1C3A36"/>
                 <w:sz w:val="18"/>
               </w:rPr>
-              <w:t>5.50</w:t>
+              <w:t>4.84</w:t>
             </w:r>
           </w:p>
         </w:tc>
@@ -30294,7 +31133,7 @@
           <w:color w:val="1C3A36"/>
           <w:sz w:val="19"/>
         </w:rPr>
-        <w:t>Conceded on the arbitrariness, and the sensitivity is published rather than buried: moving the premium from 50 to 350 basis points moves the answer from AED 5.28 to AED 3.64. That spread is wider than the gap between any two of the three experts, which is the honest summary of how much of this valuation is a judgement about a period nobody has contracted for.</w:t>
+        <w:t>Conceded on the arbitrariness, and the sensitivity is published rather than buried: moving the premium from 50 to 350 basis points moves the answer from AED 4.84 to AED 3.43. That spread is wider than the gap between any two of the three experts, which is the honest summary of how much of this valuation is a judgement about a period nobody has contracted for.</w:t>
       </w:r>
     </w:p>
     <w:p>
@@ -30336,7 +31175,7 @@
           <w:color w:val="1C3A36"/>
           <w:sz w:val="21"/>
         </w:rPr>
-        <w:t>Put in one room, the three do not disagree about the company — they agree on the fleet, on the customer, and on the 2026 numbers, because all three read the same filings. They disagree about what a single-customer contract is worth. Expert 1 will not pay for it at all and lands at AED 1.21. Expert 2 pays for the part that is written down and charges a premium for the part that is not, landing at AED 4.58. Expert 3 pays for the part that reaches the bank account and lands at AED 5.06. The spread between them, AED 3.84, is not measurement error. It is the price of the question none of them can answer from the filings: what happens to a rig fleet whose only customer is also its controlling shareholder, once that shareholder's capacity target is met.</w:t>
+        <w:t>Put in one room, the three do not disagree about the company — they agree on the fleet, on the customer, and on the 2026 numbers, because all three read the same filings. They disagree about what a single-customer contract is worth. Expert 1 will not pay for it at all and lands at AED 1.21. Expert 2 pays for the part that is written down and charges a premium for the part that is not, landing at AED 4.25. Expert 3 pays for the part that reaches the bank account and lands at AED 4.50. The spread between them, AED 3.28, is not measurement error. It is the price of the question none of them can answer from the filings: what happens to a rig fleet whose only customer is also its controlling shareholder, once that shareholder's capacity target is met.</w:t>
       </w:r>
     </w:p>
     <w:p>
@@ -30674,7 +31513,7 @@
                 <w:color w:val="1C3A36"/>
                 <w:sz w:val="16"/>
               </w:rPr>
-              <w:t>5.15% on the contracted years, 8.96% on the tail.</w:t>
+              <w:t>5.15% on the contracted years, 9.55% on the tail.</w:t>
             </w:r>
           </w:p>
         </w:tc>
@@ -30692,7 +31531,7 @@
                 <w:color w:val="1C3A36"/>
                 <w:sz w:val="16"/>
               </w:rPr>
-              <w:t>7.69% throughout — the cost of equity, not of capital.</w:t>
+              <w:t>8.33% throughout — the cost of equity, not of capital.</w:t>
             </w:r>
           </w:p>
         </w:tc>

--- a/engine/adnocdrill_study/ADNOCDRILL_Valuation_Study_09-08-2026.docx
+++ b/engine/adnocdrill_study/ADNOCDRILL_Valuation_Study_09-08-2026.docx
@@ -208,7 +208,7 @@
                 <w:color w:val="1C3A36"/>
                 <w:sz w:val="19"/>
               </w:rPr>
-              <w:t>The most consequential question in this study — what happens to drilling demand once Abu Dhabi's production-capacity target is met — has two defensible answers. Both are computed in full and published side by side. Neither is averaged away.</w:t>
+              <w:t>The most consequential question in this study — what happens to drilling demand once Abu Dhabi's production-capacity target is met — has two defensible answers. Both are computed in full and published side by side, and both appear in the summary table as separate lines. They are NOT collapsed into a single cash-flow answer before the reader sees them. They do, however, both enter the weighted central figure, at a quarter of the weight each — so that figure is a blend of the two, and a reader who holds a view on which future arrives should read the case that matches it rather than the blend.</w:t>
             </w:r>
           </w:p>
         </w:tc>
@@ -244,7 +244,7 @@
           <w:color w:val="1C3A36"/>
           <w:sz w:val="21"/>
         </w:rPr>
-        <w:t>ADNOC Drilling trades at AED 5.94. Five independent lenses put fair value between AED 4.06 and AED 5.71, with a weighted central of AED 5.03 — 15.3% below the market — and the market price sits above every one of the five lenses. The company is priced for the continuation of a programme that its own customer has not yet extended beyond 2027, and for a cost of capital at the defensive end of what its own trading record supports.</w:t>
+        <w:t>ADNOC Drilling trades at AED 5.94. Five lenses put fair value between AED 3.46 and AED 6.21, with a weighted central of AED 4.92 — 17.2% below the market. The market price sits above four of the five lenses and below one. The company is priced for the continuation of a programme that its own customer has not yet extended beyond 2027, and for a cost of capital at the defensive end of what its own trading record supports.</w:t>
       </w:r>
     </w:p>
     <w:p>
@@ -279,7 +279,7 @@
           <w:color w:val="1C3A36"/>
           <w:sz w:val="21"/>
         </w:rPr>
-        <w:t>The business is an exceptional operator on almost any measure. Revenue compounded from USD 3.06bn in 2023 to USD 4.90bn in 2025, EBITDA margins have run between 48.5% and 49.9%, and the return on capital employed was 24% in 2025 and unchanged in the first half of 2026. Very few listed drillers anywhere earn that on that scale.</w:t>
+        <w:t>The business is an exceptional operator on almost any measure. Revenue compounded from USD 3.06bn in 2023 to USD 4.90bn in 2025, EBITDA margins have run between 44.8% and 49.9% across the three audited years, and the return on capital employed was 24.4% in 2025 and broadly unchanged in the first half of 2026. Very few listed drillers anywhere earn that on that scale.</w:t>
       </w:r>
     </w:p>
     <w:p>
@@ -321,7 +321,7 @@
           <w:color w:val="1C3A36"/>
           <w:sz w:val="21"/>
         </w:rPr>
-        <w:t>First-half 2026 revenue grew 4% against 22% for full-year 2025. The company has reaffirmed roughly USD 5 billion of revenue for 2026 and has explicitly declined to guide 2027 until rig and services phasing is fixed. The market is paying 12.5 times guided EBITDA against a segment-weighted peer median of 8.7 times. That gap is the whole argument.</w:t>
+        <w:t>First-half 2026 revenue grew 4% against 22% for full-year 2025. The company has reaffirmed roughly USD 5 billion of revenue for 2026 and has explicitly declined to guide 2027 until rig and services phasing is fixed. The market is paying 12.9 times its own last-twelve-month EBITDA against a segment-weighted peer median of 8.7 times struck the same way. That gap is the whole argument.</w:t>
       </w:r>
     </w:p>
     <w:p>
@@ -570,7 +570,7 @@
                 <w:color w:val="1C3A36"/>
                 <w:sz w:val="18"/>
               </w:rPr>
-              <w:t>5.55</w:t>
+              <w:t>6.21</w:t>
             </w:r>
           </w:p>
         </w:tc>
@@ -606,7 +606,7 @@
                 <w:color w:val="1C3A36"/>
                 <w:sz w:val="18"/>
               </w:rPr>
-              <w:t>5.07</w:t>
+              <w:t>5.66</w:t>
             </w:r>
           </w:p>
         </w:tc>
@@ -624,7 +624,7 @@
                 <w:color w:val="1C3A36"/>
                 <w:sz w:val="18"/>
               </w:rPr>
-              <w:t>6.13</w:t>
+              <w:t>6.86</w:t>
             </w:r>
           </w:p>
         </w:tc>
@@ -642,7 +642,7 @@
                 <w:color w:val="1C3A36"/>
                 <w:sz w:val="18"/>
               </w:rPr>
-              <w:t>74.8%</w:t>
+              <w:t>76.0%</w:t>
             </w:r>
           </w:p>
         </w:tc>
@@ -679,7 +679,7 @@
                 <w:color w:val="1C3A36"/>
                 <w:sz w:val="18"/>
               </w:rPr>
-              <w:t>4.88</w:t>
+              <w:t>5.40</w:t>
             </w:r>
           </w:p>
         </w:tc>
@@ -715,7 +715,7 @@
                 <w:color w:val="1C3A36"/>
                 <w:sz w:val="18"/>
               </w:rPr>
-              <w:t>4.52</w:t>
+              <w:t>4.99</w:t>
             </w:r>
           </w:p>
         </w:tc>
@@ -733,7 +733,7 @@
                 <w:color w:val="1C3A36"/>
                 <w:sz w:val="18"/>
               </w:rPr>
-              <w:t>5.31</w:t>
+              <w:t>5.87</w:t>
             </w:r>
           </w:p>
         </w:tc>
@@ -751,7 +751,7 @@
                 <w:color w:val="1C3A36"/>
                 <w:sz w:val="18"/>
               </w:rPr>
-              <w:t>71.1%</w:t>
+              <w:t>72.3%</w:t>
             </w:r>
           </w:p>
         </w:tc>
@@ -788,7 +788,7 @@
                 <w:color w:val="1C3A36"/>
                 <w:sz w:val="18"/>
               </w:rPr>
-              <w:t>4.06</w:t>
+              <w:t>3.95</w:t>
             </w:r>
           </w:p>
         </w:tc>
@@ -824,7 +824,7 @@
                 <w:color w:val="1C3A36"/>
                 <w:sz w:val="18"/>
               </w:rPr>
-              <w:t>3.07</w:t>
+              <w:t>2.99</w:t>
             </w:r>
           </w:p>
         </w:tc>
@@ -842,7 +842,7 @@
                 <w:color w:val="1C3A36"/>
                 <w:sz w:val="18"/>
               </w:rPr>
-              <w:t>4.76</w:t>
+              <w:t>4.64</w:t>
             </w:r>
           </w:p>
         </w:tc>
@@ -897,7 +897,7 @@
                 <w:color w:val="1C3A36"/>
                 <w:sz w:val="18"/>
               </w:rPr>
-              <w:t>5.71</w:t>
+              <w:t>4.73</w:t>
             </w:r>
           </w:p>
         </w:tc>
@@ -933,7 +933,7 @@
                 <w:color w:val="1C3A36"/>
                 <w:sz w:val="18"/>
               </w:rPr>
-              <w:t>5.26</w:t>
+              <w:t>4.35</w:t>
             </w:r>
           </w:p>
         </w:tc>
@@ -951,7 +951,7 @@
                 <w:color w:val="1C3A36"/>
                 <w:sz w:val="18"/>
               </w:rPr>
-              <w:t>6.24</w:t>
+              <w:t>5.17</w:t>
             </w:r>
           </w:p>
         </w:tc>
@@ -1006,7 +1006,7 @@
                 <w:color w:val="1C3A36"/>
                 <w:sz w:val="18"/>
               </w:rPr>
-              <w:t>5.03</w:t>
+              <w:t>3.46</w:t>
             </w:r>
           </w:p>
         </w:tc>
@@ -1042,7 +1042,7 @@
                 <w:color w:val="1C3A36"/>
                 <w:sz w:val="18"/>
               </w:rPr>
-              <w:t>4.73</w:t>
+              <w:t>3.23</w:t>
             </w:r>
           </w:p>
         </w:tc>
@@ -1060,7 +1060,7 @@
                 <w:color w:val="1C3A36"/>
                 <w:sz w:val="18"/>
               </w:rPr>
-              <w:t>5.33</w:t>
+              <w:t>3.70</w:t>
             </w:r>
           </w:p>
         </w:tc>
@@ -1119,7 +1119,7 @@
                 <w:color w:val="1C3A36"/>
                 <w:sz w:val="18"/>
               </w:rPr>
-              <w:t>5.03</w:t>
+              <w:t>4.92</w:t>
             </w:r>
           </w:p>
         </w:tc>
@@ -1159,7 +1159,7 @@
                 <w:color w:val="1C3A36"/>
                 <w:sz w:val="18"/>
               </w:rPr>
-              <w:t>4.51</w:t>
+              <w:t>4.40</w:t>
             </w:r>
           </w:p>
         </w:tc>
@@ -1179,7 +1179,7 @@
                 <w:color w:val="1C3A36"/>
                 <w:sz w:val="18"/>
               </w:rPr>
-              <w:t>5.55</w:t>
+              <w:t>5.44</w:t>
             </w:r>
           </w:p>
         </w:tc>
@@ -1344,7 +1344,7 @@
                 <w:color w:val="1C3A36"/>
                 <w:sz w:val="18"/>
               </w:rPr>
-              <w:t>-15.3%</w:t>
+              <w:t>-17.2%</w:t>
             </w:r>
           </w:p>
         </w:tc>
@@ -1456,7 +1456,7 @@
           <w:color w:val="1C3A36"/>
           <w:sz w:val="21"/>
         </w:rPr>
-        <w:t>Why the two discounted-cash-flow cases carry equal weight and half the total: they are the same model on two different answers to one question, and the study does not claim to know which is right. Averaging them into a single case would hide exactly the uncertainty the reader needs to see.</w:t>
+        <w:t>Why the two discounted-cash-flow cases carry equal weight and half the total: they are the same model on two different answers to one question, and the study does not claim to know which is right. They are published as separate lines above and are never collapsed into one cash-flow number. They do both feed the weighted central, at a quarter of the weight each, so that single figure of AED 4.92 is a blend — which is precisely why the two cases are shown beside it, at AED 6.21 and AED 5.40. A reader who holds a view on which future arrives should read the case, not the blend.</w:t>
       </w:r>
     </w:p>
     <w:p>
@@ -3145,7 +3145,7 @@
                 <w:color w:val="1C3A36"/>
                 <w:sz w:val="18"/>
               </w:rPr>
-              <w:t>4,908</w:t>
+              <w:t>5,000</w:t>
             </w:r>
           </w:p>
         </w:tc>
@@ -3163,7 +3163,7 @@
                 <w:color w:val="1C3A36"/>
                 <w:sz w:val="18"/>
               </w:rPr>
-              <w:t>5,157</w:t>
+              <w:t>5,207</w:t>
             </w:r>
           </w:p>
         </w:tc>
@@ -3181,7 +3181,7 @@
                 <w:color w:val="1C3A36"/>
                 <w:sz w:val="18"/>
               </w:rPr>
-              <w:t>5,350</w:t>
+              <w:t>5,497</w:t>
             </w:r>
           </w:p>
         </w:tc>
@@ -3199,7 +3199,7 @@
                 <w:color w:val="1C3A36"/>
                 <w:sz w:val="18"/>
               </w:rPr>
-              <w:t>5,566</w:t>
+              <w:t>5,774</w:t>
             </w:r>
           </w:p>
         </w:tc>
@@ -3217,7 +3217,7 @@
                 <w:color w:val="1C3A36"/>
                 <w:sz w:val="18"/>
               </w:rPr>
-              <w:t>5,741</w:t>
+              <w:t>5,962</w:t>
             </w:r>
           </w:p>
         </w:tc>
@@ -3258,7 +3258,7 @@
                 <w:color w:val="1C3A36"/>
                 <w:sz w:val="18"/>
               </w:rPr>
-              <w:t>2,204</w:t>
+              <w:t>2,158</w:t>
             </w:r>
           </w:p>
         </w:tc>
@@ -3278,7 +3278,7 @@
                 <w:color w:val="1C3A36"/>
                 <w:sz w:val="18"/>
               </w:rPr>
-              <w:t>2,285</w:t>
+              <w:t>2,330</w:t>
             </w:r>
           </w:p>
         </w:tc>
@@ -3298,7 +3298,7 @@
                 <w:color w:val="1C3A36"/>
                 <w:sz w:val="18"/>
               </w:rPr>
-              <w:t>2,380</w:t>
+              <w:t>2,509</w:t>
             </w:r>
           </w:p>
         </w:tc>
@@ -3318,7 +3318,7 @@
                 <w:color w:val="1C3A36"/>
                 <w:sz w:val="18"/>
               </w:rPr>
-              <w:t>2,458</w:t>
+              <w:t>2,641</w:t>
             </w:r>
           </w:p>
         </w:tc>
@@ -3338,7 +3338,7 @@
                 <w:color w:val="1C3A36"/>
                 <w:sz w:val="18"/>
               </w:rPr>
-              <w:t>2,514</w:t>
+              <w:t>2,709</w:t>
             </w:r>
           </w:p>
         </w:tc>
@@ -3375,7 +3375,7 @@
                 <w:color w:val="1C3A36"/>
                 <w:sz w:val="18"/>
               </w:rPr>
-              <w:t>44.9%</w:t>
+              <w:t>43.2%</w:t>
             </w:r>
           </w:p>
         </w:tc>
@@ -3393,7 +3393,7 @@
                 <w:color w:val="1C3A36"/>
                 <w:sz w:val="18"/>
               </w:rPr>
-              <w:t>44.3%</w:t>
+              <w:t>44.7%</w:t>
             </w:r>
           </w:p>
         </w:tc>
@@ -3411,7 +3411,7 @@
                 <w:color w:val="1C3A36"/>
                 <w:sz w:val="18"/>
               </w:rPr>
-              <w:t>44.5%</w:t>
+              <w:t>45.6%</w:t>
             </w:r>
           </w:p>
         </w:tc>
@@ -3429,7 +3429,7 @@
                 <w:color w:val="1C3A36"/>
                 <w:sz w:val="18"/>
               </w:rPr>
-              <w:t>44.2%</w:t>
+              <w:t>45.7%</w:t>
             </w:r>
           </w:p>
         </w:tc>
@@ -3447,7 +3447,7 @@
                 <w:color w:val="1C3A36"/>
                 <w:sz w:val="18"/>
               </w:rPr>
-              <w:t>43.8%</w:t>
+              <w:t>45.4%</w:t>
             </w:r>
           </w:p>
         </w:tc>
@@ -3484,7 +3484,7 @@
                 <w:color w:val="1C3A36"/>
                 <w:sz w:val="18"/>
               </w:rPr>
-              <w:t>(527)</w:t>
+              <w:t>(556)</w:t>
             </w:r>
           </w:p>
         </w:tc>
@@ -3502,7 +3502,7 @@
                 <w:color w:val="1C3A36"/>
                 <w:sz w:val="18"/>
               </w:rPr>
-              <w:t>(543)</w:t>
+              <w:t>(570)</w:t>
             </w:r>
           </w:p>
         </w:tc>
@@ -3520,7 +3520,7 @@
                 <w:color w:val="1C3A36"/>
                 <w:sz w:val="18"/>
               </w:rPr>
-              <w:t>(549)</w:t>
+              <w:t>(573)</w:t>
             </w:r>
           </w:p>
         </w:tc>
@@ -3538,7 +3538,7 @@
                 <w:color w:val="1C3A36"/>
                 <w:sz w:val="18"/>
               </w:rPr>
-              <w:t>(546)</w:t>
+              <w:t>(568)</w:t>
             </w:r>
           </w:p>
         </w:tc>
@@ -3556,7 +3556,7 @@
                 <w:color w:val="1C3A36"/>
                 <w:sz w:val="18"/>
               </w:rPr>
-              <w:t>(534)</w:t>
+              <w:t>(554)</w:t>
             </w:r>
           </w:p>
         </w:tc>
@@ -3597,7 +3597,7 @@
                 <w:color w:val="1C3A36"/>
                 <w:sz w:val="18"/>
               </w:rPr>
-              <w:t>1,678</w:t>
+              <w:t>1,601</w:t>
             </w:r>
           </w:p>
         </w:tc>
@@ -3617,7 +3617,7 @@
                 <w:color w:val="1C3A36"/>
                 <w:sz w:val="18"/>
               </w:rPr>
-              <w:t>1,742</w:t>
+              <w:t>1,760</w:t>
             </w:r>
           </w:p>
         </w:tc>
@@ -3637,7 +3637,7 @@
                 <w:color w:val="1C3A36"/>
                 <w:sz w:val="18"/>
               </w:rPr>
-              <w:t>1,831</w:t>
+              <w:t>1,936</w:t>
             </w:r>
           </w:p>
         </w:tc>
@@ -3657,7 +3657,7 @@
                 <w:color w:val="1C3A36"/>
                 <w:sz w:val="18"/>
               </w:rPr>
-              <w:t>1,912</w:t>
+              <w:t>2,074</w:t>
             </w:r>
           </w:p>
         </w:tc>
@@ -3677,7 +3677,7 @@
                 <w:color w:val="1C3A36"/>
                 <w:sz w:val="18"/>
               </w:rPr>
-              <w:t>1,980</w:t>
+              <w:t>2,156</w:t>
             </w:r>
           </w:p>
         </w:tc>
@@ -3827,7 +3827,7 @@
                 <w:color w:val="1C3A36"/>
                 <w:sz w:val="18"/>
               </w:rPr>
-              <w:t>1,527</w:t>
+              <w:t>1,457</w:t>
             </w:r>
           </w:p>
         </w:tc>
@@ -3847,7 +3847,7 @@
                 <w:color w:val="1C3A36"/>
                 <w:sz w:val="18"/>
               </w:rPr>
-              <w:t>1,585</w:t>
+              <w:t>1,602</w:t>
             </w:r>
           </w:p>
         </w:tc>
@@ -3867,7 +3867,7 @@
                 <w:color w:val="1C3A36"/>
                 <w:sz w:val="18"/>
               </w:rPr>
-              <w:t>1,666</w:t>
+              <w:t>1,762</w:t>
             </w:r>
           </w:p>
         </w:tc>
@@ -3887,7 +3887,7 @@
                 <w:color w:val="1C3A36"/>
                 <w:sz w:val="18"/>
               </w:rPr>
-              <w:t>1,740</w:t>
+              <w:t>1,887</w:t>
             </w:r>
           </w:p>
         </w:tc>
@@ -3907,7 +3907,7 @@
                 <w:color w:val="1C3A36"/>
                 <w:sz w:val="18"/>
               </w:rPr>
-              <w:t>1,802</w:t>
+              <w:t>1,962</w:t>
             </w:r>
           </w:p>
         </w:tc>
@@ -3944,7 +3944,7 @@
                 <w:color w:val="1C3A36"/>
                 <w:sz w:val="18"/>
               </w:rPr>
-              <w:t>527</w:t>
+              <w:t>556</w:t>
             </w:r>
           </w:p>
         </w:tc>
@@ -3962,7 +3962,7 @@
                 <w:color w:val="1C3A36"/>
                 <w:sz w:val="18"/>
               </w:rPr>
-              <w:t>543</w:t>
+              <w:t>570</w:t>
             </w:r>
           </w:p>
         </w:tc>
@@ -3980,7 +3980,7 @@
                 <w:color w:val="1C3A36"/>
                 <w:sz w:val="18"/>
               </w:rPr>
-              <w:t>549</w:t>
+              <w:t>573</w:t>
             </w:r>
           </w:p>
         </w:tc>
@@ -3998,7 +3998,7 @@
                 <w:color w:val="1C3A36"/>
                 <w:sz w:val="18"/>
               </w:rPr>
-              <w:t>546</w:t>
+              <w:t>568</w:t>
             </w:r>
           </w:p>
         </w:tc>
@@ -4016,7 +4016,7 @@
                 <w:color w:val="1C3A36"/>
                 <w:sz w:val="18"/>
               </w:rPr>
-              <w:t>534</w:t>
+              <w:t>554</w:t>
             </w:r>
           </w:p>
         </w:tc>
@@ -4162,7 +4162,7 @@
                 <w:color w:val="1C3A36"/>
                 <w:sz w:val="18"/>
               </w:rPr>
-              <w:t>(27)</w:t>
+              <w:t>(146)</w:t>
             </w:r>
           </w:p>
         </w:tc>
@@ -4180,7 +4180,7 @@
                 <w:color w:val="1C3A36"/>
                 <w:sz w:val="18"/>
               </w:rPr>
-              <w:t>(15)</w:t>
+              <w:t>(19)</w:t>
             </w:r>
           </w:p>
         </w:tc>
@@ -4198,7 +4198,7 @@
                 <w:color w:val="1C3A36"/>
                 <w:sz w:val="18"/>
               </w:rPr>
-              <w:t>(11)</w:t>
+              <w:t>(26)</w:t>
             </w:r>
           </w:p>
         </w:tc>
@@ -4216,7 +4216,7 @@
                 <w:color w:val="1C3A36"/>
                 <w:sz w:val="18"/>
               </w:rPr>
-              <w:t>(13)</w:t>
+              <w:t>(25)</w:t>
             </w:r>
           </w:p>
         </w:tc>
@@ -4234,7 +4234,7 @@
                 <w:color w:val="1C3A36"/>
                 <w:sz w:val="18"/>
               </w:rPr>
-              <w:t>(10)</w:t>
+              <w:t>(17)</w:t>
             </w:r>
           </w:p>
         </w:tc>
@@ -4275,7 +4275,7 @@
                 <w:color w:val="1C3A36"/>
                 <w:sz w:val="18"/>
               </w:rPr>
-              <w:t>1,327</w:t>
+              <w:t>1,167</w:t>
             </w:r>
           </w:p>
         </w:tc>
@@ -4295,7 +4295,7 @@
                 <w:color w:val="1C3A36"/>
                 <w:sz w:val="18"/>
               </w:rPr>
-              <w:t>1,513</w:t>
+              <w:t>1,553</w:t>
             </w:r>
           </w:p>
         </w:tc>
@@ -4315,7 +4315,7 @@
                 <w:color w:val="1C3A36"/>
                 <w:sz w:val="18"/>
               </w:rPr>
-              <w:t>1,683</w:t>
+              <w:t>1,789</w:t>
             </w:r>
           </w:p>
         </w:tc>
@@ -4335,7 +4335,7 @@
                 <w:color w:val="1C3A36"/>
                 <w:sz w:val="18"/>
               </w:rPr>
-              <w:t>1,853</w:t>
+              <w:t>2,010</w:t>
             </w:r>
           </w:p>
         </w:tc>
@@ -4355,7 +4355,7 @@
                 <w:color w:val="1C3A36"/>
                 <w:sz w:val="18"/>
               </w:rPr>
-              <w:t>1,946</w:t>
+              <w:t>2,118</w:t>
             </w:r>
           </w:p>
         </w:tc>
@@ -4392,7 +4392,7 @@
                 <w:color w:val="1C3A36"/>
                 <w:sz w:val="18"/>
               </w:rPr>
-              <w:t>0.925</w:t>
+              <w:t>0.926</w:t>
             </w:r>
           </w:p>
         </w:tc>
@@ -4428,7 +4428,7 @@
                 <w:color w:val="1C3A36"/>
                 <w:sz w:val="18"/>
               </w:rPr>
-              <w:t>0.793</w:t>
+              <w:t>0.794</w:t>
             </w:r>
           </w:p>
         </w:tc>
@@ -4446,7 +4446,7 @@
                 <w:color w:val="1C3A36"/>
                 <w:sz w:val="18"/>
               </w:rPr>
-              <w:t>0.734</w:t>
+              <w:t>0.735</w:t>
             </w:r>
           </w:p>
         </w:tc>
@@ -4464,7 +4464,7 @@
                 <w:color w:val="1C3A36"/>
                 <w:sz w:val="18"/>
               </w:rPr>
-              <w:t>0.679</w:t>
+              <w:t>0.680</w:t>
             </w:r>
           </w:p>
         </w:tc>
@@ -4505,7 +4505,7 @@
                 <w:color w:val="1C3A36"/>
                 <w:sz w:val="18"/>
               </w:rPr>
-              <w:t>1,228</w:t>
+              <w:t>1,081</w:t>
             </w:r>
           </w:p>
         </w:tc>
@@ -4525,7 +4525,7 @@
                 <w:color w:val="1C3A36"/>
                 <w:sz w:val="18"/>
               </w:rPr>
-              <w:t>1,296</w:t>
+              <w:t>1,331</w:t>
             </w:r>
           </w:p>
         </w:tc>
@@ -4545,7 +4545,7 @@
                 <w:color w:val="1C3A36"/>
                 <w:sz w:val="18"/>
               </w:rPr>
-              <w:t>1,334</w:t>
+              <w:t>1,420</w:t>
             </w:r>
           </w:p>
         </w:tc>
@@ -4565,7 +4565,7 @@
                 <w:color w:val="1C3A36"/>
                 <w:sz w:val="18"/>
               </w:rPr>
-              <w:t>1,359</w:t>
+              <w:t>1,477</w:t>
             </w:r>
           </w:p>
         </w:tc>
@@ -4585,7 +4585,7 @@
                 <w:color w:val="1C3A36"/>
                 <w:sz w:val="18"/>
               </w:rPr>
-              <w:t>1,321</w:t>
+              <w:t>1,441</w:t>
             </w:r>
           </w:p>
         </w:tc>
@@ -4652,7 +4652,7 @@
               <w:rPr>
                 <w:b/>
                 <w:color w:val="1C3A36"/>
-                <w:sz w:val="18"/>
+                <w:sz w:val="16"/>
               </w:rPr>
               <w:t>USD million</w:t>
             </w:r>
@@ -4671,7 +4671,7 @@
               <w:rPr>
                 <w:b/>
                 <w:color w:val="1C3A36"/>
-                <w:sz w:val="18"/>
+                <w:sz w:val="16"/>
               </w:rPr>
               <w:t>Continued expansion</w:t>
             </w:r>
@@ -4690,7 +4690,7 @@
               <w:rPr>
                 <w:b/>
                 <w:color w:val="1C3A36"/>
-                <w:sz w:val="18"/>
+                <w:sz w:val="16"/>
               </w:rPr>
               <w:t>Capacity plateau</w:t>
             </w:r>
@@ -4709,7 +4709,7 @@
               <w:rPr>
                 <w:b/>
                 <w:color w:val="1C3A36"/>
-                <w:sz w:val="18"/>
+                <w:sz w:val="16"/>
               </w:rPr>
               <w:t>Note</w:t>
             </w:r>
@@ -4728,7 +4728,7 @@
             <w:r>
               <w:rPr>
                 <w:color w:val="1C3A36"/>
-                <w:sz w:val="18"/>
+                <w:sz w:val="16"/>
               </w:rPr>
               <w:t>Present value of the explicit five years</w:t>
             </w:r>
@@ -4746,9 +4746,9 @@
             <w:r>
               <w:rPr>
                 <w:color w:val="1C3A36"/>
-                <w:sz w:val="18"/>
-              </w:rPr>
-              <w:t>6,539</w:t>
+                <w:sz w:val="16"/>
+              </w:rPr>
+              <w:t>6,749</w:t>
             </w:r>
           </w:p>
         </w:tc>
@@ -4764,9 +4764,9 @@
             <w:r>
               <w:rPr>
                 <w:color w:val="1C3A36"/>
-                <w:sz w:val="18"/>
-              </w:rPr>
-              <w:t>6,665</w:t>
+                <w:sz w:val="16"/>
+              </w:rPr>
+              <w:t>6,860</w:t>
             </w:r>
           </w:p>
         </w:tc>
@@ -4782,7 +4782,7 @@
             <w:r>
               <w:rPr>
                 <w:color w:val="1C3A36"/>
-                <w:sz w:val="18"/>
+                <w:sz w:val="16"/>
               </w:rPr>
             </w:r>
           </w:p>
@@ -4800,7 +4800,7 @@
             <w:r>
               <w:rPr>
                 <w:color w:val="1C3A36"/>
-                <w:sz w:val="18"/>
+                <w:sz w:val="16"/>
               </w:rPr>
               <w:t>Present value of the terminal value</w:t>
             </w:r>
@@ -4818,9 +4818,9 @@
             <w:r>
               <w:rPr>
                 <w:color w:val="1C3A36"/>
-                <w:sz w:val="18"/>
-              </w:rPr>
-              <w:t>19,458</w:t>
+                <w:sz w:val="16"/>
+              </w:rPr>
+              <w:t>21,382</w:t>
             </w:r>
           </w:p>
         </w:tc>
@@ -4836,9 +4836,9 @@
             <w:r>
               <w:rPr>
                 <w:color w:val="1C3A36"/>
-                <w:sz w:val="18"/>
-              </w:rPr>
-              <w:t>16,414</w:t>
+                <w:sz w:val="16"/>
+              </w:rPr>
+              <w:t>17,900</w:t>
             </w:r>
           </w:p>
         </w:tc>
@@ -4854,7 +4854,7 @@
             <w:r>
               <w:rPr>
                 <w:color w:val="1C3A36"/>
-                <w:sz w:val="18"/>
+                <w:sz w:val="16"/>
               </w:rPr>
             </w:r>
           </w:p>
@@ -4874,7 +4874,7 @@
               <w:rPr>
                 <w:b/>
                 <w:color w:val="1C3A36"/>
-                <w:sz w:val="18"/>
+                <w:sz w:val="16"/>
               </w:rPr>
               <w:t>Enterprise value</w:t>
             </w:r>
@@ -4894,9 +4894,9 @@
               <w:rPr>
                 <w:b/>
                 <w:color w:val="1C3A36"/>
-                <w:sz w:val="18"/>
-              </w:rPr>
-              <w:t>25,997</w:t>
+                <w:sz w:val="16"/>
+              </w:rPr>
+              <w:t>28,570</w:t>
             </w:r>
           </w:p>
         </w:tc>
@@ -4914,9 +4914,9 @@
               <w:rPr>
                 <w:b/>
                 <w:color w:val="1C3A36"/>
-                <w:sz w:val="18"/>
-              </w:rPr>
-              <w:t>23,079</w:t>
+                <w:sz w:val="16"/>
+              </w:rPr>
+              <w:t>25,067</w:t>
             </w:r>
           </w:p>
         </w:tc>
@@ -4934,7 +4934,7 @@
               <w:rPr>
                 <w:b/>
                 <w:color w:val="1C3A36"/>
-                <w:sz w:val="18"/>
+                <w:sz w:val="16"/>
               </w:rPr>
             </w:r>
           </w:p>
@@ -4954,7 +4954,7 @@
               <w:rPr>
                 <w:b/>
                 <w:color w:val="1C3A36"/>
-                <w:sz w:val="18"/>
+                <w:sz w:val="16"/>
               </w:rPr>
               <w:t>Terminal value as a share of enterprise value</w:t>
             </w:r>
@@ -4974,9 +4974,9 @@
               <w:rPr>
                 <w:b/>
                 <w:color w:val="1C3A36"/>
-                <w:sz w:val="18"/>
-              </w:rPr>
-              <w:t>74.8%</w:t>
+                <w:sz w:val="16"/>
+              </w:rPr>
+              <w:t>76.0%</w:t>
             </w:r>
           </w:p>
         </w:tc>
@@ -4994,9 +4994,9 @@
               <w:rPr>
                 <w:b/>
                 <w:color w:val="1C3A36"/>
-                <w:sz w:val="18"/>
-              </w:rPr>
-              <w:t>71.1%</w:t>
+                <w:sz w:val="16"/>
+              </w:rPr>
+              <w:t>72.3%</w:t>
             </w:r>
           </w:p>
         </w:tc>
@@ -5014,7 +5014,7 @@
               <w:rPr>
                 <w:b/>
                 <w:color w:val="1C3A36"/>
-                <w:sz w:val="18"/>
+                <w:sz w:val="16"/>
               </w:rPr>
               <w:t>More than seven-tenths of the answer sits beyond 2030 in both cases</w:t>
             </w:r>
@@ -5033,9 +5033,9 @@
             <w:r>
               <w:rPr>
                 <w:color w:val="1C3A36"/>
-                <w:sz w:val="18"/>
-              </w:rPr>
-              <w:t>add investment in joint ventures</w:t>
+                <w:sz w:val="16"/>
+              </w:rPr>
+              <w:t>carried forward half a year at the cost of capital</w:t>
             </w:r>
           </w:p>
         </w:tc>
@@ -5051,9 +5051,9 @@
             <w:r>
               <w:rPr>
                 <w:color w:val="1C3A36"/>
-                <w:sz w:val="18"/>
-              </w:rPr>
-              <w:t>462</w:t>
+                <w:sz w:val="16"/>
+              </w:rPr>
+              <w:t>1,105</w:t>
             </w:r>
           </w:p>
         </w:tc>
@@ -5069,9 +5069,9 @@
             <w:r>
               <w:rPr>
                 <w:color w:val="1C3A36"/>
-                <w:sz w:val="18"/>
-              </w:rPr>
-              <w:t>462</w:t>
+                <w:sz w:val="16"/>
+              </w:rPr>
+              <w:t>972</w:t>
             </w:r>
           </w:p>
         </w:tc>
@@ -5087,8 +5087,9 @@
             <w:r>
               <w:rPr>
                 <w:color w:val="1C3A36"/>
-                <w:sz w:val="18"/>
-              </w:rPr>
+                <w:sz w:val="16"/>
+              </w:rPr>
+              <w:t>Discounting 2026 by a full year dates the figure above at 31 December 2025; the balance sheet beneath it is dated 30 June 2026. The gap is closed rather than ignored</w:t>
             </w:r>
           </w:p>
         </w:tc>
@@ -5105,9 +5106,9 @@
             <w:r>
               <w:rPr>
                 <w:color w:val="1C3A36"/>
-                <w:sz w:val="18"/>
-              </w:rPr>
-              <w:t>add cash and cash equivalents</w:t>
+                <w:sz w:val="16"/>
+              </w:rPr>
+              <w:t>less the free cash flow actually generated over that half year</w:t>
             </w:r>
           </w:p>
         </w:tc>
@@ -5123,9 +5124,9 @@
             <w:r>
               <w:rPr>
                 <w:color w:val="1C3A36"/>
-                <w:sz w:val="18"/>
-              </w:rPr>
-              <w:t>355</w:t>
+                <w:sz w:val="16"/>
+              </w:rPr>
+              <w:t>(666)</w:t>
             </w:r>
           </w:p>
         </w:tc>
@@ -5141,9 +5142,9 @@
             <w:r>
               <w:rPr>
                 <w:color w:val="1C3A36"/>
-                <w:sz w:val="18"/>
-              </w:rPr>
-              <w:t>355</w:t>
+                <w:sz w:val="16"/>
+              </w:rPr>
+              <w:t>(666)</w:t>
             </w:r>
           </w:p>
         </w:tc>
@@ -5159,8 +5160,9 @@
             <w:r>
               <w:rPr>
                 <w:color w:val="1C3A36"/>
-                <w:sz w:val="18"/>
-              </w:rPr>
+                <w:sz w:val="16"/>
+              </w:rPr>
+              <w:t>Reported, not forecast. Cash the enterprise has already handed out is no longer inside it</w:t>
             </w:r>
           </w:p>
         </w:tc>
@@ -5177,9 +5179,9 @@
             <w:r>
               <w:rPr>
                 <w:color w:val="1C3A36"/>
-                <w:sz w:val="18"/>
-              </w:rPr>
-              <w:t>less borrowings</w:t>
+                <w:sz w:val="16"/>
+              </w:rPr>
+              <w:t>Enterprise value at 30 June 2026</w:t>
             </w:r>
           </w:p>
         </w:tc>
@@ -5195,9 +5197,9 @@
             <w:r>
               <w:rPr>
                 <w:color w:val="1C3A36"/>
-                <w:sz w:val="18"/>
-              </w:rPr>
-              <w:t>(2,469)</w:t>
+                <w:sz w:val="16"/>
+              </w:rPr>
+              <w:t>28,570</w:t>
             </w:r>
           </w:p>
         </w:tc>
@@ -5213,9 +5215,9 @@
             <w:r>
               <w:rPr>
                 <w:color w:val="1C3A36"/>
-                <w:sz w:val="18"/>
-              </w:rPr>
-              <w:t>(2,469)</w:t>
+                <w:sz w:val="16"/>
+              </w:rPr>
+              <w:t>25,067</w:t>
             </w:r>
           </w:p>
         </w:tc>
@@ -5231,8 +5233,9 @@
             <w:r>
               <w:rPr>
                 <w:color w:val="1C3A36"/>
-                <w:sz w:val="18"/>
-              </w:rPr>
+                <w:sz w:val="16"/>
+              </w:rPr>
+              <w:t>On the same date as every line below</w:t>
             </w:r>
           </w:p>
         </w:tc>
@@ -5249,9 +5252,9 @@
             <w:r>
               <w:rPr>
                 <w:color w:val="1C3A36"/>
-                <w:sz w:val="18"/>
-              </w:rPr>
-              <w:t>less lease liabilities</w:t>
+                <w:sz w:val="16"/>
+              </w:rPr>
+              <w:t>add investment in joint ventures</w:t>
             </w:r>
           </w:p>
         </w:tc>
@@ -5267,9 +5270,9 @@
             <w:r>
               <w:rPr>
                 <w:color w:val="1C3A36"/>
-                <w:sz w:val="18"/>
-              </w:rPr>
-              <w:t>(45)</w:t>
+                <w:sz w:val="16"/>
+              </w:rPr>
+              <w:t>462</w:t>
             </w:r>
           </w:p>
         </w:tc>
@@ -5285,9 +5288,9 @@
             <w:r>
               <w:rPr>
                 <w:color w:val="1C3A36"/>
-                <w:sz w:val="18"/>
-              </w:rPr>
-              <w:t>(45)</w:t>
+                <w:sz w:val="16"/>
+              </w:rPr>
+              <w:t>462</w:t>
             </w:r>
           </w:p>
         </w:tc>
@@ -5303,8 +5306,9 @@
             <w:r>
               <w:rPr>
                 <w:color w:val="1C3A36"/>
-                <w:sz w:val="18"/>
-              </w:rPr>
+                <w:sz w:val="16"/>
+              </w:rPr>
+              <w:t>Enersol and Turnwell at carrying value; their earnings are outside the discounted cash flow, so the stake is added here</w:t>
             </w:r>
           </w:p>
         </w:tc>
@@ -5321,9 +5325,9 @@
             <w:r>
               <w:rPr>
                 <w:color w:val="1C3A36"/>
-                <w:sz w:val="18"/>
-              </w:rPr>
-              <w:t>less non-controlling interests</w:t>
+                <w:sz w:val="16"/>
+              </w:rPr>
+              <w:t>add cash and cash equivalents</w:t>
             </w:r>
           </w:p>
         </w:tc>
@@ -5339,9 +5343,9 @@
             <w:r>
               <w:rPr>
                 <w:color w:val="1C3A36"/>
-                <w:sz w:val="18"/>
-              </w:rPr>
-              <w:t>(54)</w:t>
+                <w:sz w:val="16"/>
+              </w:rPr>
+              <w:t>355</w:t>
             </w:r>
           </w:p>
         </w:tc>
@@ -5357,9 +5361,9 @@
             <w:r>
               <w:rPr>
                 <w:color w:val="1C3A36"/>
-                <w:sz w:val="18"/>
-              </w:rPr>
-              <w:t>(54)</w:t>
+                <w:sz w:val="16"/>
+              </w:rPr>
+              <w:t>355</w:t>
             </w:r>
           </w:p>
         </w:tc>
@@ -5375,7 +5379,7 @@
             <w:r>
               <w:rPr>
                 <w:color w:val="1C3A36"/>
-                <w:sz w:val="18"/>
+                <w:sz w:val="16"/>
               </w:rPr>
             </w:r>
           </w:p>
@@ -5393,9 +5397,9 @@
             <w:r>
               <w:rPr>
                 <w:color w:val="1C3A36"/>
-                <w:sz w:val="18"/>
-              </w:rPr>
-              <w:t>less the financial liability over the acquired minorities</w:t>
+                <w:sz w:val="16"/>
+              </w:rPr>
+              <w:t>less borrowings</w:t>
             </w:r>
           </w:p>
         </w:tc>
@@ -5411,9 +5415,9 @@
             <w:r>
               <w:rPr>
                 <w:color w:val="1C3A36"/>
-                <w:sz w:val="18"/>
-              </w:rPr>
-              <w:t>(63)</w:t>
+                <w:sz w:val="16"/>
+              </w:rPr>
+              <w:t>(2,469)</w:t>
             </w:r>
           </w:p>
         </w:tc>
@@ -5429,9 +5433,9 @@
             <w:r>
               <w:rPr>
                 <w:color w:val="1C3A36"/>
-                <w:sz w:val="18"/>
-              </w:rPr>
-              <w:t>(63)</w:t>
+                <w:sz w:val="16"/>
+              </w:rPr>
+              <w:t>(2,469)</w:t>
             </w:r>
           </w:p>
         </w:tc>
@@ -5447,7 +5451,7 @@
             <w:r>
               <w:rPr>
                 <w:color w:val="1C3A36"/>
-                <w:sz w:val="18"/>
+                <w:sz w:val="16"/>
               </w:rPr>
             </w:r>
           </w:p>
@@ -5465,9 +5469,9 @@
             <w:r>
               <w:rPr>
                 <w:color w:val="1C3A36"/>
-                <w:sz w:val="18"/>
-              </w:rPr>
-              <w:t>Equity value</w:t>
+                <w:sz w:val="16"/>
+              </w:rPr>
+              <w:t>less lease liabilities</w:t>
             </w:r>
           </w:p>
         </w:tc>
@@ -5483,9 +5487,9 @@
             <w:r>
               <w:rPr>
                 <w:color w:val="1C3A36"/>
-                <w:sz w:val="18"/>
-              </w:rPr>
-              <w:t>24,184</w:t>
+                <w:sz w:val="16"/>
+              </w:rPr>
+              <w:t>(45)</w:t>
             </w:r>
           </w:p>
         </w:tc>
@@ -5501,9 +5505,9 @@
             <w:r>
               <w:rPr>
                 <w:color w:val="1C3A36"/>
-                <w:sz w:val="18"/>
-              </w:rPr>
-              <w:t>21,266</w:t>
+                <w:sz w:val="16"/>
+              </w:rPr>
+              <w:t>(45)</w:t>
             </w:r>
           </w:p>
         </w:tc>
@@ -5519,7 +5523,7 @@
             <w:r>
               <w:rPr>
                 <w:color w:val="1C3A36"/>
-                <w:sz w:val="18"/>
+                <w:sz w:val="16"/>
               </w:rPr>
             </w:r>
           </w:p>
@@ -5529,6 +5533,224 @@
         <w:tc>
           <w:tcPr>
             <w:tcW w:type="dxa" w:w="3800"/>
+          </w:tcPr>
+          <w:p>
+            <w:pPr>
+              <w:spacing w:after="20"/>
+            </w:pPr>
+            <w:r>
+              <w:rPr>
+                <w:color w:val="1C3A36"/>
+                <w:sz w:val="16"/>
+              </w:rPr>
+              <w:t>less the financial liability over the acquired minorities</w:t>
+            </w:r>
+          </w:p>
+        </w:tc>
+        <w:tc>
+          <w:tcPr>
+            <w:tcW w:type="dxa" w:w="1692"/>
+          </w:tcPr>
+          <w:p>
+            <w:pPr>
+              <w:spacing w:after="20"/>
+              <w:jc w:val="right"/>
+            </w:pPr>
+            <w:r>
+              <w:rPr>
+                <w:color w:val="1C3A36"/>
+                <w:sz w:val="16"/>
+              </w:rPr>
+              <w:t>(63)</w:t>
+            </w:r>
+          </w:p>
+        </w:tc>
+        <w:tc>
+          <w:tcPr>
+            <w:tcW w:type="dxa" w:w="1692"/>
+          </w:tcPr>
+          <w:p>
+            <w:pPr>
+              <w:spacing w:after="20"/>
+              <w:jc w:val="right"/>
+            </w:pPr>
+            <w:r>
+              <w:rPr>
+                <w:color w:val="1C3A36"/>
+                <w:sz w:val="16"/>
+              </w:rPr>
+              <w:t>(63)</w:t>
+            </w:r>
+          </w:p>
+        </w:tc>
+        <w:tc>
+          <w:tcPr>
+            <w:tcW w:type="dxa" w:w="2896"/>
+          </w:tcPr>
+          <w:p>
+            <w:pPr>
+              <w:spacing w:after="20"/>
+              <w:jc w:val="right"/>
+            </w:pPr>
+            <w:r>
+              <w:rPr>
+                <w:color w:val="1C3A36"/>
+                <w:sz w:val="16"/>
+              </w:rPr>
+              <w:t>The present value of the price at which the parent may be required to buy the 30% of the Sea and Land holding and the 20% of the MBPS holding it does not own. The minority interests reported at 30 June 2026 are NOT deducted as well: that is the same claim under a second name, and the company has already charged a matching reserve against owners equity for it</w:t>
+            </w:r>
+          </w:p>
+        </w:tc>
+      </w:tr>
+      <w:tr>
+        <w:tc>
+          <w:tcPr>
+            <w:tcW w:type="dxa" w:w="3800"/>
+          </w:tcPr>
+          <w:p>
+            <w:pPr>
+              <w:spacing w:after="20"/>
+            </w:pPr>
+            <w:r>
+              <w:rPr>
+                <w:color w:val="1C3A36"/>
+                <w:sz w:val="16"/>
+              </w:rPr>
+              <w:t>Equity value at 30 June 2026</w:t>
+            </w:r>
+          </w:p>
+        </w:tc>
+        <w:tc>
+          <w:tcPr>
+            <w:tcW w:type="dxa" w:w="1692"/>
+          </w:tcPr>
+          <w:p>
+            <w:pPr>
+              <w:spacing w:after="20"/>
+              <w:jc w:val="right"/>
+            </w:pPr>
+            <w:r>
+              <w:rPr>
+                <w:color w:val="1C3A36"/>
+                <w:sz w:val="16"/>
+              </w:rPr>
+              <w:t>26,811</w:t>
+            </w:r>
+          </w:p>
+        </w:tc>
+        <w:tc>
+          <w:tcPr>
+            <w:tcW w:type="dxa" w:w="1692"/>
+          </w:tcPr>
+          <w:p>
+            <w:pPr>
+              <w:spacing w:after="20"/>
+              <w:jc w:val="right"/>
+            </w:pPr>
+            <w:r>
+              <w:rPr>
+                <w:color w:val="1C3A36"/>
+                <w:sz w:val="16"/>
+              </w:rPr>
+              <w:t>23,307</w:t>
+            </w:r>
+          </w:p>
+        </w:tc>
+        <w:tc>
+          <w:tcPr>
+            <w:tcW w:type="dxa" w:w="2896"/>
+          </w:tcPr>
+          <w:p>
+            <w:pPr>
+              <w:spacing w:after="20"/>
+              <w:jc w:val="right"/>
+            </w:pPr>
+            <w:r>
+              <w:rPr>
+                <w:color w:val="1C3A36"/>
+                <w:sz w:val="16"/>
+              </w:rPr>
+            </w:r>
+          </w:p>
+        </w:tc>
+      </w:tr>
+      <w:tr>
+        <w:tc>
+          <w:tcPr>
+            <w:tcW w:type="dxa" w:w="3800"/>
+          </w:tcPr>
+          <w:p>
+            <w:pPr>
+              <w:spacing w:after="20"/>
+            </w:pPr>
+            <w:r>
+              <w:rPr>
+                <w:color w:val="1C3A36"/>
+                <w:sz w:val="16"/>
+              </w:rPr>
+              <w:t>accreted 38 days to the price anchor at the cost of equity</w:t>
+            </w:r>
+          </w:p>
+        </w:tc>
+        <w:tc>
+          <w:tcPr>
+            <w:tcW w:type="dxa" w:w="1692"/>
+          </w:tcPr>
+          <w:p>
+            <w:pPr>
+              <w:spacing w:after="20"/>
+              <w:jc w:val="right"/>
+            </w:pPr>
+            <w:r>
+              <w:rPr>
+                <w:color w:val="1C3A36"/>
+                <w:sz w:val="16"/>
+              </w:rPr>
+              <w:t>224</w:t>
+            </w:r>
+          </w:p>
+        </w:tc>
+        <w:tc>
+          <w:tcPr>
+            <w:tcW w:type="dxa" w:w="1692"/>
+          </w:tcPr>
+          <w:p>
+            <w:pPr>
+              <w:spacing w:after="20"/>
+              <w:jc w:val="right"/>
+            </w:pPr>
+            <w:r>
+              <w:rPr>
+                <w:color w:val="1C3A36"/>
+                <w:sz w:val="16"/>
+              </w:rPr>
+              <w:t>195</w:t>
+            </w:r>
+          </w:p>
+        </w:tc>
+        <w:tc>
+          <w:tcPr>
+            <w:tcW w:type="dxa" w:w="2896"/>
+          </w:tcPr>
+          <w:p>
+            <w:pPr>
+              <w:spacing w:after="20"/>
+              <w:jc w:val="right"/>
+            </w:pPr>
+            <w:r>
+              <w:rPr>
+                <w:color w:val="1C3A36"/>
+                <w:sz w:val="16"/>
+              </w:rPr>
+              <w:t>The remaining days between the balance-sheet date and the share price this value is compared against</w:t>
+            </w:r>
+          </w:p>
+        </w:tc>
+      </w:tr>
+      <w:tr>
+        <w:tc>
+          <w:tcPr>
+            <w:tcW w:type="dxa" w:w="3800"/>
             <w:shd w:val="clear" w:color="auto" w:fill="F6F1E6"/>
           </w:tcPr>
           <w:p>
@@ -5539,9 +5761,9 @@
               <w:rPr>
                 <w:b/>
                 <w:color w:val="1C3A36"/>
-                <w:sz w:val="18"/>
-              </w:rPr>
-              <w:t>Shares outstanding (million)</w:t>
+                <w:sz w:val="16"/>
+              </w:rPr>
+              <w:t>Equity value</w:t>
             </w:r>
           </w:p>
         </w:tc>
@@ -5559,9 +5781,9 @@
               <w:rPr>
                 <w:b/>
                 <w:color w:val="1C3A36"/>
-                <w:sz w:val="18"/>
-              </w:rPr>
-              <w:t>15,993</w:t>
+                <w:sz w:val="16"/>
+              </w:rPr>
+              <w:t>27,035</w:t>
             </w:r>
           </w:p>
         </w:tc>
@@ -5579,9 +5801,9 @@
               <w:rPr>
                 <w:b/>
                 <w:color w:val="1C3A36"/>
-                <w:sz w:val="18"/>
-              </w:rPr>
-              <w:t>15,993</w:t>
+                <w:sz w:val="16"/>
+              </w:rPr>
+              <w:t>23,502</w:t>
             </w:r>
           </w:p>
         </w:tc>
@@ -5599,9 +5821,8 @@
               <w:rPr>
                 <w:b/>
                 <w:color w:val="1C3A36"/>
-                <w:sz w:val="18"/>
-              </w:rPr>
-              <w:t>Issued shares less the shares the appointed market maker holds</w:t>
+                <w:sz w:val="16"/>
+              </w:rPr>
             </w:r>
           </w:p>
         </w:tc>
@@ -5618,7 +5839,80 @@
             <w:r>
               <w:rPr>
                 <w:color w:val="1C3A36"/>
-                <w:sz w:val="18"/>
+                <w:sz w:val="16"/>
+              </w:rPr>
+              <w:t>Shares outstanding (million)</w:t>
+            </w:r>
+          </w:p>
+        </w:tc>
+        <w:tc>
+          <w:tcPr>
+            <w:tcW w:type="dxa" w:w="1692"/>
+          </w:tcPr>
+          <w:p>
+            <w:pPr>
+              <w:spacing w:after="20"/>
+              <w:jc w:val="right"/>
+            </w:pPr>
+            <w:r>
+              <w:rPr>
+                <w:color w:val="1C3A36"/>
+                <w:sz w:val="16"/>
+              </w:rPr>
+              <w:t>15,993</w:t>
+            </w:r>
+          </w:p>
+        </w:tc>
+        <w:tc>
+          <w:tcPr>
+            <w:tcW w:type="dxa" w:w="1692"/>
+          </w:tcPr>
+          <w:p>
+            <w:pPr>
+              <w:spacing w:after="20"/>
+              <w:jc w:val="right"/>
+            </w:pPr>
+            <w:r>
+              <w:rPr>
+                <w:color w:val="1C3A36"/>
+                <w:sz w:val="16"/>
+              </w:rPr>
+              <w:t>15,993</w:t>
+            </w:r>
+          </w:p>
+        </w:tc>
+        <w:tc>
+          <w:tcPr>
+            <w:tcW w:type="dxa" w:w="2896"/>
+          </w:tcPr>
+          <w:p>
+            <w:pPr>
+              <w:spacing w:after="20"/>
+              <w:jc w:val="right"/>
+            </w:pPr>
+            <w:r>
+              <w:rPr>
+                <w:color w:val="1C3A36"/>
+                <w:sz w:val="16"/>
+              </w:rPr>
+              <w:t>Issued shares less the shares the appointed market maker holds</w:t>
+            </w:r>
+          </w:p>
+        </w:tc>
+      </w:tr>
+      <w:tr>
+        <w:tc>
+          <w:tcPr>
+            <w:tcW w:type="dxa" w:w="3800"/>
+          </w:tcPr>
+          <w:p>
+            <w:pPr>
+              <w:spacing w:after="20"/>
+            </w:pPr>
+            <w:r>
+              <w:rPr>
+                <w:color w:val="1C3A36"/>
+                <w:sz w:val="16"/>
               </w:rPr>
               <w:t>Value per share (AED)</w:t>
             </w:r>
@@ -5636,9 +5930,9 @@
             <w:r>
               <w:rPr>
                 <w:color w:val="1C3A36"/>
-                <w:sz w:val="18"/>
-              </w:rPr>
-              <w:t>5.55</w:t>
+                <w:sz w:val="16"/>
+              </w:rPr>
+              <w:t>6.21</w:t>
             </w:r>
           </w:p>
         </w:tc>
@@ -5654,9 +5948,9 @@
             <w:r>
               <w:rPr>
                 <w:color w:val="1C3A36"/>
-                <w:sz w:val="18"/>
-              </w:rPr>
-              <w:t>4.88</w:t>
+                <w:sz w:val="16"/>
+              </w:rPr>
+              <w:t>5.40</w:t>
             </w:r>
           </w:p>
         </w:tc>
@@ -5672,7 +5966,7 @@
             <w:r>
               <w:rPr>
                 <w:color w:val="1C3A36"/>
-                <w:sz w:val="18"/>
+                <w:sz w:val="16"/>
               </w:rPr>
               <w:t>Converted at the peg</w:t>
             </w:r>
@@ -5710,7 +6004,7 @@
           <w:color w:val="1C3A36"/>
           <w:sz w:val="21"/>
         </w:rPr>
-        <w:t>A business earning a return on equity of 36.7% against a cost of equity of 8.33% and growing at 2.5% justifies a price-to-book of 5.87 times. Applied to book equity attributable to owners of USD 4.23bn — book value per share of AED 0.97 — that is AED 5.71 a share. The shares currently trade at 6.11 times book.</w:t>
+        <w:t>A business earning a return on equity of 30.6% against a cost of equity of 8.33% and growing at 2.5% justifies a price-to-book of 4.82 times. Applied to book equity attributable to owners of USD 4.23bn — book value per share of AED 0.97 — that is AED 4.73 a share. The shares currently trade at 6.11 times book.</w:t>
       </w:r>
     </w:p>
     <w:tbl>
@@ -5758,7 +6052,7 @@
                 <w:color w:val="1C3A36"/>
                 <w:sz w:val="19"/>
               </w:rPr>
-              <w:t>The justified multiple is a ratio whose denominator is the cost of equity less the growth rate, which here is only 5.83%. A 50-basis-point move in the cost of equity moves the implied value from AED 5.26 to AED 6.24. The lens carries a 15% weight for that reason and no more.</w:t>
+              <w:t>The justified multiple is a ratio whose denominator is the cost of equity less the growth rate, which here is only 5.83%. A 50-basis-point move in the cost of equity moves the implied value from AED 4.35 to AED 5.17. The lens carries a 15% weight for that reason and no more.</w:t>
             </w:r>
           </w:p>
         </w:tc>
@@ -6683,7 +6977,7 @@
                 <w:color w:val="1C3A36"/>
                 <w:sz w:val="18"/>
               </w:rPr>
-              <w:t>12.46x</w:t>
+              <w:t>12.90x</w:t>
             </w:r>
           </w:p>
         </w:tc>
@@ -6750,6 +7044,20 @@
       <w:pPr>
         <w:spacing w:after="40"/>
       </w:pPr>
+    </w:p>
+    <w:p>
+      <w:pPr>
+        <w:spacing w:after="80" w:before="0"/>
+      </w:pPr>
+      <w:r>
+        <w:rPr>
+          <w:b w:val="0"/>
+          <w:i w:val="0"/>
+          <w:color w:val="1C3A36"/>
+          <w:sz w:val="21"/>
+        </w:rPr>
+        <w:t>The multiple and the earnings it is applied to are put on the same footing, on two counts that both cut the same way. Every multiple in the table above is an enterprise value struck today over that company's LAST TWELVE MONTHS of EBITDA, so this company's earnings are measured the same way — audited 2025 plus the first half of 2026 less the first half of 2025, or USD 2.20bn — rather than on the guided 2026 figure of USD 2.25bn, which would credit this company with a year of growth no peer in the denominator is credited with. And the share of joint-venture results inside that number, USD 31 million, is taken out, because the carrying value of those joint ventures is added back on the bridge — capitalising the earnings and adding back the asset that produces them would count them twice.</w:t>
+      </w:r>
     </w:p>
     <w:p>
       <w:pPr>
@@ -6762,7 +7070,7 @@
           <w:color w:val="1C3A36"/>
           <w:sz w:val="21"/>
         </w:rPr>
-        <w:t>Applying 8.66 times to the reaffirmed FY2026 EBITDA guidance midpoint of USD 2.25bn gives an enterprise value of USD 19.49bn and, through the same bridge, AED 4.06 a share. This is the lens that sits furthest below the market price, and the reason is a single observable fact: the shares are valued at 12.5 times guided EBITDA when the closest regional comparators — two drillers serving national oil companies on multi-year contracts — trade at 9.5 times and the global land drillers at 6.2 times. A premium is defensible; the size of it is the question.</w:t>
+        <w:t>Applying 8.66 times to USD 2.17bn on that basis gives an enterprise value of USD 18.82bn and, through the same bridge, AED 3.95 a share. This is the lens that sits furthest below the market price, and the reason is a single observable fact: the shares are valued at 12.9 times the same trailing EBITDA when the closest regional comparators — two drillers serving national oil companies on multi-year contracts — trade at 9.5 times and the global land drillers at 6.2 times. A premium is defensible; the size of it is the question.</w:t>
       </w:r>
     </w:p>
     <w:p>
@@ -6790,7 +7098,70 @@
           <w:color w:val="1C3A36"/>
           <w:sz w:val="21"/>
         </w:rPr>
-        <w:t>This lens asks what the fleet the company already owns or has taken delivery of earns at the margin management itself guides to, with no growth credited at all, and capitalises it.</w:t>
+        <w:t>This lens asks what the fleet the company had ALREADY TAKEN DELIVERY OF at 30 June 2026 earns at the margin management itself guides to, with no growth credited at all, and capitalises it in perpetuity. It is the floor of the set, and three things about it are worth stating before the table, because an earlier edition of this study got all three wrong in the same direction.</w:t>
+      </w:r>
+    </w:p>
+    <w:p>
+      <w:pPr>
+        <w:pStyle w:val="ListBullet"/>
+        <w:spacing w:after="60"/>
+      </w:pPr>
+      <w:r>
+        <w:rPr>
+          <w:b/>
+          <w:color w:val="1C3A36"/>
+          <w:sz w:val="21"/>
+        </w:rPr>
+        <w:t xml:space="preserve">No growth in the denominator. </w:t>
+      </w:r>
+      <w:r>
+        <w:rPr>
+          <w:color w:val="1C3A36"/>
+          <w:sz w:val="21"/>
+        </w:rPr>
+        <w:t>It is capitalised at the cost of capital itself, with nothing subtracted from the denominator for growth. A denominator of cost-of-capital-less-growth IS a growth credit; there is no other reason for a growth rate to appear in it, and a lens that says it credits none may not have one.</w:t>
+      </w:r>
+    </w:p>
+    <w:p>
+      <w:pPr>
+        <w:pStyle w:val="ListBullet"/>
+        <w:spacing w:after="60"/>
+      </w:pPr>
+      <w:r>
+        <w:rPr>
+          <w:b/>
+          <w:color w:val="1C3A36"/>
+          <w:sz w:val="21"/>
+        </w:rPr>
+        <w:t xml:space="preserve">Delivered, not targeted. </w:t>
+      </w:r>
+      <w:r>
+        <w:rPr>
+          <w:color w:val="1C3A36"/>
+          <w:sz w:val="21"/>
+        </w:rPr>
+        <w:t>The counts below are the ones the company reported at 30 June 2026 — including 13 island rigs and 61 integrated-services rigs — not the 70 integrated rigs the company TARGETS for the end of 2026. A target is growth.</w:t>
+      </w:r>
+    </w:p>
+    <w:p>
+      <w:pPr>
+        <w:pStyle w:val="ListBullet"/>
+        <w:spacing w:after="60"/>
+      </w:pPr>
+      <w:r>
+        <w:rPr>
+          <w:b/>
+          <w:color w:val="1C3A36"/>
+          <w:sz w:val="21"/>
+        </w:rPr>
+        <w:t xml:space="preserve">The depreciation this fleet carries. </w:t>
+      </w:r>
+      <w:r>
+        <w:rPr>
+          <w:color w:val="1C3A36"/>
+          <w:sz w:val="21"/>
+        </w:rPr>
+        <w:t>The charge is the first-half 2026 depreciation annualised, which is what the fleet being priced actually carries. The 2030 charge this study forecasts, USD 554 million, belongs to a larger fleet and is not available to this lens; the maintenance capital expenditure of USD 250 million is a spending floor, not a depreciation charge.</w:t>
       </w:r>
     </w:p>
     <w:tbl>
@@ -7149,7 +7520,7 @@
                 <w:color w:val="1C3A36"/>
                 <w:sz w:val="18"/>
               </w:rPr>
-              <w:t>14</w:t>
+              <w:t>13</w:t>
             </w:r>
           </w:p>
         </w:tc>
@@ -7185,7 +7556,7 @@
                 <w:color w:val="1C3A36"/>
                 <w:sz w:val="18"/>
               </w:rPr>
-              <w:t>369</w:t>
+              <w:t>342</w:t>
             </w:r>
           </w:p>
         </w:tc>
@@ -7204,7 +7575,7 @@
                 <w:color w:val="1C3A36"/>
                 <w:sz w:val="18"/>
               </w:rPr>
-              <w:t>Integrated-services rigs</w:t>
+              <w:t>Rigs served by oilfield services</w:t>
             </w:r>
           </w:p>
         </w:tc>
@@ -7222,7 +7593,7 @@
                 <w:color w:val="1C3A36"/>
                 <w:sz w:val="18"/>
               </w:rPr>
-              <w:t>70</w:t>
+              <w:t>114</w:t>
             </w:r>
           </w:p>
         </w:tc>
@@ -7240,7 +7611,7 @@
                 <w:color w:val="1C3A36"/>
                 <w:sz w:val="18"/>
               </w:rPr>
-              <w:t>15.9</w:t>
+              <w:t>7.9</w:t>
             </w:r>
           </w:p>
         </w:tc>
@@ -7258,7 +7629,7 @@
                 <w:color w:val="1C3A36"/>
                 <w:sz w:val="18"/>
               </w:rPr>
-              <w:t>1,110</w:t>
+              <w:t>897</w:t>
             </w:r>
           </w:p>
         </w:tc>
@@ -7337,7 +7708,7 @@
                 <w:color w:val="1C3A36"/>
                 <w:sz w:val="18"/>
               </w:rPr>
-              <w:t>4,667</w:t>
+              <w:t>4,427</w:t>
             </w:r>
           </w:p>
         </w:tc>
@@ -7416,7 +7787,7 @@
                 <w:color w:val="1C3A36"/>
                 <w:sz w:val="18"/>
               </w:rPr>
-              <w:t>2,100</w:t>
+              <w:t>1,992</w:t>
             </w:r>
           </w:p>
         </w:tc>
@@ -7487,7 +7858,7 @@
                 <w:color w:val="1C3A36"/>
                 <w:sz w:val="18"/>
               </w:rPr>
-              <w:t>(392)</w:t>
+              <w:t>(521)</w:t>
             </w:r>
           </w:p>
         </w:tc>
@@ -7566,7 +7937,7 @@
                 <w:color w:val="1C3A36"/>
                 <w:sz w:val="18"/>
               </w:rPr>
-              <w:t>1,708</w:t>
+              <w:t>1,471</w:t>
             </w:r>
           </w:p>
         </w:tc>
@@ -7645,7 +8016,7 @@
                 <w:color w:val="1C3A36"/>
                 <w:sz w:val="18"/>
               </w:rPr>
-              <w:t>1,554</w:t>
+              <w:t>1,339</w:t>
             </w:r>
           </w:p>
         </w:tc>
@@ -7666,7 +8037,7 @@
                 <w:color w:val="1C3A36"/>
                 <w:sz w:val="18"/>
               </w:rPr>
-              <w:t>Capitalised at 6.55%</w:t>
+              <w:t>Capitalised at the cost of capital of 8.01%, with no growth deducted from it</w:t>
             </w:r>
           </w:p>
         </w:tc>
@@ -7724,7 +8095,7 @@
                 <w:color w:val="1C3A36"/>
                 <w:sz w:val="18"/>
               </w:rPr>
-              <w:t>23,728</w:t>
+              <w:t>16,714</w:t>
             </w:r>
           </w:p>
         </w:tc>
@@ -7803,7 +8174,7 @@
                 <w:color w:val="1C3A36"/>
                 <w:sz w:val="18"/>
               </w:rPr>
-              <w:t>5.03</w:t>
+              <w:t>3.46</w:t>
             </w:r>
           </w:p>
         </w:tc>
@@ -7830,6 +8201,20 @@
     </w:p>
     <w:p>
       <w:pPr>
+        <w:spacing w:after="80" w:before="0"/>
+      </w:pPr>
+      <w:r>
+        <w:rPr>
+          <w:b w:val="0"/>
+          <w:i w:val="0"/>
+          <w:color w:val="1C3A36"/>
+          <w:sz w:val="21"/>
+        </w:rPr>
+        <w:t>Four methods, five readings: the cash-flow method is run on two different futures and each is reported as its own line, which is why the heading says four and the table below says five.</w:t>
+      </w:r>
+    </w:p>
+    <w:p>
+      <w:pPr>
         <w:spacing w:after="120" w:before="0"/>
       </w:pPr>
       <w:r>
@@ -7839,7 +8224,7 @@
           <w:color w:val="1C3A36"/>
           <w:sz w:val="21"/>
         </w:rPr>
-        <w:t>The five readings span AED 4.06 to AED 5.71, and the width is informative rather than embarrassing: the multiple lens sits well below the rest because it reads the company as one of a class of drillers, while the cash-flow and franchise lenses read it as a business earning an exceptional return on a modest asset base. What has changed since the cost of capital was rebuilt on the published index is where the market price sits relative to that field. At a cost of capital of 8.05% the market price of AED 5.94 is above every one of the five lenses, not merely above the weighted central. That is a stronger statement than this study made on a lower beta, and it rests on a single input — so the beta table in section 1.8 and the beta row of the sensitivity in section 1.9 should be read before the conclusion is.</w:t>
+        <w:t>The five readings span AED 3.46 to AED 6.21, and the width is informative rather than embarrassing: the multiple lens sits well below the rest because it reads the company as one of a class of drillers, while the cash-flow and franchise lenses read it as a business earning an exceptional return on a modest asset base. What has changed since the cost of capital was rebuilt on the published index is where the market price sits relative to that field. At a cost of capital of 8.01% the market price of AED 5.94 sits above four of the five lenses and below one, and above the weighted central. The conclusion rests heavily on one input — so the beta table in section 1.8 and the beta row of the sensitivity in section 1.9 should be read before it is.</w:t>
       </w:r>
     </w:p>
     <w:p>
@@ -8276,6 +8661,1011 @@
     </w:p>
     <w:p>
       <w:pPr>
+        <w:spacing w:after="80" w:before="0"/>
+      </w:pPr>
+      <w:r>
+        <w:rPr>
+          <w:b w:val="0"/>
+          <w:i w:val="0"/>
+          <w:color w:val="1C3A36"/>
+          <w:sz w:val="21"/>
+        </w:rPr>
+        <w:t>The onshore rate rose from 2023 to 2024 and then fell back in 2025; it is not a trend, so the forecast escalates it at 1.5%, the domestic inflation rate, rather than extrapolating the 2024 step. The offshore rate rose steadily as jack-ups and island rigs came into service.</w:t>
+      </w:r>
+    </w:p>
+    <w:p>
+      <w:pPr>
+        <w:spacing w:after="60" w:before="0"/>
+      </w:pPr>
+      <w:r>
+        <w:rPr>
+          <w:b/>
+          <w:i w:val="0"/>
+          <w:color w:val="1C3A36"/>
+          <w:sz w:val="21"/>
+        </w:rPr>
+        <w:t>Oilfield services needs two volume drivers, not one.</w:t>
+      </w:r>
+    </w:p>
+    <w:p>
+      <w:pPr>
+        <w:spacing w:after="80" w:before="0"/>
+      </w:pPr>
+      <w:r>
+        <w:rPr>
+          <w:b w:val="0"/>
+          <w:i w:val="0"/>
+          <w:color w:val="1C3A36"/>
+          <w:sz w:val="21"/>
+        </w:rPr>
+        <w:t>The company discloses TWO rig populations that this segment serves, and they are different populations. One is the integrated-drilling-services fleet, which it reports at 57 rigs at the end of 2024 and 60 at the end of 2025. The other is the rigs given at least one discrete service, reported separately at 48 and 58 over the same two year ends. An earlier edition of this study built the segment on the first population alone. That is not a simplification, it is a build the company's own numbers refute: solve for one constant revenue rate on each population across the two disclosed years and the integrated rate comes out at MINUS USD 6.8 million a rig. A negative price is not a rounding problem; it says the one-driver model cannot be made to fit.</w:t>
+      </w:r>
+    </w:p>
+    <w:tbl>
+      <w:tblPr>
+        <w:tblW w:type="auto" w:w="0"/>
+        <w:jc w:val="center"/>
+        <w:tblLook w:firstColumn="1" w:firstRow="1" w:lastColumn="0" w:lastRow="0" w:noHBand="0" w:noVBand="1" w:val="04A0"/>
+        <w:tblLayout w:type="fixed"/>
+        <w:tblCellMar>
+          <w:top w:w="40" w:type="dxa"/>
+          <w:left w:w="90" w:type="dxa"/>
+          <w:bottom w:w="40" w:type="dxa"/>
+          <w:right w:w="90" w:type="dxa"/>
+        </w:tblCellMar>
+        <w:tblBorders>
+          <w:top w:val="single" w:sz="4" w:space="0" w:color="C9D4D1"/>
+          <w:left w:val="single" w:sz="4" w:space="0" w:color="C9D4D1"/>
+          <w:bottom w:val="single" w:sz="4" w:space="0" w:color="C9D4D1"/>
+          <w:right w:val="single" w:sz="4" w:space="0" w:color="C9D4D1"/>
+          <w:insideH w:val="single" w:sz="4" w:space="0" w:color="C9D4D1"/>
+          <w:insideV w:val="single" w:sz="4" w:space="0" w:color="C9D4D1"/>
+        </w:tblBorders>
+        <w:tblLayout w:type="fixed"/>
+      </w:tblPr>
+      <w:tblGrid>
+        <w:gridCol w:w="5616"/>
+        <w:gridCol w:w="2016"/>
+        <w:gridCol w:w="2016"/>
+      </w:tblGrid>
+      <w:tr>
+        <w:tc>
+          <w:tcPr>
+            <w:tcW w:type="dxa" w:w="5616"/>
+            <w:shd w:val="clear" w:color="auto" w:fill="EAF0EE"/>
+          </w:tcPr>
+          <w:p>
+            <w:pPr>
+              <w:spacing w:after="20"/>
+            </w:pPr>
+            <w:r>
+              <w:rPr>
+                <w:b/>
+                <w:color w:val="1C3A36"/>
+                <w:sz w:val="18"/>
+              </w:rPr>
+              <w:t>Oilfield services</w:t>
+            </w:r>
+          </w:p>
+        </w:tc>
+        <w:tc>
+          <w:tcPr>
+            <w:tcW w:type="dxa" w:w="2016"/>
+            <w:shd w:val="clear" w:color="auto" w:fill="EAF0EE"/>
+          </w:tcPr>
+          <w:p>
+            <w:pPr>
+              <w:spacing w:after="20"/>
+            </w:pPr>
+            <w:r>
+              <w:rPr>
+                <w:b/>
+                <w:color w:val="1C3A36"/>
+                <w:sz w:val="18"/>
+              </w:rPr>
+              <w:t>FY2024</w:t>
+            </w:r>
+          </w:p>
+        </w:tc>
+        <w:tc>
+          <w:tcPr>
+            <w:tcW w:type="dxa" w:w="2016"/>
+            <w:shd w:val="clear" w:color="auto" w:fill="EAF0EE"/>
+          </w:tcPr>
+          <w:p>
+            <w:pPr>
+              <w:spacing w:after="20"/>
+            </w:pPr>
+            <w:r>
+              <w:rPr>
+                <w:b/>
+                <w:color w:val="1C3A36"/>
+                <w:sz w:val="18"/>
+              </w:rPr>
+              <w:t>FY2025</w:t>
+            </w:r>
+          </w:p>
+        </w:tc>
+      </w:tr>
+      <w:tr>
+        <w:tc>
+          <w:tcPr>
+            <w:tcW w:type="dxa" w:w="5616"/>
+          </w:tcPr>
+          <w:p>
+            <w:pPr>
+              <w:spacing w:after="20"/>
+            </w:pPr>
+            <w:r>
+              <w:rPr>
+                <w:color w:val="1C3A36"/>
+                <w:sz w:val="18"/>
+              </w:rPr>
+              <w:t>Integrated-services rigs at year end</w:t>
+            </w:r>
+          </w:p>
+        </w:tc>
+        <w:tc>
+          <w:tcPr>
+            <w:tcW w:type="dxa" w:w="2016"/>
+          </w:tcPr>
+          <w:p>
+            <w:pPr>
+              <w:spacing w:after="20"/>
+              <w:jc w:val="right"/>
+            </w:pPr>
+            <w:r>
+              <w:rPr>
+                <w:color w:val="1C3A36"/>
+                <w:sz w:val="18"/>
+              </w:rPr>
+              <w:t>57</w:t>
+            </w:r>
+          </w:p>
+        </w:tc>
+        <w:tc>
+          <w:tcPr>
+            <w:tcW w:type="dxa" w:w="2016"/>
+          </w:tcPr>
+          <w:p>
+            <w:pPr>
+              <w:spacing w:after="20"/>
+              <w:jc w:val="right"/>
+            </w:pPr>
+            <w:r>
+              <w:rPr>
+                <w:color w:val="1C3A36"/>
+                <w:sz w:val="18"/>
+              </w:rPr>
+              <w:t>60</w:t>
+            </w:r>
+          </w:p>
+        </w:tc>
+      </w:tr>
+      <w:tr>
+        <w:tc>
+          <w:tcPr>
+            <w:tcW w:type="dxa" w:w="5616"/>
+          </w:tcPr>
+          <w:p>
+            <w:pPr>
+              <w:spacing w:after="20"/>
+            </w:pPr>
+            <w:r>
+              <w:rPr>
+                <w:color w:val="1C3A36"/>
+                <w:sz w:val="18"/>
+              </w:rPr>
+              <w:t>Rigs given at least one discrete service</w:t>
+            </w:r>
+          </w:p>
+        </w:tc>
+        <w:tc>
+          <w:tcPr>
+            <w:tcW w:type="dxa" w:w="2016"/>
+          </w:tcPr>
+          <w:p>
+            <w:pPr>
+              <w:spacing w:after="20"/>
+              <w:jc w:val="right"/>
+            </w:pPr>
+            <w:r>
+              <w:rPr>
+                <w:color w:val="1C3A36"/>
+                <w:sz w:val="18"/>
+              </w:rPr>
+              <w:t>48</w:t>
+            </w:r>
+          </w:p>
+        </w:tc>
+        <w:tc>
+          <w:tcPr>
+            <w:tcW w:type="dxa" w:w="2016"/>
+          </w:tcPr>
+          <w:p>
+            <w:pPr>
+              <w:spacing w:after="20"/>
+              <w:jc w:val="right"/>
+            </w:pPr>
+            <w:r>
+              <w:rPr>
+                <w:color w:val="1C3A36"/>
+                <w:sz w:val="18"/>
+              </w:rPr>
+              <w:t>58</w:t>
+            </w:r>
+          </w:p>
+        </w:tc>
+      </w:tr>
+      <w:tr>
+        <w:tc>
+          <w:tcPr>
+            <w:tcW w:type="dxa" w:w="5616"/>
+            <w:shd w:val="clear" w:color="auto" w:fill="F6F1E6"/>
+          </w:tcPr>
+          <w:p>
+            <w:pPr>
+              <w:spacing w:after="20"/>
+            </w:pPr>
+            <w:r>
+              <w:rPr>
+                <w:b/>
+                <w:color w:val="1C3A36"/>
+                <w:sz w:val="18"/>
+              </w:rPr>
+              <w:t>Rigs served, total</w:t>
+            </w:r>
+          </w:p>
+        </w:tc>
+        <w:tc>
+          <w:tcPr>
+            <w:tcW w:type="dxa" w:w="2016"/>
+            <w:shd w:val="clear" w:color="auto" w:fill="F6F1E6"/>
+          </w:tcPr>
+          <w:p>
+            <w:pPr>
+              <w:spacing w:after="20"/>
+              <w:jc w:val="right"/>
+            </w:pPr>
+            <w:r>
+              <w:rPr>
+                <w:b/>
+                <w:color w:val="1C3A36"/>
+                <w:sz w:val="18"/>
+              </w:rPr>
+              <w:t>105</w:t>
+            </w:r>
+          </w:p>
+        </w:tc>
+        <w:tc>
+          <w:tcPr>
+            <w:tcW w:type="dxa" w:w="2016"/>
+            <w:shd w:val="clear" w:color="auto" w:fill="F6F1E6"/>
+          </w:tcPr>
+          <w:p>
+            <w:pPr>
+              <w:spacing w:after="20"/>
+              <w:jc w:val="right"/>
+            </w:pPr>
+            <w:r>
+              <w:rPr>
+                <w:b/>
+                <w:color w:val="1C3A36"/>
+                <w:sz w:val="18"/>
+              </w:rPr>
+              <w:t>118</w:t>
+            </w:r>
+          </w:p>
+        </w:tc>
+      </w:tr>
+      <w:tr>
+        <w:tc>
+          <w:tcPr>
+            <w:tcW w:type="dxa" w:w="5616"/>
+          </w:tcPr>
+          <w:p>
+            <w:pPr>
+              <w:spacing w:after="20"/>
+            </w:pPr>
+            <w:r>
+              <w:rPr>
+                <w:color w:val="1C3A36"/>
+                <w:sz w:val="18"/>
+              </w:rPr>
+              <w:t>Segment revenue excluding the unconventional programme (USD mn)</w:t>
+            </w:r>
+          </w:p>
+        </w:tc>
+        <w:tc>
+          <w:tcPr>
+            <w:tcW w:type="dxa" w:w="2016"/>
+          </w:tcPr>
+          <w:p>
+            <w:pPr>
+              <w:spacing w:after="20"/>
+              <w:jc w:val="right"/>
+            </w:pPr>
+            <w:r>
+              <w:rPr>
+                <w:color w:val="1C3A36"/>
+                <w:sz w:val="18"/>
+              </w:rPr>
+              <w:t>718</w:t>
+            </w:r>
+          </w:p>
+        </w:tc>
+        <w:tc>
+          <w:tcPr>
+            <w:tcW w:type="dxa" w:w="2016"/>
+          </w:tcPr>
+          <w:p>
+            <w:pPr>
+              <w:spacing w:after="20"/>
+              <w:jc w:val="right"/>
+            </w:pPr>
+            <w:r>
+              <w:rPr>
+                <w:color w:val="1C3A36"/>
+                <w:sz w:val="18"/>
+              </w:rPr>
+              <w:t>928</w:t>
+            </w:r>
+          </w:p>
+        </w:tc>
+      </w:tr>
+      <w:tr>
+        <w:tc>
+          <w:tcPr>
+            <w:tcW w:type="dxa" w:w="5616"/>
+          </w:tcPr>
+          <w:p>
+            <w:pPr>
+              <w:spacing w:after="20"/>
+            </w:pPr>
+            <w:r>
+              <w:rPr>
+                <w:color w:val="1C3A36"/>
+                <w:sz w:val="18"/>
+              </w:rPr>
+              <w:t>Revenue per rig served (USD mn)</w:t>
+            </w:r>
+          </w:p>
+        </w:tc>
+        <w:tc>
+          <w:tcPr>
+            <w:tcW w:type="dxa" w:w="2016"/>
+          </w:tcPr>
+          <w:p>
+            <w:pPr>
+              <w:spacing w:after="20"/>
+              <w:jc w:val="right"/>
+            </w:pPr>
+            <w:r>
+              <w:rPr>
+                <w:color w:val="1C3A36"/>
+                <w:sz w:val="18"/>
+              </w:rPr>
+              <w:t>6.84</w:t>
+            </w:r>
+          </w:p>
+        </w:tc>
+        <w:tc>
+          <w:tcPr>
+            <w:tcW w:type="dxa" w:w="2016"/>
+          </w:tcPr>
+          <w:p>
+            <w:pPr>
+              <w:spacing w:after="20"/>
+              <w:jc w:val="right"/>
+            </w:pPr>
+            <w:r>
+              <w:rPr>
+                <w:color w:val="1C3A36"/>
+                <w:sz w:val="18"/>
+              </w:rPr>
+              <w:t>7.86</w:t>
+            </w:r>
+          </w:p>
+        </w:tc>
+      </w:tr>
+      <w:tr>
+        <w:tc>
+          <w:tcPr>
+            <w:tcW w:type="dxa" w:w="5616"/>
+            <w:shd w:val="clear" w:color="auto" w:fill="F6F1E6"/>
+          </w:tcPr>
+          <w:p>
+            <w:pPr>
+              <w:spacing w:after="20"/>
+            </w:pPr>
+            <w:r>
+              <w:rPr>
+                <w:b/>
+                <w:color w:val="1C3A36"/>
+                <w:sz w:val="18"/>
+              </w:rPr>
+              <w:t>Realised growth in revenue per rig served</w:t>
+            </w:r>
+          </w:p>
+        </w:tc>
+        <w:tc>
+          <w:tcPr>
+            <w:tcW w:type="dxa" w:w="2016"/>
+            <w:shd w:val="clear" w:color="auto" w:fill="F6F1E6"/>
+          </w:tcPr>
+          <w:p>
+            <w:pPr>
+              <w:spacing w:after="20"/>
+              <w:jc w:val="right"/>
+            </w:pPr>
+            <w:r>
+              <w:rPr>
+                <w:b/>
+                <w:color w:val="1C3A36"/>
+                <w:sz w:val="18"/>
+              </w:rPr>
+            </w:r>
+          </w:p>
+        </w:tc>
+        <w:tc>
+          <w:tcPr>
+            <w:tcW w:type="dxa" w:w="2016"/>
+            <w:shd w:val="clear" w:color="auto" w:fill="F6F1E6"/>
+          </w:tcPr>
+          <w:p>
+            <w:pPr>
+              <w:spacing w:after="20"/>
+              <w:jc w:val="right"/>
+            </w:pPr>
+            <w:r>
+              <w:rPr>
+                <w:b/>
+                <w:color w:val="1C3A36"/>
+                <w:sz w:val="18"/>
+              </w:rPr>
+              <w:t>15.0%</w:t>
+            </w:r>
+          </w:p>
+        </w:tc>
+      </w:tr>
+    </w:tbl>
+    <w:p>
+      <w:pPr>
+        <w:spacing w:after="40"/>
+      </w:pPr>
+    </w:p>
+    <w:p>
+      <w:pPr>
+        <w:spacing w:after="80" w:before="0"/>
+      </w:pPr>
+      <w:r>
+        <w:rPr>
+          <w:b w:val="0"/>
+          <w:i w:val="0"/>
+          <w:color w:val="1C3A36"/>
+          <w:sz w:val="21"/>
+        </w:rPr>
+        <w:t>The forecast carries both populations and lets the revenue per rig served grow at the rate the company actually achieved between the two disclosed years, 15.0%, fading linearly to the contract escalator of 1.5% by the end of the window. It fades because a gain of that size in revenue per rig served is a mix and efficiency effect — more services sold onto the same rig — and mix effects do not compound indefinitely. This is the cleanest growth story in the business and the least contracted.</w:t>
+      </w:r>
+    </w:p>
+    <w:p>
+      <w:pPr>
+        <w:spacing w:after="60" w:before="0"/>
+      </w:pPr>
+      <w:r>
+        <w:rPr>
+          <w:b/>
+          <w:i w:val="0"/>
+          <w:color w:val="1C3A36"/>
+          <w:sz w:val="21"/>
+        </w:rPr>
+        <w:t>The two 2026 acquisitions are consolidated, on both sides of the balance sheet.</w:t>
+      </w:r>
+    </w:p>
+    <w:p>
+      <w:pPr>
+        <w:spacing w:after="80" w:before="0"/>
+      </w:pPr>
+      <w:r>
+        <w:rPr>
+          <w:b w:val="0"/>
+          <w:i w:val="0"/>
+          <w:color w:val="1C3A36"/>
+          <w:sz w:val="21"/>
+        </w:rPr>
+        <w:t>An earlier edition of this study consolidated the REVENUE of the two regional businesses acquired in the first half of 2026 while leaving their asset base, the borrowings assumed with them and the minority interests recognised out of the roll-forward entirely. They are now entered as the single transaction the acquisition note supports, line by line. Nothing in it is a plug: the entry closes to zero against owners equity, which is the test a business combination has to pass — buying a business cannot, by itself, make the parent's shareholders richer or poorer.</w:t>
+      </w:r>
+    </w:p>
+    <w:tbl>
+      <w:tblPr>
+        <w:tblW w:type="auto" w:w="0"/>
+        <w:jc w:val="center"/>
+        <w:tblLook w:firstColumn="1" w:firstRow="1" w:lastColumn="0" w:lastRow="0" w:noHBand="0" w:noVBand="1" w:val="04A0"/>
+        <w:tblLayout w:type="fixed"/>
+        <w:tblCellMar>
+          <w:top w:w="40" w:type="dxa"/>
+          <w:left w:w="90" w:type="dxa"/>
+          <w:bottom w:w="40" w:type="dxa"/>
+          <w:right w:w="90" w:type="dxa"/>
+        </w:tblCellMar>
+        <w:tblBorders>
+          <w:top w:val="single" w:sz="4" w:space="0" w:color="C9D4D1"/>
+          <w:left w:val="single" w:sz="4" w:space="0" w:color="C9D4D1"/>
+          <w:bottom w:val="single" w:sz="4" w:space="0" w:color="C9D4D1"/>
+          <w:right w:val="single" w:sz="4" w:space="0" w:color="C9D4D1"/>
+          <w:insideH w:val="single" w:sz="4" w:space="0" w:color="C9D4D1"/>
+          <w:insideV w:val="single" w:sz="4" w:space="0" w:color="C9D4D1"/>
+        </w:tblBorders>
+        <w:tblLayout w:type="fixed"/>
+      </w:tblPr>
+      <w:tblGrid>
+        <w:gridCol w:w="6768"/>
+        <w:gridCol w:w="2880"/>
+      </w:tblGrid>
+      <w:tr>
+        <w:tc>
+          <w:tcPr>
+            <w:tcW w:type="dxa" w:w="6768"/>
+            <w:shd w:val="clear" w:color="auto" w:fill="EAF0EE"/>
+          </w:tcPr>
+          <w:p>
+            <w:pPr>
+              <w:spacing w:after="20"/>
+            </w:pPr>
+            <w:r>
+              <w:rPr>
+                <w:b/>
+                <w:color w:val="1C3A36"/>
+                <w:sz w:val="18"/>
+              </w:rPr>
+              <w:t>The 2026 business combinations, as entered</w:t>
+            </w:r>
+          </w:p>
+        </w:tc>
+        <w:tc>
+          <w:tcPr>
+            <w:tcW w:type="dxa" w:w="2880"/>
+            <w:shd w:val="clear" w:color="auto" w:fill="EAF0EE"/>
+          </w:tcPr>
+          <w:p>
+            <w:pPr>
+              <w:spacing w:after="20"/>
+            </w:pPr>
+            <w:r>
+              <w:rPr>
+                <w:b/>
+                <w:color w:val="1C3A36"/>
+                <w:sz w:val="18"/>
+              </w:rPr>
+              <w:t>USD mn</w:t>
+            </w:r>
+          </w:p>
+        </w:tc>
+      </w:tr>
+      <w:tr>
+        <w:tc>
+          <w:tcPr>
+            <w:tcW w:type="dxa" w:w="6768"/>
+          </w:tcPr>
+          <w:p>
+            <w:pPr>
+              <w:spacing w:after="20"/>
+            </w:pPr>
+            <w:r>
+              <w:rPr>
+                <w:color w:val="1C3A36"/>
+                <w:sz w:val="18"/>
+              </w:rPr>
+              <w:t>Property, equipment, right-of-use assets and goodwill acquired</w:t>
+            </w:r>
+          </w:p>
+        </w:tc>
+        <w:tc>
+          <w:tcPr>
+            <w:tcW w:type="dxa" w:w="2880"/>
+          </w:tcPr>
+          <w:p>
+            <w:pPr>
+              <w:spacing w:after="20"/>
+              <w:jc w:val="right"/>
+            </w:pPr>
+            <w:r>
+              <w:rPr>
+                <w:color w:val="1C3A36"/>
+                <w:sz w:val="18"/>
+              </w:rPr>
+              <w:t>309</w:t>
+            </w:r>
+          </w:p>
+        </w:tc>
+      </w:tr>
+      <w:tr>
+        <w:tc>
+          <w:tcPr>
+            <w:tcW w:type="dxa" w:w="6768"/>
+          </w:tcPr>
+          <w:p>
+            <w:pPr>
+              <w:spacing w:after="20"/>
+            </w:pPr>
+            <w:r>
+              <w:rPr>
+                <w:color w:val="1C3A36"/>
+                <w:sz w:val="18"/>
+              </w:rPr>
+              <w:t>Working capital acquired</w:t>
+            </w:r>
+          </w:p>
+        </w:tc>
+        <w:tc>
+          <w:tcPr>
+            <w:tcW w:type="dxa" w:w="2880"/>
+          </w:tcPr>
+          <w:p>
+            <w:pPr>
+              <w:spacing w:after="20"/>
+              <w:jc w:val="right"/>
+            </w:pPr>
+            <w:r>
+              <w:rPr>
+                <w:color w:val="1C3A36"/>
+                <w:sz w:val="18"/>
+              </w:rPr>
+              <w:t>41</w:t>
+            </w:r>
+          </w:p>
+        </w:tc>
+      </w:tr>
+      <w:tr>
+        <w:tc>
+          <w:tcPr>
+            <w:tcW w:type="dxa" w:w="6768"/>
+          </w:tcPr>
+          <w:p>
+            <w:pPr>
+              <w:spacing w:after="20"/>
+            </w:pPr>
+            <w:r>
+              <w:rPr>
+                <w:color w:val="1C3A36"/>
+                <w:sz w:val="18"/>
+              </w:rPr>
+              <w:t>Cash acquired</w:t>
+            </w:r>
+          </w:p>
+        </w:tc>
+        <w:tc>
+          <w:tcPr>
+            <w:tcW w:type="dxa" w:w="2880"/>
+          </w:tcPr>
+          <w:p>
+            <w:pPr>
+              <w:spacing w:after="20"/>
+              <w:jc w:val="right"/>
+            </w:pPr>
+            <w:r>
+              <w:rPr>
+                <w:color w:val="1C3A36"/>
+                <w:sz w:val="18"/>
+              </w:rPr>
+              <w:t>43</w:t>
+            </w:r>
+          </w:p>
+        </w:tc>
+      </w:tr>
+      <w:tr>
+        <w:tc>
+          <w:tcPr>
+            <w:tcW w:type="dxa" w:w="6768"/>
+          </w:tcPr>
+          <w:p>
+            <w:pPr>
+              <w:spacing w:after="20"/>
+            </w:pPr>
+            <w:r>
+              <w:rPr>
+                <w:color w:val="1C3A36"/>
+                <w:sz w:val="18"/>
+              </w:rPr>
+              <w:t>Borrowings and lease liabilities assumed</w:t>
+            </w:r>
+          </w:p>
+        </w:tc>
+        <w:tc>
+          <w:tcPr>
+            <w:tcW w:type="dxa" w:w="2880"/>
+          </w:tcPr>
+          <w:p>
+            <w:pPr>
+              <w:spacing w:after="20"/>
+              <w:jc w:val="right"/>
+            </w:pPr>
+            <w:r>
+              <w:rPr>
+                <w:color w:val="1C3A36"/>
+                <w:sz w:val="18"/>
+              </w:rPr>
+              <w:t>(180)</w:t>
+            </w:r>
+          </w:p>
+        </w:tc>
+      </w:tr>
+      <w:tr>
+        <w:tc>
+          <w:tcPr>
+            <w:tcW w:type="dxa" w:w="6768"/>
+          </w:tcPr>
+          <w:p>
+            <w:pPr>
+              <w:spacing w:after="20"/>
+            </w:pPr>
+            <w:r>
+              <w:rPr>
+                <w:color w:val="1C3A36"/>
+                <w:sz w:val="18"/>
+              </w:rPr>
+              <w:t>Deferred tax, income tax and end-of-service benefits assumed</w:t>
+            </w:r>
+          </w:p>
+        </w:tc>
+        <w:tc>
+          <w:tcPr>
+            <w:tcW w:type="dxa" w:w="2880"/>
+          </w:tcPr>
+          <w:p>
+            <w:pPr>
+              <w:spacing w:after="20"/>
+              <w:jc w:val="right"/>
+            </w:pPr>
+            <w:r>
+              <w:rPr>
+                <w:color w:val="1C3A36"/>
+                <w:sz w:val="18"/>
+              </w:rPr>
+              <w:t>(15)</w:t>
+            </w:r>
+          </w:p>
+        </w:tc>
+      </w:tr>
+      <w:tr>
+        <w:tc>
+          <w:tcPr>
+            <w:tcW w:type="dxa" w:w="6768"/>
+          </w:tcPr>
+          <w:p>
+            <w:pPr>
+              <w:spacing w:after="20"/>
+            </w:pPr>
+            <w:r>
+              <w:rPr>
+                <w:color w:val="1C3A36"/>
+                <w:sz w:val="18"/>
+              </w:rPr>
+              <w:t>Contingent consideration outstanding</w:t>
+            </w:r>
+          </w:p>
+        </w:tc>
+        <w:tc>
+          <w:tcPr>
+            <w:tcW w:type="dxa" w:w="2880"/>
+          </w:tcPr>
+          <w:p>
+            <w:pPr>
+              <w:spacing w:after="20"/>
+              <w:jc w:val="right"/>
+            </w:pPr>
+            <w:r>
+              <w:rPr>
+                <w:color w:val="1C3A36"/>
+                <w:sz w:val="18"/>
+              </w:rPr>
+              <w:t>(20)</w:t>
+            </w:r>
+          </w:p>
+        </w:tc>
+      </w:tr>
+      <w:tr>
+        <w:tc>
+          <w:tcPr>
+            <w:tcW w:type="dxa" w:w="6768"/>
+          </w:tcPr>
+          <w:p>
+            <w:pPr>
+              <w:spacing w:after="20"/>
+            </w:pPr>
+            <w:r>
+              <w:rPr>
+                <w:color w:val="1C3A36"/>
+                <w:sz w:val="18"/>
+              </w:rPr>
+              <w:t>Minority interests recognised</w:t>
+            </w:r>
+          </w:p>
+        </w:tc>
+        <w:tc>
+          <w:tcPr>
+            <w:tcW w:type="dxa" w:w="2880"/>
+          </w:tcPr>
+          <w:p>
+            <w:pPr>
+              <w:spacing w:after="20"/>
+              <w:jc w:val="right"/>
+            </w:pPr>
+            <w:r>
+              <w:rPr>
+                <w:color w:val="1C3A36"/>
+                <w:sz w:val="18"/>
+              </w:rPr>
+              <w:t>(50)</w:t>
+            </w:r>
+          </w:p>
+        </w:tc>
+      </w:tr>
+      <w:tr>
+        <w:tc>
+          <w:tcPr>
+            <w:tcW w:type="dxa" w:w="6768"/>
+          </w:tcPr>
+          <w:p>
+            <w:pPr>
+              <w:spacing w:after="20"/>
+            </w:pPr>
+            <w:r>
+              <w:rPr>
+                <w:color w:val="1C3A36"/>
+                <w:sz w:val="18"/>
+              </w:rPr>
+              <w:t>The 2025 advance, released against consideration</w:t>
+            </w:r>
+          </w:p>
+        </w:tc>
+        <w:tc>
+          <w:tcPr>
+            <w:tcW w:type="dxa" w:w="2880"/>
+          </w:tcPr>
+          <w:p>
+            <w:pPr>
+              <w:spacing w:after="20"/>
+              <w:jc w:val="right"/>
+            </w:pPr>
+            <w:r>
+              <w:rPr>
+                <w:color w:val="1C3A36"/>
+                <w:sz w:val="18"/>
+              </w:rPr>
+              <w:t>(91)</w:t>
+            </w:r>
+          </w:p>
+        </w:tc>
+      </w:tr>
+      <w:tr>
+        <w:tc>
+          <w:tcPr>
+            <w:tcW w:type="dxa" w:w="6768"/>
+          </w:tcPr>
+          <w:p>
+            <w:pPr>
+              <w:spacing w:after="20"/>
+            </w:pPr>
+            <w:r>
+              <w:rPr>
+                <w:color w:val="1C3A36"/>
+                <w:sz w:val="18"/>
+              </w:rPr>
+              <w:t>Cash consideration paid in 2026, net of the amount received back</w:t>
+            </w:r>
+          </w:p>
+        </w:tc>
+        <w:tc>
+          <w:tcPr>
+            <w:tcW w:type="dxa" w:w="2880"/>
+          </w:tcPr>
+          <w:p>
+            <w:pPr>
+              <w:spacing w:after="20"/>
+              <w:jc w:val="right"/>
+            </w:pPr>
+            <w:r>
+              <w:rPr>
+                <w:color w:val="1C3A36"/>
+                <w:sz w:val="18"/>
+              </w:rPr>
+              <w:t>(38)</w:t>
+            </w:r>
+          </w:p>
+        </w:tc>
+      </w:tr>
+      <w:tr>
+        <w:tc>
+          <w:tcPr>
+            <w:tcW w:type="dxa" w:w="6768"/>
+            <w:shd w:val="clear" w:color="auto" w:fill="F6F1E6"/>
+          </w:tcPr>
+          <w:p>
+            <w:pPr>
+              <w:spacing w:after="20"/>
+            </w:pPr>
+            <w:r>
+              <w:rPr>
+                <w:b/>
+                <w:color w:val="1C3A36"/>
+                <w:sz w:val="18"/>
+              </w:rPr>
+              <w:t>Net effect on equity attributable to owners</w:t>
+            </w:r>
+          </w:p>
+        </w:tc>
+        <w:tc>
+          <w:tcPr>
+            <w:tcW w:type="dxa" w:w="2880"/>
+            <w:shd w:val="clear" w:color="auto" w:fill="F6F1E6"/>
+          </w:tcPr>
+          <w:p>
+            <w:pPr>
+              <w:spacing w:after="20"/>
+              <w:jc w:val="right"/>
+            </w:pPr>
+            <w:r>
+              <w:rPr>
+                <w:b/>
+                <w:color w:val="1C3A36"/>
+                <w:sz w:val="18"/>
+              </w:rPr>
+              <w:t>0</w:t>
+            </w:r>
+          </w:p>
+        </w:tc>
+      </w:tr>
+    </w:tbl>
+    <w:p>
+      <w:pPr>
+        <w:spacing w:after="40"/>
+      </w:pPr>
+    </w:p>
+    <w:p>
+      <w:pPr>
+        <w:spacing w:after="80" w:before="0"/>
+      </w:pPr>
+      <w:r>
+        <w:rPr>
+          <w:b w:val="0"/>
+          <w:i w:val="0"/>
+          <w:color w:val="1C3A36"/>
+          <w:sz w:val="21"/>
+        </w:rPr>
+        <w:t>Two independent checks tie the entry to the face of the accounts: the goodwill it recognises equals the goodwill line on the 30 June 2026 balance sheet, which was nil six months earlier, and the minority interests it recognises equal the corresponding line in the statement of changes in equity.</w:t>
+      </w:r>
+    </w:p>
+    <w:p>
+      <w:pPr>
+        <w:spacing w:after="60" w:before="0"/>
+      </w:pPr>
+      <w:r>
+        <w:rPr>
+          <w:b/>
+          <w:i w:val="0"/>
+          <w:color w:val="1C3A36"/>
+          <w:sz w:val="21"/>
+        </w:rPr>
+        <w:t>Working capital is set on the only balance sheet that includes what was bought.</w:t>
+      </w:r>
+    </w:p>
+    <w:p>
+      <w:pPr>
+        <w:spacing w:after="80" w:before="0"/>
+      </w:pPr>
+      <w:r>
+        <w:rPr>
+          <w:b w:val="0"/>
+          <w:i w:val="0"/>
+          <w:color w:val="1C3A36"/>
+          <w:sz w:val="21"/>
+        </w:rPr>
+        <w:t>An earlier edition projected working capital at the average of the three audited years, 5.91% of revenue, and applied it to a revenue line that consolidates two businesses none of those three year ends contained. The ratio now comes off the 30 June 2026 balance sheet, the only one that consolidates them: working capital of USD 443 million on annualised first-half revenue, or 9.01%. Of that, USD 41 million came with the acquisitions, leaving 8.17% organic — so the acquisitions explain part of the increase and the business explains the rest.</w:t>
+      </w:r>
+    </w:p>
+    <w:p>
+      <w:pPr>
         <w:spacing w:after="120" w:before="0"/>
       </w:pPr>
       <w:r>
@@ -8285,7 +9675,489 @@
           <w:color w:val="1C3A36"/>
           <w:sz w:val="21"/>
         </w:rPr>
-        <w:t>The onshore rate rose from 2023 to 2024 and then fell back in 2025; it is not a trend, so the forecast escalates it at 1.5%, the domestic inflation rate, rather than extrapolating the 2024 step. The offshore rate rose steadily as jack-ups and island rigs came into service. The integrated-services rate is the cleanest growth story in the business and the least contracted.</w:t>
+        <w:t>The obvious objection is that a mid-year balance sheet flatters or punishes the ratio seasonally. The company's own cash-flow statement answers it, and answers it against this study: over the first half of 2025 working capital RELEASED USD 154 million of cash, so this company runs BELOW its year end at mid-year rather than above it. Over the first half of 2026 it ABSORBED USD 173 million. The build is real, it is not seasonal, and raising the ratio to meet it lowers this valuation rather than raising it.</w:t>
+      </w:r>
+    </w:p>
+    <w:p>
+      <w:pPr>
+        <w:spacing w:after="60" w:before="0"/>
+      </w:pPr>
+      <w:r>
+        <w:rPr>
+          <w:b/>
+          <w:i w:val="0"/>
+          <w:color w:val="1C3A36"/>
+          <w:sz w:val="21"/>
+        </w:rPr>
+        <w:t>What the unit build decides, and what the guidance decides.</w:t>
+      </w:r>
+    </w:p>
+    <w:p>
+      <w:pPr>
+        <w:spacing w:after="80" w:before="0"/>
+      </w:pPr>
+      <w:r>
+        <w:rPr>
+          <w:b w:val="0"/>
+          <w:i w:val="0"/>
+          <w:color w:val="1C3A36"/>
+          <w:sz w:val="21"/>
+        </w:rPr>
+        <w:t>The company guides all three segments for 2026, and this study reconciles the unit build to all three rather than to the group total. That reconciliation is a real correction and its size is published here rather than absorbed silently, because it says how much of the FY2026 figure is the bottom-up build and how much is the company's own guidance.</w:t>
+      </w:r>
+    </w:p>
+    <w:tbl>
+      <w:tblPr>
+        <w:tblW w:type="auto" w:w="0"/>
+        <w:jc w:val="center"/>
+        <w:tblLook w:firstColumn="1" w:firstRow="1" w:lastColumn="0" w:lastRow="0" w:noHBand="0" w:noVBand="1" w:val="04A0"/>
+        <w:tblLayout w:type="fixed"/>
+        <w:tblCellMar>
+          <w:top w:w="40" w:type="dxa"/>
+          <w:left w:w="90" w:type="dxa"/>
+          <w:bottom w:w="40" w:type="dxa"/>
+          <w:right w:w="90" w:type="dxa"/>
+        </w:tblCellMar>
+        <w:tblBorders>
+          <w:top w:val="single" w:sz="4" w:space="0" w:color="C9D4D1"/>
+          <w:left w:val="single" w:sz="4" w:space="0" w:color="C9D4D1"/>
+          <w:bottom w:val="single" w:sz="4" w:space="0" w:color="C9D4D1"/>
+          <w:right w:val="single" w:sz="4" w:space="0" w:color="C9D4D1"/>
+          <w:insideH w:val="single" w:sz="4" w:space="0" w:color="C9D4D1"/>
+          <w:insideV w:val="single" w:sz="4" w:space="0" w:color="C9D4D1"/>
+        </w:tblBorders>
+        <w:tblLayout w:type="fixed"/>
+      </w:tblPr>
+      <w:tblGrid>
+        <w:gridCol w:w="2232"/>
+        <w:gridCol w:w="2664"/>
+        <w:gridCol w:w="2736"/>
+        <w:gridCol w:w="1728"/>
+      </w:tblGrid>
+      <w:tr>
+        <w:tc>
+          <w:tcPr>
+            <w:tcW w:type="dxa" w:w="2232"/>
+            <w:shd w:val="clear" w:color="auto" w:fill="EAF0EE"/>
+          </w:tcPr>
+          <w:p>
+            <w:pPr>
+              <w:spacing w:after="20"/>
+            </w:pPr>
+            <w:r>
+              <w:rPr>
+                <w:b/>
+                <w:color w:val="1C3A36"/>
+                <w:sz w:val="17"/>
+              </w:rPr>
+              <w:t>FY2026, conventional revenue only</w:t>
+            </w:r>
+          </w:p>
+        </w:tc>
+        <w:tc>
+          <w:tcPr>
+            <w:tcW w:type="dxa" w:w="2664"/>
+            <w:shd w:val="clear" w:color="auto" w:fill="EAF0EE"/>
+          </w:tcPr>
+          <w:p>
+            <w:pPr>
+              <w:spacing w:after="20"/>
+            </w:pPr>
+            <w:r>
+              <w:rPr>
+                <w:b/>
+                <w:color w:val="1C3A36"/>
+                <w:sz w:val="17"/>
+              </w:rPr>
+              <w:t>Unit build before reconciliation (USD mn)</w:t>
+            </w:r>
+          </w:p>
+        </w:tc>
+        <w:tc>
+          <w:tcPr>
+            <w:tcW w:type="dxa" w:w="2736"/>
+            <w:shd w:val="clear" w:color="auto" w:fill="EAF0EE"/>
+          </w:tcPr>
+          <w:p>
+            <w:pPr>
+              <w:spacing w:after="20"/>
+            </w:pPr>
+            <w:r>
+              <w:rPr>
+                <w:b/>
+                <w:color w:val="1C3A36"/>
+                <w:sz w:val="17"/>
+              </w:rPr>
+              <w:t>Guided, less the contracted unconventional programme (USD mn)</w:t>
+            </w:r>
+          </w:p>
+        </w:tc>
+        <w:tc>
+          <w:tcPr>
+            <w:tcW w:type="dxa" w:w="1728"/>
+            <w:shd w:val="clear" w:color="auto" w:fill="EAF0EE"/>
+          </w:tcPr>
+          <w:p>
+            <w:pPr>
+              <w:spacing w:after="20"/>
+            </w:pPr>
+            <w:r>
+              <w:rPr>
+                <w:b/>
+                <w:color w:val="1C3A36"/>
+                <w:sz w:val="17"/>
+              </w:rPr>
+              <w:t>Correction</w:t>
+            </w:r>
+          </w:p>
+        </w:tc>
+      </w:tr>
+      <w:tr>
+        <w:tc>
+          <w:tcPr>
+            <w:tcW w:type="dxa" w:w="2232"/>
+          </w:tcPr>
+          <w:p>
+            <w:pPr>
+              <w:spacing w:after="20"/>
+            </w:pPr>
+            <w:r>
+              <w:rPr>
+                <w:color w:val="1C3A36"/>
+                <w:sz w:val="17"/>
+              </w:rPr>
+              <w:t>Onshore</w:t>
+            </w:r>
+          </w:p>
+        </w:tc>
+        <w:tc>
+          <w:tcPr>
+            <w:tcW w:type="dxa" w:w="2664"/>
+          </w:tcPr>
+          <w:p>
+            <w:pPr>
+              <w:spacing w:after="20"/>
+              <w:jc w:val="right"/>
+            </w:pPr>
+            <w:r>
+              <w:rPr>
+                <w:color w:val="1C3A36"/>
+                <w:sz w:val="17"/>
+              </w:rPr>
+              <w:t>2,120</w:t>
+            </w:r>
+          </w:p>
+        </w:tc>
+        <w:tc>
+          <w:tcPr>
+            <w:tcW w:type="dxa" w:w="2736"/>
+          </w:tcPr>
+          <w:p>
+            <w:pPr>
+              <w:spacing w:after="20"/>
+              <w:jc w:val="right"/>
+            </w:pPr>
+            <w:r>
+              <w:rPr>
+                <w:color w:val="1C3A36"/>
+                <w:sz w:val="17"/>
+              </w:rPr>
+              <w:t>1,909</w:t>
+            </w:r>
+          </w:p>
+        </w:tc>
+        <w:tc>
+          <w:tcPr>
+            <w:tcW w:type="dxa" w:w="1728"/>
+          </w:tcPr>
+          <w:p>
+            <w:pPr>
+              <w:spacing w:after="20"/>
+              <w:jc w:val="right"/>
+            </w:pPr>
+            <w:r>
+              <w:rPr>
+                <w:color w:val="1C3A36"/>
+                <w:sz w:val="17"/>
+              </w:rPr>
+              <w:t>-10.0%</w:t>
+            </w:r>
+          </w:p>
+        </w:tc>
+      </w:tr>
+      <w:tr>
+        <w:tc>
+          <w:tcPr>
+            <w:tcW w:type="dxa" w:w="2232"/>
+          </w:tcPr>
+          <w:p>
+            <w:pPr>
+              <w:spacing w:after="20"/>
+            </w:pPr>
+            <w:r>
+              <w:rPr>
+                <w:color w:val="1C3A36"/>
+                <w:sz w:val="17"/>
+              </w:rPr>
+              <w:t>Offshore</w:t>
+            </w:r>
+          </w:p>
+        </w:tc>
+        <w:tc>
+          <w:tcPr>
+            <w:tcW w:type="dxa" w:w="2664"/>
+          </w:tcPr>
+          <w:p>
+            <w:pPr>
+              <w:spacing w:after="20"/>
+              <w:jc w:val="right"/>
+            </w:pPr>
+            <w:r>
+              <w:rPr>
+                <w:color w:val="1C3A36"/>
+                <w:sz w:val="17"/>
+              </w:rPr>
+              <w:t>1,463</w:t>
+            </w:r>
+          </w:p>
+        </w:tc>
+        <w:tc>
+          <w:tcPr>
+            <w:tcW w:type="dxa" w:w="2736"/>
+          </w:tcPr>
+          <w:p>
+            <w:pPr>
+              <w:spacing w:after="20"/>
+              <w:jc w:val="right"/>
+            </w:pPr>
+            <w:r>
+              <w:rPr>
+                <w:color w:val="1C3A36"/>
+                <w:sz w:val="17"/>
+              </w:rPr>
+              <w:t>1,500</w:t>
+            </w:r>
+          </w:p>
+        </w:tc>
+        <w:tc>
+          <w:tcPr>
+            <w:tcW w:type="dxa" w:w="1728"/>
+          </w:tcPr>
+          <w:p>
+            <w:pPr>
+              <w:spacing w:after="20"/>
+              <w:jc w:val="right"/>
+            </w:pPr>
+            <w:r>
+              <w:rPr>
+                <w:color w:val="1C3A36"/>
+                <w:sz w:val="17"/>
+              </w:rPr>
+              <w:t>+2.5%</w:t>
+            </w:r>
+          </w:p>
+        </w:tc>
+      </w:tr>
+      <w:tr>
+        <w:tc>
+          <w:tcPr>
+            <w:tcW w:type="dxa" w:w="2232"/>
+          </w:tcPr>
+          <w:p>
+            <w:pPr>
+              <w:spacing w:after="20"/>
+            </w:pPr>
+            <w:r>
+              <w:rPr>
+                <w:color w:val="1C3A36"/>
+                <w:sz w:val="17"/>
+              </w:rPr>
+              <w:t>Oilfield Services</w:t>
+            </w:r>
+          </w:p>
+        </w:tc>
+        <w:tc>
+          <w:tcPr>
+            <w:tcW w:type="dxa" w:w="2664"/>
+          </w:tcPr>
+          <w:p>
+            <w:pPr>
+              <w:spacing w:after="20"/>
+              <w:jc w:val="right"/>
+            </w:pPr>
+            <w:r>
+              <w:rPr>
+                <w:color w:val="1C3A36"/>
+                <w:sz w:val="17"/>
+              </w:rPr>
+              <w:t>1,103</w:t>
+            </w:r>
+          </w:p>
+        </w:tc>
+        <w:tc>
+          <w:tcPr>
+            <w:tcW w:type="dxa" w:w="2736"/>
+          </w:tcPr>
+          <w:p>
+            <w:pPr>
+              <w:spacing w:after="20"/>
+              <w:jc w:val="right"/>
+            </w:pPr>
+            <w:r>
+              <w:rPr>
+                <w:color w:val="1C3A36"/>
+                <w:sz w:val="17"/>
+              </w:rPr>
+              <w:t>1,191</w:t>
+            </w:r>
+          </w:p>
+        </w:tc>
+        <w:tc>
+          <w:tcPr>
+            <w:tcW w:type="dxa" w:w="1728"/>
+          </w:tcPr>
+          <w:p>
+            <w:pPr>
+              <w:spacing w:after="20"/>
+              <w:jc w:val="right"/>
+            </w:pPr>
+            <w:r>
+              <w:rPr>
+                <w:color w:val="1C3A36"/>
+                <w:sz w:val="17"/>
+              </w:rPr>
+              <w:t>+8.0%</w:t>
+            </w:r>
+          </w:p>
+        </w:tc>
+      </w:tr>
+      <w:tr>
+        <w:tc>
+          <w:tcPr>
+            <w:tcW w:type="dxa" w:w="2232"/>
+            <w:shd w:val="clear" w:color="auto" w:fill="F6F1E6"/>
+          </w:tcPr>
+          <w:p>
+            <w:pPr>
+              <w:spacing w:after="20"/>
+            </w:pPr>
+            <w:r>
+              <w:rPr>
+                <w:b/>
+                <w:color w:val="1C3A36"/>
+                <w:sz w:val="17"/>
+              </w:rPr>
+              <w:t>Group</w:t>
+            </w:r>
+          </w:p>
+        </w:tc>
+        <w:tc>
+          <w:tcPr>
+            <w:tcW w:type="dxa" w:w="2664"/>
+            <w:shd w:val="clear" w:color="auto" w:fill="F6F1E6"/>
+          </w:tcPr>
+          <w:p>
+            <w:pPr>
+              <w:spacing w:after="20"/>
+              <w:jc w:val="right"/>
+            </w:pPr>
+            <w:r>
+              <w:rPr>
+                <w:b/>
+                <w:color w:val="1C3A36"/>
+                <w:sz w:val="17"/>
+              </w:rPr>
+              <w:t>4,686</w:t>
+            </w:r>
+          </w:p>
+        </w:tc>
+        <w:tc>
+          <w:tcPr>
+            <w:tcW w:type="dxa" w:w="2736"/>
+            <w:shd w:val="clear" w:color="auto" w:fill="F6F1E6"/>
+          </w:tcPr>
+          <w:p>
+            <w:pPr>
+              <w:spacing w:after="20"/>
+              <w:jc w:val="right"/>
+            </w:pPr>
+            <w:r>
+              <w:rPr>
+                <w:b/>
+                <w:color w:val="1C3A36"/>
+                <w:sz w:val="17"/>
+              </w:rPr>
+              <w:t>4,600</w:t>
+            </w:r>
+          </w:p>
+        </w:tc>
+        <w:tc>
+          <w:tcPr>
+            <w:tcW w:type="dxa" w:w="1728"/>
+            <w:shd w:val="clear" w:color="auto" w:fill="F6F1E6"/>
+          </w:tcPr>
+          <w:p>
+            <w:pPr>
+              <w:spacing w:after="20"/>
+              <w:jc w:val="right"/>
+            </w:pPr>
+            <w:r>
+              <w:rPr>
+                <w:b/>
+                <w:color w:val="1C3A36"/>
+                <w:sz w:val="17"/>
+              </w:rPr>
+              <w:t>+1.9%</w:t>
+            </w:r>
+          </w:p>
+        </w:tc>
+      </w:tr>
+    </w:tbl>
+    <w:p>
+      <w:pPr>
+        <w:spacing w:after="40"/>
+      </w:pPr>
+    </w:p>
+    <w:p>
+      <w:pPr>
+        <w:spacing w:after="80" w:before="0"/>
+      </w:pPr>
+      <w:r>
+        <w:rPr>
+          <w:b w:val="0"/>
+          <w:i w:val="0"/>
+          <w:color w:val="1C3A36"/>
+          <w:sz w:val="21"/>
+        </w:rPr>
+        <w:t>The unconventional programme is contracted revenue on its own schedule and is not scaled by a unit-rate correction, so it is taken out of both columns above; the reconciliation is solved on the part of each segment the unit rates actually build.</w:t>
+      </w:r>
+    </w:p>
+    <w:p>
+      <w:pPr>
+        <w:spacing w:after="80" w:before="0"/>
+      </w:pPr>
+      <w:r>
+        <w:rPr>
+          <w:b w:val="0"/>
+          <w:i w:val="0"/>
+          <w:color w:val="1C3A36"/>
+          <w:sz w:val="21"/>
+        </w:rPr>
+        <w:t>The group total is close, and an earlier edition stopped there. The segments are not: the onshore build runs above the guidance and the oilfield-services build below it, and those two errors were cancelling. The correction is applied as a persistent level shift on each segment's unit rate rather than as a one-year plug, so it carries through every forecast year. The consequence for a reader is worth stating plainly: THE UNIT RATES SET THE GROWTH PATH, AND THE COMPANY'S GUIDANCE SETS THE FY2026 LEVEL. A change to any FY2025 unit rate moves 2027 onwards and leaves 2026 where the guidance put it.</w:t>
+      </w:r>
+    </w:p>
+    <w:p>
+      <w:pPr>
+        <w:spacing w:after="80" w:before="0"/>
+      </w:pPr>
+      <w:r>
+        <w:rPr>
+          <w:b w:val="0"/>
+          <w:i w:val="0"/>
+          <w:color w:val="1C3A36"/>
+          <w:sz w:val="21"/>
+        </w:rPr>
+        <w:t>The margin is NOT reconciled, and that is deliberate. The build produces an FY2026 EBITDA margin of 43.74% against guidance of 44.0% to 46.0% — below the guided range, by roughly USD 63 million of EBITDA. Scaling the cost stack to close that gap would move the weighted central figure by about six fils. It is not done, because the margin here is an OUTPUT of a cost stack built line by line from the company's own cost note, each line on its own volume driver and its own escalator. A margin that has been scaled to meet a guided margin is no longer evidence about anything. The gap is reported instead, and it is a reason to read the cost table below closely.</w:t>
       </w:r>
     </w:p>
     <w:p>
@@ -8496,7 +10368,7 @@
                 <w:color w:val="1C3A36"/>
                 <w:sz w:val="18"/>
               </w:rPr>
-              <w:t>Domestic inflation</w:t>
+              <w:t>Oilfield-services cost index</w:t>
             </w:r>
           </w:p>
         </w:tc>
@@ -8678,7 +10550,7 @@
                 <w:color w:val="1C3A36"/>
                 <w:sz w:val="18"/>
               </w:rPr>
-              <w:t>Domestic inflation</w:t>
+              <w:t>Oilfield-services cost index</w:t>
             </w:r>
           </w:p>
         </w:tc>
@@ -8769,7 +10641,7 @@
                 <w:color w:val="1C3A36"/>
                 <w:sz w:val="18"/>
               </w:rPr>
-              <w:t>Domestic inflation</w:t>
+              <w:t>Oilfield-services cost index</w:t>
             </w:r>
           </w:p>
         </w:tc>
@@ -8951,7 +10823,7 @@
                 <w:color w:val="1C3A36"/>
                 <w:sz w:val="18"/>
               </w:rPr>
-              <w:t>Domestic inflation</w:t>
+              <w:t>Oilfield-services cost index</w:t>
             </w:r>
           </w:p>
         </w:tc>
@@ -9505,7 +11377,7 @@
                 <w:color w:val="1C3A36"/>
                 <w:sz w:val="18"/>
               </w:rPr>
-              <w:t>5,741</w:t>
+              <w:t>5,962</w:t>
             </w:r>
           </w:p>
         </w:tc>
@@ -9523,7 +11395,7 @@
                 <w:color w:val="1C3A36"/>
                 <w:sz w:val="18"/>
               </w:rPr>
-              <w:t>5,175</w:t>
+              <w:t>5,371</w:t>
             </w:r>
           </w:p>
         </w:tc>
@@ -9615,7 +11487,7 @@
                 <w:color w:val="1C3A36"/>
                 <w:sz w:val="18"/>
               </w:rPr>
-              <w:t>25,997</w:t>
+              <w:t>28,570</w:t>
             </w:r>
           </w:p>
         </w:tc>
@@ -9633,7 +11505,7 @@
                 <w:color w:val="1C3A36"/>
                 <w:sz w:val="18"/>
               </w:rPr>
-              <w:t>23,079</w:t>
+              <w:t>25,067</w:t>
             </w:r>
           </w:p>
         </w:tc>
@@ -9674,7 +11546,7 @@
                 <w:color w:val="1C3A36"/>
                 <w:sz w:val="18"/>
               </w:rPr>
-              <w:t>5.55</w:t>
+              <w:t>6.21</w:t>
             </w:r>
           </w:p>
         </w:tc>
@@ -9694,7 +11566,7 @@
                 <w:color w:val="1C3A36"/>
                 <w:sz w:val="18"/>
               </w:rPr>
-              <w:t>4.88</w:t>
+              <w:t>5.40</w:t>
             </w:r>
           </w:p>
         </w:tc>
@@ -9716,7 +11588,7 @@
           <w:color w:val="1C3A36"/>
           <w:sz w:val="21"/>
         </w:rPr>
-        <w:t>The two cases are AED 0.67 apart — 11.3% of the current price. They are published side by side and are not averaged into one number. A reader who believes the programme continues should read the first column; a reader who thinks 2027 is the peak should read the second. The market price sits between them, closer to the first.</w:t>
+        <w:t>The two cases are AED 0.81 apart — 13.7% of the current price. They are published side by side and are not averaged into one number. A reader who believes the programme continues should read the first column; a reader who thinks 2027 is the peak should read the second. The market price sits between them, closer to the first.</w:t>
       </w:r>
     </w:p>
     <w:tbl>
@@ -10541,7 +12413,7 @@
                 <w:color w:val="1C3A36"/>
                 <w:sz w:val="18"/>
               </w:rPr>
-              <w:t>92.3%</w:t>
+              <w:t>91.1%</w:t>
             </w:r>
           </w:p>
         </w:tc>
@@ -10559,7 +12431,7 @@
                 <w:color w:val="1C3A36"/>
                 <w:sz w:val="18"/>
               </w:rPr>
-              <w:t>92.3%</w:t>
+              <w:t>91.1%</w:t>
             </w:r>
           </w:p>
         </w:tc>
@@ -10618,7 +12490,7 @@
                 <w:color w:val="1C3A36"/>
                 <w:sz w:val="18"/>
               </w:rPr>
-              <w:t>8.05%</w:t>
+              <w:t>8.01%</w:t>
             </w:r>
           </w:p>
         </w:tc>
@@ -10638,7 +12510,7 @@
                 <w:color w:val="1C3A36"/>
                 <w:sz w:val="18"/>
               </w:rPr>
-              <w:t>8.09%</w:t>
+              <w:t>8.05%</w:t>
             </w:r>
           </w:p>
         </w:tc>
@@ -12212,7 +14084,7 @@
                 <w:color w:val="1C3A36"/>
                 <w:sz w:val="18"/>
               </w:rPr>
-              <w:t>7.39</w:t>
+              <w:t>8.25</w:t>
             </w:r>
           </w:p>
         </w:tc>
@@ -12230,7 +14102,7 @@
                 <w:color w:val="1C3A36"/>
                 <w:sz w:val="18"/>
               </w:rPr>
-              <w:t>33.0%</w:t>
+              <w:t>32.8%</w:t>
             </w:r>
           </w:p>
         </w:tc>
@@ -12285,7 +14157,7 @@
                 <w:color w:val="1C3A36"/>
                 <w:sz w:val="18"/>
               </w:rPr>
-              <w:t>6.25</w:t>
+              <w:t>6.98</w:t>
             </w:r>
           </w:p>
         </w:tc>
@@ -12303,7 +14175,7 @@
                 <w:color w:val="1C3A36"/>
                 <w:sz w:val="18"/>
               </w:rPr>
-              <w:t>12.5%</w:t>
+              <w:t>12.4%</w:t>
             </w:r>
           </w:p>
         </w:tc>
@@ -12358,7 +14230,7 @@
                 <w:color w:val="1C3A36"/>
                 <w:sz w:val="18"/>
               </w:rPr>
-              <w:t>5.55</w:t>
+              <w:t>6.21</w:t>
             </w:r>
           </w:p>
         </w:tc>
@@ -12431,7 +14303,7 @@
                 <w:color w:val="1C3A36"/>
                 <w:sz w:val="18"/>
               </w:rPr>
-              <w:t>5.09</w:t>
+              <w:t>5.70</w:t>
             </w:r>
           </w:p>
         </w:tc>
@@ -12449,7 +14321,7 @@
                 <w:color w:val="1C3A36"/>
                 <w:sz w:val="18"/>
               </w:rPr>
-              <w:t>-8.3%</w:t>
+              <w:t>-8.2%</w:t>
             </w:r>
           </w:p>
         </w:tc>
@@ -12504,7 +14376,7 @@
                 <w:color w:val="1C3A36"/>
                 <w:sz w:val="18"/>
               </w:rPr>
-              <w:t>4.69</w:t>
+              <w:t>5.24</w:t>
             </w:r>
           </w:p>
         </w:tc>
@@ -12577,7 +14449,7 @@
                 <w:color w:val="1C3A36"/>
                 <w:sz w:val="18"/>
               </w:rPr>
-              <w:t>4.86</w:t>
+              <w:t>5.45</w:t>
             </w:r>
           </w:p>
         </w:tc>
@@ -12595,7 +14467,7 @@
                 <w:color w:val="1C3A36"/>
                 <w:sz w:val="18"/>
               </w:rPr>
-              <w:t>-12.5%</w:t>
+              <w:t>-12.2%</w:t>
             </w:r>
           </w:p>
         </w:tc>
@@ -12650,7 +14522,7 @@
                 <w:color w:val="1C3A36"/>
                 <w:sz w:val="18"/>
               </w:rPr>
-              <w:t>5.21</w:t>
+              <w:t>5.83</w:t>
             </w:r>
           </w:p>
         </w:tc>
@@ -12668,7 +14540,7 @@
                 <w:color w:val="1C3A36"/>
                 <w:sz w:val="18"/>
               </w:rPr>
-              <w:t>-6.3%</w:t>
+              <w:t>-6.1%</w:t>
             </w:r>
           </w:p>
         </w:tc>
@@ -12723,7 +14595,7 @@
                 <w:color w:val="1C3A36"/>
                 <w:sz w:val="18"/>
               </w:rPr>
-              <w:t>5.55</w:t>
+              <w:t>6.21</w:t>
             </w:r>
           </w:p>
         </w:tc>
@@ -12796,7 +14668,7 @@
                 <w:color w:val="1C3A36"/>
                 <w:sz w:val="18"/>
               </w:rPr>
-              <w:t>5.90</w:t>
+              <w:t>6.59</w:t>
             </w:r>
           </w:p>
         </w:tc>
@@ -12814,7 +14686,7 @@
                 <w:color w:val="1C3A36"/>
                 <w:sz w:val="18"/>
               </w:rPr>
-              <w:t>6.3%</w:t>
+              <w:t>6.1%</w:t>
             </w:r>
           </w:p>
         </w:tc>
@@ -12869,7 +14741,7 @@
                 <w:color w:val="1C3A36"/>
                 <w:sz w:val="18"/>
               </w:rPr>
-              <w:t>6.25</w:t>
+              <w:t>6.97</w:t>
             </w:r>
           </w:p>
         </w:tc>
@@ -12887,7 +14759,7 @@
                 <w:color w:val="1C3A36"/>
                 <w:sz w:val="18"/>
               </w:rPr>
-              <w:t>12.5%</w:t>
+              <w:t>12.2%</w:t>
             </w:r>
           </w:p>
         </w:tc>
@@ -12909,7 +14781,7 @@
           <w:color w:val="1C3A36"/>
           <w:sz w:val="21"/>
         </w:rPr>
-        <w:t>The single most powerful driver is the beta, and it is the one input in the whole model that is estimated from market data rather than read from a filing. Across the range the regressions in section 1.8 actually produced — from 0.50 on a turnover-weighted composite to 1.01 at the top of the adopted regression's own confidence interval — the continued-expansion case runs from AED 7.39 down to AED 4.69. That is a spread of AED 2.70, wider than the gap between the two terminal cases and wider than the gap between the central and the market price. It is stated here rather than buried in a footnote because it is the quickest way to overturn this study — in either direction.</w:t>
+        <w:t>The single most powerful driver is the beta, and it is the one input in the whole model that is estimated from market data rather than read from a filing. Across the range the regressions in section 1.8 actually produced — from 0.50 on a turnover-weighted composite to 1.01 at the top of the adopted regression's own confidence interval — the continued-expansion case runs from AED 8.25 down to AED 5.24. That is a spread of AED 3.01, wider than the gap between the two terminal cases and wider than the gap between the central and the market price. It is stated here rather than buried in a footnote because it is the quickest way to overturn this study — in either direction.</w:t>
       </w:r>
     </w:p>
     <w:p>
@@ -14985,7 +16857,7 @@
           <w:color w:val="1C3A36"/>
           <w:sz w:val="21"/>
         </w:rPr>
-        <w:t>A probability map that has never been scored is decoration, so the record is stated plainly. Run backwards across every three-month window this share has produced since listing — 15 independent, non-overlapping windows — the map scored 1.65% WORSE than a simple no-information benchmark that assumes the price simply drifts with the risk-free rate less the dividend. That shortfall held under three different resampling schemes, so it is a real result and not a sampling artifact.</w:t>
+        <w:t>A probability map that has never been scored is decoration, so the record is stated plainly. Run backwards across every non-overlapping three-month window that the price history used here can score — the first of them opens on 2022-10-17 and the last on 2026-04-20, which is not the whole listed history: the earliest windows are held back to fit the model that predicts them — 15 independent, non-overlapping windows — the map scored 1.65% WORSE than a simple no-information benchmark that assumes the price simply drifts with the risk-free rate less the dividend. That shortfall held under three different resampling schemes, so it is a real result and not a sampling artifact.</w:t>
       </w:r>
     </w:p>
     <w:p>
@@ -15013,7 +16885,7 @@
           <w:color w:val="1C3A36"/>
           <w:sz w:val="21"/>
         </w:rPr>
-        <w:t>The cause is mechanical. The bands are calibrated across a panel of Abu Dhabi and Dubai listed companies, and this share's own realised volatility of 25.2% sits at the 28th percentile of that panel, below its median of 27.1%. A band sized for the average name is too wide for a below-average-volatility one. Narrowing it to 80% of the panel width would have turned the score positive, and that is reported as a diagnosis rather than applied, because a width chosen after seeing the outcomes it is scored on is not evidence of anything.</w:t>
+        <w:t>The cause is mechanical. The bands are calibrated across a panel of Abu Dhabi and Dubai listed companies, and this share's own realised volatility — measured as the annualised standard deviation of its daily returns over the whole price history used here — of 25.2% sits at the 28th percentile of that panel, below the panel median of 27.1% on the same measure. (Two other volatility figures appear in this study and are not the same quantity: the shorter-window figure quoted in the technical section, which is measured over the recent trading range only, and the forward volatility embedded in the probability map, which is what the panel calibration produces.) A band sized for the average name is too wide for a below-average-volatility one. Narrowing it to 80% of the panel width would have turned the score positive, and that is reported as a diagnosis rather than applied, because a width chosen after seeing the outcomes it is scored on is not evidence of anything.</w:t>
       </w:r>
     </w:p>
     <w:p>
@@ -15207,7 +17079,7 @@
                 <w:color w:val="1C3A36"/>
                 <w:sz w:val="17"/>
               </w:rPr>
-              <w:t>5.55</w:t>
+              <w:t>6.21</w:t>
             </w:r>
           </w:p>
         </w:tc>
@@ -15298,7 +17170,7 @@
                 <w:color w:val="1C3A36"/>
                 <w:sz w:val="17"/>
               </w:rPr>
-              <w:t>4.88</w:t>
+              <w:t>5.40</w:t>
             </w:r>
           </w:p>
         </w:tc>
@@ -15389,7 +17261,7 @@
                 <w:color w:val="1C3A36"/>
                 <w:sz w:val="17"/>
               </w:rPr>
-              <w:t>4.06</w:t>
+              <w:t>3.95</w:t>
             </w:r>
           </w:p>
         </w:tc>
@@ -15480,7 +17352,7 @@
                 <w:color w:val="1C3A36"/>
                 <w:sz w:val="17"/>
               </w:rPr>
-              <w:t>5.71</w:t>
+              <w:t>4.73</w:t>
             </w:r>
           </w:p>
         </w:tc>
@@ -15571,7 +17443,7 @@
                 <w:color w:val="1C3A36"/>
                 <w:sz w:val="17"/>
               </w:rPr>
-              <w:t>5.03</w:t>
+              <w:t>3.46</w:t>
             </w:r>
           </w:p>
         </w:tc>
@@ -15647,7 +17519,7 @@
           <w:color w:val="1C3A36"/>
           <w:sz w:val="21"/>
         </w:rPr>
-        <w:t>The lenses disagree in a structured way rather than randomly. The two that read the company as a set of assets or as one of a class of drillers sit below the market; the two that read it as a franchise earning an above-cost return sit above. That is the same disagreement the expert panel in Appendix C reaches from three different starting points, and it is the disagreement a reader has to resolve for themselves.</w:t>
+        <w:t>The lenses disagree in a structured way rather than randomly, and the disagreement is about one thing: whether the return this business earns on its capital is durable. Four of the five sit at or below the market price — the capacity-plateau cash-flow case, the peer-multiple lens, the book-value lens and the normalised-earnings lens — and one sits above it, the continued-expansion cash-flow case. That is the same disagreement the expert panel in Appendix C reaches from three different starting points, and it is the disagreement a reader has to resolve for themselves.</w:t>
       </w:r>
     </w:p>
     <w:p>
@@ -16039,7 +17911,7 @@
                 <w:color w:val="1C3A36"/>
                 <w:sz w:val="17"/>
               </w:rPr>
-              <w:t>Four of the six ordered rigs are still to arrive; they are the most visible contracted growth in the model</w:t>
+              <w:t>5 of the six ordered rigs are still to arrive — one entered the fleet in the second quarter of 2026, ahead of schedule; they are the most visible contracted growth in the model</w:t>
             </w:r>
           </w:p>
         </w:tc>
@@ -16258,7 +18130,7 @@
                 <w:color w:val="1C3A36"/>
                 <w:sz w:val="17"/>
               </w:rPr>
-              <w:t>The guided floor of USD 1.05bn is 72.3% of forecast 2026 profit; the model accumulates cash rather than assuming a rise</w:t>
+              <w:t>The guided floor of USD 1.05bn is 76.4% of forecast 2026 profit; the model accumulates cash rather than assuming a rise</w:t>
             </w:r>
           </w:p>
         </w:tc>
@@ -16579,7 +18451,7 @@
                 <w:color w:val="1C3A36"/>
                 <w:sz w:val="17"/>
               </w:rPr>
-              <w:t>The regressions actually run span 0.47 to 1.02, and across the sensitivity grid the continued-expansion case runs from AED 7.39 to AED 4.69 — a wider spread than the gap between the two terminal cases</w:t>
+              <w:t>The regressions actually run span 0.47 to 1.02, and across the sensitivity grid the continued-expansion case runs from AED 8.25 to AED 5.24 — a wider spread than the gap between the two terminal cases</w:t>
             </w:r>
           </w:p>
         </w:tc>
@@ -16799,7 +18671,7 @@
                 <w:color w:val="1C3A36"/>
                 <w:sz w:val="17"/>
               </w:rPr>
-              <w:t>Cash accumulates to USD 2.52bn by 2030 and net debt turns negative; enterprise value is unaffected, but the balance sheet in Appendix A is a floor case, not a prediction</w:t>
+              <w:t>Cash accumulates to USD 2.79bn by 2030 and net debt turns negative; enterprise value is unaffected, but the balance sheet in Appendix A is a floor case, not a prediction</w:t>
             </w:r>
           </w:p>
         </w:tc>
@@ -17208,7 +19080,7 @@
                 <w:color w:val="1C3A36"/>
                 <w:sz w:val="16"/>
               </w:rPr>
-              <w:t>4,908</w:t>
+              <w:t>5,000</w:t>
             </w:r>
           </w:p>
         </w:tc>
@@ -17226,7 +19098,7 @@
                 <w:color w:val="1C3A36"/>
                 <w:sz w:val="16"/>
               </w:rPr>
-              <w:t>5,157</w:t>
+              <w:t>5,207</w:t>
             </w:r>
           </w:p>
         </w:tc>
@@ -17244,7 +19116,7 @@
                 <w:color w:val="1C3A36"/>
                 <w:sz w:val="16"/>
               </w:rPr>
-              <w:t>5,350</w:t>
+              <w:t>5,497</w:t>
             </w:r>
           </w:p>
         </w:tc>
@@ -17262,7 +19134,7 @@
                 <w:color w:val="1C3A36"/>
                 <w:sz w:val="16"/>
               </w:rPr>
-              <w:t>5,566</w:t>
+              <w:t>5,774</w:t>
             </w:r>
           </w:p>
         </w:tc>
@@ -17280,7 +19152,7 @@
                 <w:color w:val="1C3A36"/>
                 <w:sz w:val="16"/>
               </w:rPr>
-              <w:t>5,741</w:t>
+              <w:t>5,962</w:t>
             </w:r>
           </w:p>
         </w:tc>
@@ -17371,7 +19243,7 @@
                 <w:color w:val="1C3A36"/>
                 <w:sz w:val="16"/>
               </w:rPr>
-              <w:t>-3,097</w:t>
+              <w:t>-3,262</w:t>
             </w:r>
           </w:p>
         </w:tc>
@@ -17389,7 +19261,7 @@
                 <w:color w:val="1C3A36"/>
                 <w:sz w:val="16"/>
               </w:rPr>
-              <w:t>-3,266</w:t>
+              <w:t>-3,296</w:t>
             </w:r>
           </w:p>
         </w:tc>
@@ -17407,7 +19279,7 @@
                 <w:color w:val="1C3A36"/>
                 <w:sz w:val="16"/>
               </w:rPr>
-              <w:t>-3,358</w:t>
+              <w:t>-3,394</w:t>
             </w:r>
           </w:p>
         </w:tc>
@@ -17425,7 +19297,7 @@
                 <w:color w:val="1C3A36"/>
                 <w:sz w:val="16"/>
               </w:rPr>
-              <w:t>-3,483</w:t>
+              <w:t>-3,521</w:t>
             </w:r>
           </w:p>
         </w:tc>
@@ -17443,7 +19315,7 @@
                 <w:color w:val="1C3A36"/>
                 <w:sz w:val="16"/>
               </w:rPr>
-              <w:t>-3,580</w:t>
+              <w:t>-3,618</w:t>
             </w:r>
           </w:p>
         </w:tc>
@@ -17534,7 +19406,7 @@
                 <w:color w:val="1C3A36"/>
                 <w:sz w:val="16"/>
               </w:rPr>
-              <w:t>1,811</w:t>
+              <w:t>1,738</w:t>
             </w:r>
           </w:p>
         </w:tc>
@@ -17552,7 +19424,7 @@
                 <w:color w:val="1C3A36"/>
                 <w:sz w:val="16"/>
               </w:rPr>
-              <w:t>1,891</w:t>
+              <w:t>1,911</w:t>
             </w:r>
           </w:p>
         </w:tc>
@@ -17570,7 +19442,7 @@
                 <w:color w:val="1C3A36"/>
                 <w:sz w:val="16"/>
               </w:rPr>
-              <w:t>1,992</w:t>
+              <w:t>2,102</w:t>
             </w:r>
           </w:p>
         </w:tc>
@@ -17588,7 +19460,7 @@
                 <w:color w:val="1C3A36"/>
                 <w:sz w:val="16"/>
               </w:rPr>
-              <w:t>2,083</w:t>
+              <w:t>2,253</w:t>
             </w:r>
           </w:p>
         </w:tc>
@@ -17606,7 +19478,7 @@
                 <w:color w:val="1C3A36"/>
                 <w:sz w:val="16"/>
               </w:rPr>
-              <w:t>2,161</w:t>
+              <w:t>2,345</w:t>
             </w:r>
           </w:p>
         </w:tc>
@@ -17697,7 +19569,7 @@
                 <w:color w:val="1C3A36"/>
                 <w:sz w:val="16"/>
               </w:rPr>
-              <w:t>-161</w:t>
+              <w:t>-164</w:t>
             </w:r>
           </w:p>
         </w:tc>
@@ -17715,7 +19587,7 @@
                 <w:color w:val="1C3A36"/>
                 <w:sz w:val="16"/>
               </w:rPr>
-              <w:t>-177</w:t>
+              <w:t>-179</w:t>
             </w:r>
           </w:p>
         </w:tc>
@@ -17733,7 +19605,7 @@
                 <w:color w:val="1C3A36"/>
                 <w:sz w:val="16"/>
               </w:rPr>
-              <w:t>-189</w:t>
+              <w:t>-195</w:t>
             </w:r>
           </w:p>
         </w:tc>
@@ -17751,7 +19623,7 @@
                 <w:color w:val="1C3A36"/>
                 <w:sz w:val="16"/>
               </w:rPr>
-              <w:t>-200</w:t>
+              <w:t>-208</w:t>
             </w:r>
           </w:p>
         </w:tc>
@@ -17769,7 +19641,7 @@
                 <w:color w:val="1C3A36"/>
                 <w:sz w:val="16"/>
               </w:rPr>
-              <w:t>-210</w:t>
+              <w:t>-218</w:t>
             </w:r>
           </w:p>
         </w:tc>
@@ -18196,7 +20068,7 @@
                 <w:color w:val="1C3A36"/>
                 <w:sz w:val="16"/>
               </w:rPr>
-              <w:t>2,234</w:t>
+              <w:t>2,187</w:t>
             </w:r>
           </w:p>
         </w:tc>
@@ -18216,7 +20088,7 @@
                 <w:color w:val="1C3A36"/>
                 <w:sz w:val="16"/>
               </w:rPr>
-              <w:t>2,315</w:t>
+              <w:t>2,360</w:t>
             </w:r>
           </w:p>
         </w:tc>
@@ -18236,7 +20108,7 @@
                 <w:color w:val="1C3A36"/>
                 <w:sz w:val="16"/>
               </w:rPr>
-              <w:t>2,410</w:t>
+              <w:t>2,539</w:t>
             </w:r>
           </w:p>
         </w:tc>
@@ -18256,7 +20128,7 @@
                 <w:color w:val="1C3A36"/>
                 <w:sz w:val="16"/>
               </w:rPr>
-              <w:t>2,489</w:t>
+              <w:t>2,672</w:t>
             </w:r>
           </w:p>
         </w:tc>
@@ -18276,7 +20148,7 @@
                 <w:color w:val="1C3A36"/>
                 <w:sz w:val="16"/>
               </w:rPr>
-              <w:t>2,546</w:t>
+              <w:t>2,741</w:t>
             </w:r>
           </w:p>
         </w:tc>
@@ -18367,7 +20239,7 @@
                 <w:color w:val="1C3A36"/>
                 <w:sz w:val="16"/>
               </w:rPr>
-              <w:t>45.5%</w:t>
+              <w:t>43.7%</w:t>
             </w:r>
           </w:p>
         </w:tc>
@@ -18385,7 +20257,7 @@
                 <w:color w:val="1C3A36"/>
                 <w:sz w:val="16"/>
               </w:rPr>
-              <w:t>44.9%</w:t>
+              <w:t>45.3%</w:t>
             </w:r>
           </w:p>
         </w:tc>
@@ -18403,7 +20275,7 @@
                 <w:color w:val="1C3A36"/>
                 <w:sz w:val="16"/>
               </w:rPr>
-              <w:t>45.0%</w:t>
+              <w:t>46.2%</w:t>
             </w:r>
           </w:p>
         </w:tc>
@@ -18421,7 +20293,7 @@
                 <w:color w:val="1C3A36"/>
                 <w:sz w:val="16"/>
               </w:rPr>
-              <w:t>44.7%</w:t>
+              <w:t>46.3%</w:t>
             </w:r>
           </w:p>
         </w:tc>
@@ -18439,7 +20311,7 @@
                 <w:color w:val="1C3A36"/>
                 <w:sz w:val="16"/>
               </w:rPr>
-              <w:t>44.3%</w:t>
+              <w:t>46.0%</w:t>
             </w:r>
           </w:p>
         </w:tc>
@@ -18530,7 +20402,7 @@
                 <w:color w:val="1C3A36"/>
                 <w:sz w:val="16"/>
               </w:rPr>
-              <w:t>-527</w:t>
+              <w:t>-556</w:t>
             </w:r>
           </w:p>
         </w:tc>
@@ -18548,7 +20420,7 @@
                 <w:color w:val="1C3A36"/>
                 <w:sz w:val="16"/>
               </w:rPr>
-              <w:t>-543</w:t>
+              <w:t>-570</w:t>
             </w:r>
           </w:p>
         </w:tc>
@@ -18566,7 +20438,7 @@
                 <w:color w:val="1C3A36"/>
                 <w:sz w:val="16"/>
               </w:rPr>
-              <w:t>-549</w:t>
+              <w:t>-573</w:t>
             </w:r>
           </w:p>
         </w:tc>
@@ -18584,7 +20456,7 @@
                 <w:color w:val="1C3A36"/>
                 <w:sz w:val="16"/>
               </w:rPr>
-              <w:t>-546</w:t>
+              <w:t>-568</w:t>
             </w:r>
           </w:p>
         </w:tc>
@@ -18602,7 +20474,7 @@
                 <w:color w:val="1C3A36"/>
                 <w:sz w:val="16"/>
               </w:rPr>
-              <w:t>-534</w:t>
+              <w:t>-554</w:t>
             </w:r>
           </w:p>
         </w:tc>
@@ -18693,7 +20565,7 @@
                 <w:color w:val="1C3A36"/>
                 <w:sz w:val="16"/>
               </w:rPr>
-              <w:t>1,707</w:t>
+              <w:t>1,631</w:t>
             </w:r>
           </w:p>
         </w:tc>
@@ -18711,7 +20583,7 @@
                 <w:color w:val="1C3A36"/>
                 <w:sz w:val="16"/>
               </w:rPr>
-              <w:t>1,772</w:t>
+              <w:t>1,790</w:t>
             </w:r>
           </w:p>
         </w:tc>
@@ -18729,7 +20601,7 @@
                 <w:color w:val="1C3A36"/>
                 <w:sz w:val="16"/>
               </w:rPr>
-              <w:t>1,861</w:t>
+              <w:t>1,966</w:t>
             </w:r>
           </w:p>
         </w:tc>
@@ -18747,7 +20619,7 @@
                 <w:color w:val="1C3A36"/>
                 <w:sz w:val="16"/>
               </w:rPr>
-              <w:t>1,943</w:t>
+              <w:t>2,104</w:t>
             </w:r>
           </w:p>
         </w:tc>
@@ -18765,7 +20637,7 @@
                 <w:color w:val="1C3A36"/>
                 <w:sz w:val="16"/>
               </w:rPr>
-              <w:t>2,012</w:t>
+              <w:t>2,187</w:t>
             </w:r>
           </w:p>
         </w:tc>
@@ -18856,7 +20728,7 @@
                 <w:color w:val="1C3A36"/>
                 <w:sz w:val="16"/>
               </w:rPr>
-              <w:t>-119</w:t>
+              <w:t>-129</w:t>
             </w:r>
           </w:p>
         </w:tc>
@@ -18874,7 +20746,7 @@
                 <w:color w:val="1C3A36"/>
                 <w:sz w:val="16"/>
               </w:rPr>
-              <w:t>-119</w:t>
+              <w:t>-129</w:t>
             </w:r>
           </w:p>
         </w:tc>
@@ -18892,7 +20764,7 @@
                 <w:color w:val="1C3A36"/>
                 <w:sz w:val="16"/>
               </w:rPr>
-              <w:t>-119</w:t>
+              <w:t>-129</w:t>
             </w:r>
           </w:p>
         </w:tc>
@@ -18910,7 +20782,7 @@
                 <w:color w:val="1C3A36"/>
                 <w:sz w:val="16"/>
               </w:rPr>
-              <w:t>-119</w:t>
+              <w:t>-129</w:t>
             </w:r>
           </w:p>
         </w:tc>
@@ -18928,7 +20800,7 @@
                 <w:color w:val="1C3A36"/>
                 <w:sz w:val="16"/>
               </w:rPr>
-              <w:t>-119</w:t>
+              <w:t>-129</w:t>
             </w:r>
           </w:p>
         </w:tc>
@@ -19037,7 +20909,7 @@
                 <w:color w:val="1C3A36"/>
                 <w:sz w:val="16"/>
               </w:rPr>
-              <w:t>16</w:t>
+              <w:t>10</w:t>
             </w:r>
           </w:p>
         </w:tc>
@@ -19055,7 +20927,7 @@
                 <w:color w:val="1C3A36"/>
                 <w:sz w:val="16"/>
               </w:rPr>
-              <w:t>29</w:t>
+              <w:t>24</w:t>
             </w:r>
           </w:p>
         </w:tc>
@@ -19073,7 +20945,7 @@
                 <w:color w:val="1C3A36"/>
                 <w:sz w:val="16"/>
               </w:rPr>
-              <w:t>46</w:t>
+              <w:t>45</w:t>
             </w:r>
           </w:p>
         </w:tc>
@@ -19091,7 +20963,7 @@
                 <w:color w:val="1C3A36"/>
                 <w:sz w:val="16"/>
               </w:rPr>
-              <w:t>68</w:t>
+              <w:t>72</w:t>
             </w:r>
           </w:p>
         </w:tc>
@@ -19182,7 +21054,7 @@
                 <w:color w:val="1C3A36"/>
                 <w:sz w:val="16"/>
               </w:rPr>
-              <w:t>1,596</w:t>
+              <w:t>1,511</w:t>
             </w:r>
           </w:p>
         </w:tc>
@@ -19200,7 +21072,7 @@
                 <w:color w:val="1C3A36"/>
                 <w:sz w:val="16"/>
               </w:rPr>
-              <w:t>1,668</w:t>
+              <w:t>1,671</w:t>
             </w:r>
           </w:p>
         </w:tc>
@@ -19218,7 +21090,7 @@
                 <w:color w:val="1C3A36"/>
                 <w:sz w:val="16"/>
               </w:rPr>
-              <w:t>1,771</w:t>
+              <w:t>1,862</w:t>
             </w:r>
           </w:p>
         </w:tc>
@@ -19236,7 +21108,7 @@
                 <w:color w:val="1C3A36"/>
                 <w:sz w:val="16"/>
               </w:rPr>
-              <w:t>1,869</w:t>
+              <w:t>2,020</w:t>
             </w:r>
           </w:p>
         </w:tc>
@@ -19254,7 +21126,7 @@
                 <w:color w:val="1C3A36"/>
                 <w:sz w:val="16"/>
               </w:rPr>
-              <w:t>1,961</w:t>
+              <w:t>2,130</w:t>
             </w:r>
           </w:p>
         </w:tc>
@@ -19345,7 +21217,7 @@
                 <w:color w:val="1C3A36"/>
                 <w:sz w:val="16"/>
               </w:rPr>
-              <w:t>-144</w:t>
+              <w:t>-136</w:t>
             </w:r>
           </w:p>
         </w:tc>
@@ -19381,7 +21253,7 @@
                 <w:color w:val="1C3A36"/>
                 <w:sz w:val="16"/>
               </w:rPr>
-              <w:t>-159</w:t>
+              <w:t>-168</w:t>
             </w:r>
           </w:p>
         </w:tc>
@@ -19399,7 +21271,7 @@
                 <w:color w:val="1C3A36"/>
                 <w:sz w:val="16"/>
               </w:rPr>
-              <w:t>-168</w:t>
+              <w:t>-182</w:t>
             </w:r>
           </w:p>
         </w:tc>
@@ -19417,7 +21289,7 @@
                 <w:color w:val="1C3A36"/>
                 <w:sz w:val="16"/>
               </w:rPr>
-              <w:t>-176</w:t>
+              <w:t>-192</w:t>
             </w:r>
           </w:p>
         </w:tc>
@@ -19518,7 +21390,7 @@
                 <w:color w:val="1C3A36"/>
                 <w:sz w:val="16"/>
               </w:rPr>
-              <w:t>1,453</w:t>
+              <w:t>1,375</w:t>
             </w:r>
           </w:p>
         </w:tc>
@@ -19538,7 +21410,7 @@
                 <w:color w:val="1C3A36"/>
                 <w:sz w:val="16"/>
               </w:rPr>
-              <w:t>1,518</w:t>
+              <w:t>1,521</w:t>
             </w:r>
           </w:p>
         </w:tc>
@@ -19558,7 +21430,7 @@
                 <w:color w:val="1C3A36"/>
                 <w:sz w:val="16"/>
               </w:rPr>
-              <w:t>1,611</w:t>
+              <w:t>1,694</w:t>
             </w:r>
           </w:p>
         </w:tc>
@@ -19578,7 +21450,7 @@
                 <w:color w:val="1C3A36"/>
                 <w:sz w:val="16"/>
               </w:rPr>
-              <w:t>1,701</w:t>
+              <w:t>1,839</w:t>
             </w:r>
           </w:p>
         </w:tc>
@@ -19598,7 +21470,7 @@
                 <w:color w:val="1C3A36"/>
                 <w:sz w:val="16"/>
               </w:rPr>
-              <w:t>1,784</w:t>
+              <w:t>1,939</w:t>
             </w:r>
           </w:p>
         </w:tc>
@@ -19689,7 +21561,7 @@
                 <w:color w:val="1C3A36"/>
                 <w:sz w:val="16"/>
               </w:rPr>
-              <w:t>29.6%</w:t>
+              <w:t>27.5%</w:t>
             </w:r>
           </w:p>
         </w:tc>
@@ -19707,7 +21579,7 @@
                 <w:color w:val="1C3A36"/>
                 <w:sz w:val="16"/>
               </w:rPr>
-              <w:t>29.4%</w:t>
+              <w:t>29.2%</w:t>
             </w:r>
           </w:p>
         </w:tc>
@@ -19725,7 +21597,7 @@
                 <w:color w:val="1C3A36"/>
                 <w:sz w:val="16"/>
               </w:rPr>
-              <w:t>30.1%</w:t>
+              <w:t>30.8%</w:t>
             </w:r>
           </w:p>
         </w:tc>
@@ -19743,7 +21615,7 @@
                 <w:color w:val="1C3A36"/>
                 <w:sz w:val="16"/>
               </w:rPr>
-              <w:t>30.6%</w:t>
+              <w:t>31.8%</w:t>
             </w:r>
           </w:p>
         </w:tc>
@@ -19761,7 +21633,7 @@
                 <w:color w:val="1C3A36"/>
                 <w:sz w:val="16"/>
               </w:rPr>
-              <w:t>31.1%</w:t>
+              <w:t>32.5%</w:t>
             </w:r>
           </w:p>
         </w:tc>
@@ -20092,7 +21964,7 @@
                 <w:color w:val="1C3A36"/>
                 <w:sz w:val="16"/>
               </w:rPr>
-              <w:t>5,707</w:t>
+              <w:t>5,987</w:t>
             </w:r>
           </w:p>
         </w:tc>
@@ -20110,7 +21982,7 @@
                 <w:color w:val="1C3A36"/>
                 <w:sz w:val="16"/>
               </w:rPr>
-              <w:t>5,764</w:t>
+              <w:t>6,017</w:t>
             </w:r>
           </w:p>
         </w:tc>
@@ -20128,7 +22000,7 @@
                 <w:color w:val="1C3A36"/>
                 <w:sz w:val="16"/>
               </w:rPr>
-              <w:t>5,735</w:t>
+              <w:t>5,964</w:t>
             </w:r>
           </w:p>
         </w:tc>
@@ -20146,7 +22018,7 @@
                 <w:color w:val="1C3A36"/>
                 <w:sz w:val="16"/>
               </w:rPr>
-              <w:t>5,609</w:t>
+              <w:t>5,816</w:t>
             </w:r>
           </w:p>
         </w:tc>
@@ -20164,7 +22036,7 @@
                 <w:color w:val="1C3A36"/>
                 <w:sz w:val="16"/>
               </w:rPr>
-              <w:t>5,455</w:t>
+              <w:t>5,642</w:t>
             </w:r>
           </w:p>
         </w:tc>
@@ -20255,7 +22127,7 @@
                 <w:color w:val="1C3A36"/>
                 <w:sz w:val="16"/>
               </w:rPr>
-              <w:t>100</w:t>
+              <w:t>10</w:t>
             </w:r>
           </w:p>
         </w:tc>
@@ -20273,7 +22145,7 @@
                 <w:color w:val="1C3A36"/>
                 <w:sz w:val="16"/>
               </w:rPr>
-              <w:t>100</w:t>
+              <w:t>10</w:t>
             </w:r>
           </w:p>
         </w:tc>
@@ -20291,7 +22163,7 @@
                 <w:color w:val="1C3A36"/>
                 <w:sz w:val="16"/>
               </w:rPr>
-              <w:t>100</w:t>
+              <w:t>10</w:t>
             </w:r>
           </w:p>
         </w:tc>
@@ -20309,7 +22181,7 @@
                 <w:color w:val="1C3A36"/>
                 <w:sz w:val="16"/>
               </w:rPr>
-              <w:t>100</w:t>
+              <w:t>10</w:t>
             </w:r>
           </w:p>
         </w:tc>
@@ -20327,7 +22199,7 @@
                 <w:color w:val="1C3A36"/>
                 <w:sz w:val="16"/>
               </w:rPr>
-              <w:t>100</w:t>
+              <w:t>10</w:t>
             </w:r>
           </w:p>
         </w:tc>
@@ -20581,7 +22453,7 @@
                 <w:color w:val="1C3A36"/>
                 <w:sz w:val="16"/>
               </w:rPr>
-              <w:t>308</w:t>
+              <w:t>477</w:t>
             </w:r>
           </w:p>
         </w:tc>
@@ -20599,7 +22471,7 @@
                 <w:color w:val="1C3A36"/>
                 <w:sz w:val="16"/>
               </w:rPr>
-              <w:t>323</w:t>
+              <w:t>497</w:t>
             </w:r>
           </w:p>
         </w:tc>
@@ -20617,7 +22489,7 @@
                 <w:color w:val="1C3A36"/>
                 <w:sz w:val="16"/>
               </w:rPr>
-              <w:t>335</w:t>
+              <w:t>525</w:t>
             </w:r>
           </w:p>
         </w:tc>
@@ -20635,7 +22507,7 @@
                 <w:color w:val="1C3A36"/>
                 <w:sz w:val="16"/>
               </w:rPr>
-              <w:t>349</w:t>
+              <w:t>551</w:t>
             </w:r>
           </w:p>
         </w:tc>
@@ -20653,7 +22525,7 @@
                 <w:color w:val="1C3A36"/>
                 <w:sz w:val="16"/>
               </w:rPr>
-              <w:t>360</w:t>
+              <w:t>569</w:t>
             </w:r>
           </w:p>
         </w:tc>
@@ -20744,7 +22616,7 @@
                 <w:color w:val="1C3A36"/>
                 <w:sz w:val="16"/>
               </w:rPr>
-              <w:t>166</w:t>
+              <w:t>257</w:t>
             </w:r>
           </w:p>
         </w:tc>
@@ -20762,7 +22634,7 @@
                 <w:color w:val="1C3A36"/>
                 <w:sz w:val="16"/>
               </w:rPr>
-              <w:t>174</w:t>
+              <w:t>268</w:t>
             </w:r>
           </w:p>
         </w:tc>
@@ -20780,7 +22652,7 @@
                 <w:color w:val="1C3A36"/>
                 <w:sz w:val="16"/>
               </w:rPr>
-              <w:t>181</w:t>
+              <w:t>283</w:t>
             </w:r>
           </w:p>
         </w:tc>
@@ -20798,7 +22670,7 @@
                 <w:color w:val="1C3A36"/>
                 <w:sz w:val="16"/>
               </w:rPr>
-              <w:t>188</w:t>
+              <w:t>297</w:t>
             </w:r>
           </w:p>
         </w:tc>
@@ -20816,7 +22688,7 @@
                 <w:color w:val="1C3A36"/>
                 <w:sz w:val="16"/>
               </w:rPr>
-              <w:t>194</w:t>
+              <w:t>307</w:t>
             </w:r>
           </w:p>
         </w:tc>
@@ -20907,7 +22779,7 @@
                 <w:color w:val="1C3A36"/>
                 <w:sz w:val="16"/>
               </w:rPr>
-              <w:t>1,504</w:t>
+              <w:t>2,335</w:t>
             </w:r>
           </w:p>
         </w:tc>
@@ -20925,7 +22797,7 @@
                 <w:color w:val="1C3A36"/>
                 <w:sz w:val="16"/>
               </w:rPr>
-              <w:t>1,580</w:t>
+              <w:t>2,432</w:t>
             </w:r>
           </w:p>
         </w:tc>
@@ -20943,7 +22815,7 @@
                 <w:color w:val="1C3A36"/>
                 <w:sz w:val="16"/>
               </w:rPr>
-              <w:t>1,640</w:t>
+              <w:t>2,567</w:t>
             </w:r>
           </w:p>
         </w:tc>
@@ -20961,7 +22833,7 @@
                 <w:color w:val="1C3A36"/>
                 <w:sz w:val="16"/>
               </w:rPr>
-              <w:t>1,706</w:t>
+              <w:t>2,696</w:t>
             </w:r>
           </w:p>
         </w:tc>
@@ -20979,7 +22851,7 @@
                 <w:color w:val="1C3A36"/>
                 <w:sz w:val="16"/>
               </w:rPr>
-              <w:t>1,759</w:t>
+              <w:t>2,784</w:t>
             </w:r>
           </w:p>
         </w:tc>
@@ -21070,7 +22942,7 @@
                 <w:color w:val="1C3A36"/>
                 <w:sz w:val="16"/>
               </w:rPr>
-              <w:t>442</w:t>
+              <w:t>279</w:t>
             </w:r>
           </w:p>
         </w:tc>
@@ -21088,7 +22960,7 @@
                 <w:color w:val="1C3A36"/>
                 <w:sz w:val="16"/>
               </w:rPr>
-              <w:t>790</w:t>
+              <w:t>653</w:t>
             </w:r>
           </w:p>
         </w:tc>
@@ -21106,7 +22978,7 @@
                 <w:color w:val="1C3A36"/>
                 <w:sz w:val="16"/>
               </w:rPr>
-              <w:t>1,264</w:t>
+              <w:t>1,221</w:t>
             </w:r>
           </w:p>
         </w:tc>
@@ -21124,7 +22996,7 @@
                 <w:color w:val="1C3A36"/>
                 <w:sz w:val="16"/>
               </w:rPr>
-              <w:t>1,867</w:t>
+              <w:t>1,971</w:t>
             </w:r>
           </w:p>
         </w:tc>
@@ -21142,7 +23014,7 @@
                 <w:color w:val="1C3A36"/>
                 <w:sz w:val="16"/>
               </w:rPr>
-              <w:t>2,522</w:t>
+              <w:t>2,794</w:t>
             </w:r>
           </w:p>
         </w:tc>
@@ -21243,7 +23115,7 @@
                 <w:color w:val="1C3A36"/>
                 <w:sz w:val="16"/>
               </w:rPr>
-              <w:t>8,664</w:t>
+              <w:t>9,781</w:t>
             </w:r>
           </w:p>
         </w:tc>
@@ -21263,7 +23135,7 @@
                 <w:color w:val="1C3A36"/>
                 <w:sz w:val="16"/>
               </w:rPr>
-              <w:t>9,168</w:t>
+              <w:t>10,313</w:t>
             </w:r>
           </w:p>
         </w:tc>
@@ -21283,7 +23155,7 @@
                 <w:color w:val="1C3A36"/>
                 <w:sz w:val="16"/>
               </w:rPr>
-              <w:t>9,692</w:t>
+              <w:t>11,005</w:t>
             </w:r>
           </w:p>
         </w:tc>
@@ -21303,7 +23175,7 @@
                 <w:color w:val="1C3A36"/>
                 <w:sz w:val="16"/>
               </w:rPr>
-              <w:t>10,256</w:t>
+              <w:t>11,778</w:t>
             </w:r>
           </w:p>
         </w:tc>
@@ -21323,7 +23195,7 @@
                 <w:color w:val="1C3A36"/>
                 <w:sz w:val="16"/>
               </w:rPr>
-              <w:t>10,828</w:t>
+              <w:t>12,543</w:t>
             </w:r>
           </w:p>
         </w:tc>
@@ -21414,7 +23286,7 @@
                 <w:color w:val="1C3A36"/>
                 <w:sz w:val="16"/>
               </w:rPr>
-              <w:t>2,317</w:t>
+              <w:t>2,496</w:t>
             </w:r>
           </w:p>
         </w:tc>
@@ -21432,7 +23304,7 @@
                 <w:color w:val="1C3A36"/>
                 <w:sz w:val="16"/>
               </w:rPr>
-              <w:t>2,317</w:t>
+              <w:t>2,496</w:t>
             </w:r>
           </w:p>
         </w:tc>
@@ -21450,7 +23322,7 @@
                 <w:color w:val="1C3A36"/>
                 <w:sz w:val="16"/>
               </w:rPr>
-              <w:t>2,317</w:t>
+              <w:t>2,496</w:t>
             </w:r>
           </w:p>
         </w:tc>
@@ -21468,7 +23340,7 @@
                 <w:color w:val="1C3A36"/>
                 <w:sz w:val="16"/>
               </w:rPr>
-              <w:t>2,317</w:t>
+              <w:t>2,496</w:t>
             </w:r>
           </w:p>
         </w:tc>
@@ -21486,7 +23358,7 @@
                 <w:color w:val="1C3A36"/>
                 <w:sz w:val="16"/>
               </w:rPr>
-              <w:t>2,317</w:t>
+              <w:t>2,496</w:t>
             </w:r>
           </w:p>
         </w:tc>
@@ -21577,7 +23449,7 @@
                 <w:color w:val="1C3A36"/>
                 <w:sz w:val="16"/>
               </w:rPr>
-              <w:t>1,229</w:t>
+              <w:t>1,907</w:t>
             </w:r>
           </w:p>
         </w:tc>
@@ -21595,7 +23467,7 @@
                 <w:color w:val="1C3A36"/>
                 <w:sz w:val="16"/>
               </w:rPr>
-              <w:t>1,291</w:t>
+              <w:t>1,986</w:t>
             </w:r>
           </w:p>
         </w:tc>
@@ -21613,7 +23485,7 @@
                 <w:color w:val="1C3A36"/>
                 <w:sz w:val="16"/>
               </w:rPr>
-              <w:t>1,339</w:t>
+              <w:t>2,096</w:t>
             </w:r>
           </w:p>
         </w:tc>
@@ -21631,7 +23503,7 @@
                 <w:color w:val="1C3A36"/>
                 <w:sz w:val="16"/>
               </w:rPr>
-              <w:t>1,393</w:t>
+              <w:t>2,202</w:t>
             </w:r>
           </w:p>
         </w:tc>
@@ -21649,7 +23521,7 @@
                 <w:color w:val="1C3A36"/>
                 <w:sz w:val="16"/>
               </w:rPr>
-              <w:t>1,437</w:t>
+              <w:t>2,274</w:t>
             </w:r>
           </w:p>
         </w:tc>
@@ -21740,7 +23612,7 @@
                 <w:color w:val="1C3A36"/>
                 <w:sz w:val="16"/>
               </w:rPr>
-              <w:t>459</w:t>
+              <w:t>712</w:t>
             </w:r>
           </w:p>
         </w:tc>
@@ -21758,7 +23630,7 @@
                 <w:color w:val="1C3A36"/>
                 <w:sz w:val="16"/>
               </w:rPr>
-              <w:t>482</w:t>
+              <w:t>741</w:t>
             </w:r>
           </w:p>
         </w:tc>
@@ -21776,7 +23648,7 @@
                 <w:color w:val="1C3A36"/>
                 <w:sz w:val="16"/>
               </w:rPr>
-              <w:t>500</w:t>
+              <w:t>782</w:t>
             </w:r>
           </w:p>
         </w:tc>
@@ -21794,7 +23666,7 @@
                 <w:color w:val="1C3A36"/>
                 <w:sz w:val="16"/>
               </w:rPr>
-              <w:t>520</w:t>
+              <w:t>822</w:t>
             </w:r>
           </w:p>
         </w:tc>
@@ -21812,7 +23684,7 @@
                 <w:color w:val="1C3A36"/>
                 <w:sz w:val="16"/>
               </w:rPr>
-              <w:t>536</w:t>
+              <w:t>849</w:t>
             </w:r>
           </w:p>
         </w:tc>
@@ -21903,7 +23775,7 @@
                 <w:color w:val="1C3A36"/>
                 <w:sz w:val="16"/>
               </w:rPr>
-              <w:t>146</w:t>
+              <w:t>149</w:t>
             </w:r>
           </w:p>
         </w:tc>
@@ -21921,7 +23793,7 @@
                 <w:color w:val="1C3A36"/>
                 <w:sz w:val="16"/>
               </w:rPr>
-              <w:t>149</w:t>
+              <w:t>152</w:t>
             </w:r>
           </w:p>
         </w:tc>
@@ -21939,7 +23811,7 @@
                 <w:color w:val="1C3A36"/>
                 <w:sz w:val="16"/>
               </w:rPr>
-              <w:t>152</w:t>
+              <w:t>155</w:t>
             </w:r>
           </w:p>
         </w:tc>
@@ -21957,7 +23829,7 @@
                 <w:color w:val="1C3A36"/>
                 <w:sz w:val="16"/>
               </w:rPr>
-              <w:t>155</w:t>
+              <w:t>158</w:t>
             </w:r>
           </w:p>
         </w:tc>
@@ -21975,7 +23847,7 @@
                 <w:color w:val="1C3A36"/>
                 <w:sz w:val="16"/>
               </w:rPr>
-              <w:t>159</w:t>
+              <w:t>162</w:t>
             </w:r>
           </w:p>
         </w:tc>
@@ -22120,7 +23992,7 @@
                 <w:color w:val="1C3A36"/>
                 <w:sz w:val="16"/>
               </w:rPr>
-              <w:t>13</w:t>
+              <w:t>14</w:t>
             </w:r>
           </w:p>
         </w:tc>
@@ -22138,7 +24010,7 @@
                 <w:color w:val="1C3A36"/>
                 <w:sz w:val="16"/>
               </w:rPr>
-              <w:t>14</w:t>
+              <w:t>15</w:t>
             </w:r>
           </w:p>
         </w:tc>
@@ -22239,7 +24111,7 @@
                 <w:color w:val="1C3A36"/>
                 <w:sz w:val="16"/>
               </w:rPr>
-              <w:t>4,162</w:t>
+              <w:t>5,307</w:t>
             </w:r>
           </w:p>
         </w:tc>
@@ -22259,7 +24131,7 @@
                 <w:color w:val="1C3A36"/>
                 <w:sz w:val="16"/>
               </w:rPr>
-              <w:t>4,251</w:t>
+              <w:t>5,420</w:t>
             </w:r>
           </w:p>
         </w:tc>
@@ -22279,7 +24151,7 @@
                 <w:color w:val="1C3A36"/>
                 <w:sz w:val="16"/>
               </w:rPr>
-              <w:t>4,321</w:t>
+              <w:t>5,576</w:t>
             </w:r>
           </w:p>
         </w:tc>
@@ -22299,7 +24171,7 @@
                 <w:color w:val="1C3A36"/>
                 <w:sz w:val="16"/>
               </w:rPr>
-              <w:t>4,399</w:t>
+              <w:t>5,725</w:t>
             </w:r>
           </w:p>
         </w:tc>
@@ -22319,7 +24191,7 @@
                 <w:color w:val="1C3A36"/>
                 <w:sz w:val="16"/>
               </w:rPr>
-              <w:t>4,463</w:t>
+              <w:t>5,828</w:t>
             </w:r>
           </w:p>
         </w:tc>
@@ -22420,7 +24292,7 @@
                 <w:color w:val="1C3A36"/>
                 <w:sz w:val="16"/>
               </w:rPr>
-              <w:t>4,502</w:t>
+              <w:t>4,424</w:t>
             </w:r>
           </w:p>
         </w:tc>
@@ -22440,7 +24312,7 @@
                 <w:color w:val="1C3A36"/>
                 <w:sz w:val="16"/>
               </w:rPr>
-              <w:t>4,918</w:t>
+              <w:t>4,843</w:t>
             </w:r>
           </w:p>
         </w:tc>
@@ -22460,7 +24332,7 @@
                 <w:color w:val="1C3A36"/>
                 <w:sz w:val="16"/>
               </w:rPr>
-              <w:t>5,371</w:t>
+              <w:t>5,379</w:t>
             </w:r>
           </w:p>
         </w:tc>
@@ -22480,7 +24352,7 @@
                 <w:color w:val="1C3A36"/>
                 <w:sz w:val="16"/>
               </w:rPr>
-              <w:t>5,857</w:t>
+              <w:t>6,002</w:t>
             </w:r>
           </w:p>
         </w:tc>
@@ -22500,7 +24372,7 @@
                 <w:color w:val="1C3A36"/>
                 <w:sz w:val="16"/>
               </w:rPr>
-              <w:t>6,365</w:t>
+              <w:t>6,665</w:t>
             </w:r>
           </w:p>
         </w:tc>
@@ -22591,7 +24463,7 @@
                 <w:color w:val="1C3A36"/>
                 <w:sz w:val="16"/>
               </w:rPr>
-              <w:t>1,875</w:t>
+              <w:t>2,217</w:t>
             </w:r>
           </w:p>
         </w:tc>
@@ -22609,7 +24481,7 @@
                 <w:color w:val="1C3A36"/>
                 <w:sz w:val="16"/>
               </w:rPr>
-              <w:t>1,527</w:t>
+              <w:t>1,843</w:t>
             </w:r>
           </w:p>
         </w:tc>
@@ -22627,7 +24499,7 @@
                 <w:color w:val="1C3A36"/>
                 <w:sz w:val="16"/>
               </w:rPr>
-              <w:t>1,052</w:t>
+              <w:t>1,276</w:t>
             </w:r>
           </w:p>
         </w:tc>
@@ -22645,7 +24517,7 @@
                 <w:color w:val="1C3A36"/>
                 <w:sz w:val="16"/>
               </w:rPr>
-              <w:t>450</w:t>
+              <w:t>526</w:t>
             </w:r>
           </w:p>
         </w:tc>
@@ -22663,7 +24535,7 @@
                 <w:color w:val="1C3A36"/>
                 <w:sz w:val="16"/>
               </w:rPr>
-              <w:t>-206</w:t>
+              <w:t>-297</w:t>
             </w:r>
           </w:p>
         </w:tc>
@@ -22754,7 +24626,7 @@
                 <w:color w:val="1C3A36"/>
                 <w:sz w:val="16"/>
               </w:rPr>
-              <w:t>0.84x</w:t>
+              <w:t>1.01x</w:t>
             </w:r>
           </w:p>
         </w:tc>
@@ -22772,7 +24644,7 @@
                 <w:color w:val="1C3A36"/>
                 <w:sz w:val="16"/>
               </w:rPr>
-              <w:t>0.66x</w:t>
+              <w:t>0.78x</w:t>
             </w:r>
           </w:p>
         </w:tc>
@@ -22790,7 +24662,7 @@
                 <w:color w:val="1C3A36"/>
                 <w:sz w:val="16"/>
               </w:rPr>
-              <w:t>0.44x</w:t>
+              <w:t>0.50x</w:t>
             </w:r>
           </w:p>
         </w:tc>
@@ -22808,7 +24680,7 @@
                 <w:color w:val="1C3A36"/>
                 <w:sz w:val="16"/>
               </w:rPr>
-              <w:t>0.18x</w:t>
+              <w:t>0.20x</w:t>
             </w:r>
           </w:p>
         </w:tc>
@@ -22826,7 +24698,7 @@
                 <w:color w:val="1C3A36"/>
                 <w:sz w:val="16"/>
               </w:rPr>
-              <w:t>-0.08x</w:t>
+              <w:t>-0.11x</w:t>
             </w:r>
           </w:p>
         </w:tc>
@@ -23157,7 +25029,7 @@
                 <w:color w:val="1C3A36"/>
                 <w:sz w:val="16"/>
               </w:rPr>
-              <w:t>1,956</w:t>
+              <w:t>1,788</w:t>
             </w:r>
           </w:p>
         </w:tc>
@@ -23175,7 +25047,7 @@
                 <w:color w:val="1C3A36"/>
                 <w:sz w:val="16"/>
               </w:rPr>
-              <w:t>2,050</w:t>
+              <w:t>2,076</w:t>
             </w:r>
           </w:p>
         </w:tc>
@@ -23193,7 +25065,7 @@
                 <w:color w:val="1C3A36"/>
                 <w:sz w:val="16"/>
               </w:rPr>
-              <w:t>2,152</w:t>
+              <w:t>2,245</w:t>
             </w:r>
           </w:p>
         </w:tc>
@@ -23211,7 +25083,7 @@
                 <w:color w:val="1C3A36"/>
                 <w:sz w:val="16"/>
               </w:rPr>
-              <w:t>2,238</w:t>
+              <w:t>2,386</w:t>
             </w:r>
           </w:p>
         </w:tc>
@@ -23229,7 +25101,7 @@
                 <w:color w:val="1C3A36"/>
                 <w:sz w:val="16"/>
               </w:rPr>
-              <w:t>2,312</w:t>
+              <w:t>2,479</w:t>
             </w:r>
           </w:p>
         </w:tc>
@@ -23656,7 +25528,7 @@
                 <w:color w:val="1C3A36"/>
                 <w:sz w:val="16"/>
               </w:rPr>
-              <w:t>1,327</w:t>
+              <w:t>1,167</w:t>
             </w:r>
           </w:p>
         </w:tc>
@@ -23676,7 +25548,7 @@
                 <w:color w:val="1C3A36"/>
                 <w:sz w:val="16"/>
               </w:rPr>
-              <w:t>1,513</w:t>
+              <w:t>1,553</w:t>
             </w:r>
           </w:p>
         </w:tc>
@@ -23696,7 +25568,7 @@
                 <w:color w:val="1C3A36"/>
                 <w:sz w:val="16"/>
               </w:rPr>
-              <w:t>1,683</w:t>
+              <w:t>1,789</w:t>
             </w:r>
           </w:p>
         </w:tc>
@@ -23716,7 +25588,7 @@
                 <w:color w:val="1C3A36"/>
                 <w:sz w:val="16"/>
               </w:rPr>
-              <w:t>1,853</w:t>
+              <w:t>2,010</w:t>
             </w:r>
           </w:p>
         </w:tc>
@@ -23736,7 +25608,7 @@
                 <w:color w:val="1C3A36"/>
                 <w:sz w:val="16"/>
               </w:rPr>
-              <w:t>1,946</w:t>
+              <w:t>2,118</w:t>
             </w:r>
           </w:p>
         </w:tc>
@@ -23827,7 +25699,7 @@
                 <w:color w:val="1C3A36"/>
                 <w:sz w:val="16"/>
               </w:rPr>
-              <w:t>442</w:t>
+              <w:t>279</w:t>
             </w:r>
           </w:p>
         </w:tc>
@@ -23845,7 +25717,7 @@
                 <w:color w:val="1C3A36"/>
                 <w:sz w:val="16"/>
               </w:rPr>
-              <w:t>790</w:t>
+              <w:t>653</w:t>
             </w:r>
           </w:p>
         </w:tc>
@@ -23863,7 +25735,7 @@
                 <w:color w:val="1C3A36"/>
                 <w:sz w:val="16"/>
               </w:rPr>
-              <w:t>1,264</w:t>
+              <w:t>1,221</w:t>
             </w:r>
           </w:p>
         </w:tc>
@@ -23881,7 +25753,7 @@
                 <w:color w:val="1C3A36"/>
                 <w:sz w:val="16"/>
               </w:rPr>
-              <w:t>1,867</w:t>
+              <w:t>1,971</w:t>
             </w:r>
           </w:p>
         </w:tc>
@@ -23899,7 +25771,7 @@
                 <w:color w:val="1C3A36"/>
                 <w:sz w:val="16"/>
               </w:rPr>
-              <w:t>2,522</w:t>
+              <w:t>2,794</w:t>
             </w:r>
           </w:p>
         </w:tc>
@@ -24419,7 +26291,7 @@
                 <w:color w:val="1C3A36"/>
                 <w:sz w:val="17"/>
               </w:rPr>
-              <w:t>Averaged to 5.9% and used to drive the forecast</w:t>
+              <w:t>Averaged to 9.0% and used to drive the forecast</w:t>
             </w:r>
           </w:p>
         </w:tc>
@@ -25848,7 +27720,7 @@
                 <w:color w:val="1C3A36"/>
                 <w:sz w:val="17"/>
               </w:rPr>
-              <w:t>2,250</w:t>
+              <w:t>2,173</w:t>
             </w:r>
           </w:p>
         </w:tc>
@@ -25868,7 +27740,7 @@
                 <w:color w:val="1C3A36"/>
                 <w:sz w:val="17"/>
               </w:rPr>
-              <w:t>12.46x</w:t>
+              <w:t>12.90x</w:t>
             </w:r>
           </w:p>
         </w:tc>
@@ -27716,7 +29588,7 @@
                 <w:color w:val="1C3A36"/>
                 <w:sz w:val="17"/>
               </w:rPr>
-              <w:t>100</w:t>
+              <w:t>10</w:t>
             </w:r>
           </w:p>
         </w:tc>
@@ -27774,7 +29646,7 @@
                 <w:color w:val="1C3A36"/>
                 <w:sz w:val="17"/>
               </w:rPr>
-              <w:t>7,104</w:t>
+              <w:t>7,013</w:t>
             </w:r>
           </w:p>
         </w:tc>
@@ -27834,7 +29706,7 @@
                 <w:color w:val="1C3A36"/>
                 <w:sz w:val="17"/>
               </w:rPr>
-              <w:t>5,291</w:t>
+              <w:t>5,200</w:t>
             </w:r>
           </w:p>
         </w:tc>
@@ -27895,7 +29767,7 @@
                 <w:color w:val="1C3A36"/>
                 <w:sz w:val="17"/>
               </w:rPr>
-              <w:t>1.21</w:t>
+              <w:t>1.19</w:t>
             </w:r>
           </w:p>
         </w:tc>
@@ -28097,7 +29969,7 @@
                 <w:color w:val="1C3A36"/>
                 <w:sz w:val="18"/>
               </w:rPr>
-              <w:t>1.03</w:t>
+              <w:t>1.01</w:t>
             </w:r>
           </w:p>
         </w:tc>
@@ -28115,7 +29987,7 @@
                 <w:color w:val="1C3A36"/>
                 <w:sz w:val="18"/>
               </w:rPr>
-              <w:t>1.21</w:t>
+              <w:t>1.19</w:t>
             </w:r>
           </w:p>
         </w:tc>
@@ -28133,7 +30005,7 @@
                 <w:color w:val="1C3A36"/>
                 <w:sz w:val="18"/>
               </w:rPr>
-              <w:t>1.40</w:t>
+              <w:t>1.38</w:t>
             </w:r>
           </w:p>
         </w:tc>
@@ -28151,7 +30023,7 @@
                 <w:color w:val="1C3A36"/>
                 <w:sz w:val="18"/>
               </w:rPr>
-              <w:t>1.66</w:t>
+              <w:t>1.63</w:t>
             </w:r>
           </w:p>
         </w:tc>
@@ -28396,7 +30268,7 @@
                 <w:color w:val="1C3A36"/>
                 <w:sz w:val="18"/>
               </w:rPr>
-              <w:t>1,327</w:t>
+              <w:t>1,167</w:t>
             </w:r>
           </w:p>
         </w:tc>
@@ -28414,7 +30286,7 @@
                 <w:color w:val="1C3A36"/>
                 <w:sz w:val="18"/>
               </w:rPr>
-              <w:t>1,513</w:t>
+              <w:t>1,553</w:t>
             </w:r>
           </w:p>
         </w:tc>
@@ -28432,7 +30304,7 @@
                 <w:color w:val="1C3A36"/>
                 <w:sz w:val="18"/>
               </w:rPr>
-              <w:t>1,683</w:t>
+              <w:t>1,789</w:t>
             </w:r>
           </w:p>
         </w:tc>
@@ -28450,7 +30322,7 @@
                 <w:color w:val="1C3A36"/>
                 <w:sz w:val="18"/>
               </w:rPr>
-              <w:t>1,853</w:t>
+              <w:t>2,010</w:t>
             </w:r>
           </w:p>
         </w:tc>
@@ -28468,7 +30340,7 @@
                 <w:color w:val="1C3A36"/>
                 <w:sz w:val="18"/>
               </w:rPr>
-              <w:t>1,946</w:t>
+              <w:t>2,118</w:t>
             </w:r>
           </w:p>
         </w:tc>
@@ -28618,7 +30490,7 @@
                 <w:color w:val="1C3A36"/>
                 <w:sz w:val="18"/>
               </w:rPr>
-              <w:t>1,262</w:t>
+              <w:t>1,110</w:t>
             </w:r>
           </w:p>
         </w:tc>
@@ -28638,7 +30510,7 @@
                 <w:color w:val="1C3A36"/>
                 <w:sz w:val="18"/>
               </w:rPr>
-              <w:t>1,369</w:t>
+              <w:t>1,404</w:t>
             </w:r>
           </w:p>
         </w:tc>
@@ -28658,7 +30530,7 @@
                 <w:color w:val="1C3A36"/>
                 <w:sz w:val="18"/>
               </w:rPr>
-              <w:t>1,448</w:t>
+              <w:t>1,538</w:t>
             </w:r>
           </w:p>
         </w:tc>
@@ -28678,7 +30550,7 @@
                 <w:color w:val="1C3A36"/>
                 <w:sz w:val="18"/>
               </w:rPr>
-              <w:t>1,516</w:t>
+              <w:t>1,644</w:t>
             </w:r>
           </w:p>
         </w:tc>
@@ -28698,7 +30570,7 @@
                 <w:color w:val="1C3A36"/>
                 <w:sz w:val="18"/>
               </w:rPr>
-              <w:t>1,514</w:t>
+              <w:t>1,648</w:t>
             </w:r>
           </w:p>
         </w:tc>
@@ -28826,7 +30698,7 @@
                 <w:color w:val="1C3A36"/>
                 <w:sz w:val="17"/>
               </w:rPr>
-              <w:t>7,108</w:t>
+              <w:t>7,345</w:t>
             </w:r>
           </w:p>
         </w:tc>
@@ -28880,7 +30752,7 @@
                 <w:color w:val="1C3A36"/>
                 <w:sz w:val="17"/>
               </w:rPr>
-              <w:t>1,829</w:t>
+              <w:t>1,991</w:t>
             </w:r>
           </w:p>
         </w:tc>
@@ -28990,7 +30862,7 @@
                 <w:color w:val="1C3A36"/>
                 <w:sz w:val="17"/>
               </w:rPr>
-              <w:t>9.55%</w:t>
+              <w:t>9.51%</w:t>
             </w:r>
           </w:p>
         </w:tc>
@@ -29045,7 +30917,7 @@
                 <w:color w:val="1C3A36"/>
                 <w:sz w:val="17"/>
               </w:rPr>
-              <w:t>20,828</w:t>
+              <w:t>22,789</w:t>
             </w:r>
           </w:p>
         </w:tc>
@@ -29099,7 +30971,7 @@
                 <w:color w:val="1C3A36"/>
                 <w:sz w:val="17"/>
               </w:rPr>
-              <w:t>13,200</w:t>
+              <w:t>14,470</w:t>
             </w:r>
           </w:p>
         </w:tc>
@@ -29153,7 +31025,7 @@
                 <w:color w:val="1C3A36"/>
                 <w:sz w:val="17"/>
               </w:rPr>
-              <w:t>20,308</w:t>
+              <w:t>21,816</w:t>
             </w:r>
           </w:p>
         </w:tc>
@@ -29211,7 +31083,7 @@
                 <w:color w:val="1C3A36"/>
                 <w:sz w:val="17"/>
               </w:rPr>
-              <w:t>65.0%</w:t>
+              <w:t>66.3%</w:t>
             </w:r>
           </w:p>
         </w:tc>
@@ -29267,7 +31139,7 @@
                 <w:color w:val="1C3A36"/>
                 <w:sz w:val="17"/>
               </w:rPr>
-              <w:t>18,495</w:t>
+              <w:t>20,003</w:t>
             </w:r>
           </w:p>
         </w:tc>
@@ -29321,7 +31193,7 @@
                 <w:color w:val="1C3A36"/>
                 <w:sz w:val="17"/>
               </w:rPr>
-              <w:t>4.25</w:t>
+              <w:t>4.59</w:t>
             </w:r>
           </w:p>
         </w:tc>
@@ -29527,7 +31399,7 @@
                 <w:color w:val="1C3A36"/>
                 <w:sz w:val="18"/>
               </w:rPr>
-              <w:t>4.84</w:t>
+              <w:t>5.25</w:t>
             </w:r>
           </w:p>
         </w:tc>
@@ -29545,7 +31417,7 @@
                 <w:color w:val="1C3A36"/>
                 <w:sz w:val="18"/>
               </w:rPr>
-              <w:t>4.52</w:t>
+              <w:t>4.90</w:t>
             </w:r>
           </w:p>
         </w:tc>
@@ -29563,7 +31435,7 @@
                 <w:color w:val="1C3A36"/>
                 <w:sz w:val="18"/>
               </w:rPr>
-              <w:t>4.25</w:t>
+              <w:t>4.59</w:t>
             </w:r>
           </w:p>
         </w:tc>
@@ -29581,7 +31453,7 @@
                 <w:color w:val="1C3A36"/>
                 <w:sz w:val="18"/>
               </w:rPr>
-              <w:t>3.79</w:t>
+              <w:t>4.09</w:t>
             </w:r>
           </w:p>
         </w:tc>
@@ -29599,7 +31471,7 @@
                 <w:color w:val="1C3A36"/>
                 <w:sz w:val="18"/>
               </w:rPr>
-              <w:t>3.43</w:t>
+              <w:t>3.70</w:t>
             </w:r>
           </w:p>
         </w:tc>
@@ -30608,7 +32480,7 @@
                 <w:color w:val="1C3A36"/>
                 <w:sz w:val="17"/>
               </w:rPr>
-              <w:t>72.3%</w:t>
+              <w:t>76.4%</w:t>
             </w:r>
           </w:p>
         </w:tc>
@@ -30665,7 +32537,7 @@
                 <w:color w:val="1C3A36"/>
                 <w:sz w:val="17"/>
               </w:rPr>
-              <w:t>71.5%</w:t>
+              <w:t>65.8%</w:t>
             </w:r>
           </w:p>
         </w:tc>
@@ -31007,7 +32879,7 @@
           <w:color w:val="1C3A36"/>
           <w:sz w:val="19"/>
         </w:rPr>
-        <w:t>Conceded in part. The guided floor is 72% of the profit this model forecasts for 2026 and 72% by 2030, so it is covered by earnings with room to spare, and the company funded a 58% dividend increase in 2025 out of operating cash flow while capital expenditure ran at $815 million. But the challenge stands where it matters: the floor is uncontracted, and the valuation of a promise is not the valuation of an obligation. Expert 3 is the widest of the three for exactly that reason.</w:t>
+        <w:t>Conceded in part. The guided floor is 76% of the profit this model forecasts for 2026 and 66% by 2030, so it is covered by earnings with room to spare, and the company funded a 52% increase in dividends paid in 2025 out of operating cash flow while capital expenditure ran at $815 million on the audited cash-flow statement. But the challenge stands where it matters: the floor is uncontracted, and the valuation of a promise is not the valuation of an obligation. Expert 3 is the widest of the three for exactly that reason.</w:t>
       </w:r>
     </w:p>
     <w:p>
@@ -31049,7 +32921,7 @@
           <w:color w:val="1C3A36"/>
           <w:sz w:val="19"/>
         </w:rPr>
-        <w:t>Rejected as a criticism, accepted as a description. Expert 1 is not claiming to be the fair value; it is claiming to be the floor. The gap between the replacement-cost answer of AED 1.21 and the market price of AED 5.94 is the market's price for the contract, and putting a number on that gap is the point of running the lens at all.</w:t>
+        <w:t>Rejected as a criticism, accepted as a description. Expert 1 is not claiming to be the fair value; it is claiming to be the floor. The gap between the replacement-cost answer of AED 1.19 and the market price of AED 5.94 is the market's price for the contract, and putting a number on that gap is the point of running the lens at all.</w:t>
       </w:r>
     </w:p>
     <w:p>
@@ -31133,7 +33005,7 @@
           <w:color w:val="1C3A36"/>
           <w:sz w:val="19"/>
         </w:rPr>
-        <w:t>Conceded on the arbitrariness, and the sensitivity is published rather than buried: moving the premium from 50 to 350 basis points moves the answer from AED 4.84 to AED 3.43. That spread is wider than the gap between any two of the three experts, which is the honest summary of how much of this valuation is a judgement about a period nobody has contracted for.</w:t>
+        <w:t>Conceded on the arbitrariness, and the sensitivity is published rather than buried: moving the premium from 50 to 350 basis points moves the answer from AED 5.25 to AED 3.70. That spread is wider than the gap between any two of the three experts, which is the honest summary of how much of this valuation is a judgement about a period nobody has contracted for.</w:t>
       </w:r>
     </w:p>
     <w:p>
@@ -31175,7 +33047,7 @@
           <w:color w:val="1C3A36"/>
           <w:sz w:val="21"/>
         </w:rPr>
-        <w:t>Put in one room, the three do not disagree about the company — they agree on the fleet, on the customer, and on the 2026 numbers, because all three read the same filings. They disagree about what a single-customer contract is worth. Expert 1 will not pay for it at all and lands at AED 1.21. Expert 2 pays for the part that is written down and charges a premium for the part that is not, landing at AED 4.25. Expert 3 pays for the part that reaches the bank account and lands at AED 4.50. The spread between them, AED 3.28, is not measurement error. It is the price of the question none of them can answer from the filings: what happens to a rig fleet whose only customer is also its controlling shareholder, once that shareholder's capacity target is met.</w:t>
+        <w:t>Put in one room, the three do not disagree about the company — they agree on the fleet, on the customer, and on the 2026 numbers, because all three read the same filings. They disagree about what a single-customer contract is worth. Expert 1 will not pay for it at all and lands at AED 1.19. Expert 2 pays for the part that is written down and charges a premium for the part that is not, landing at AED 4.59. Expert 3 pays for the part that reaches the bank account and lands at AED 4.50. The spread between them, AED 3.40, is not measurement error. It is the price of the question none of them can answer from the filings: what happens to a rig fleet whose only customer is also its controlling shareholder, once that shareholder's capacity target is met.</w:t>
       </w:r>
     </w:p>
     <w:p>
@@ -31513,7 +33385,7 @@
                 <w:color w:val="1C3A36"/>
                 <w:sz w:val="16"/>
               </w:rPr>
-              <w:t>5.15% on the contracted years, 9.55% on the tail.</w:t>
+              <w:t>5.15% on the contracted years, 9.51% on the tail.</w:t>
             </w:r>
           </w:p>
         </w:tc>

--- a/engine/adnocdrill_study/ADNOCDRILL_Valuation_Study_09-08-2026.docx
+++ b/engine/adnocdrill_study/ADNOCDRILL_Valuation_Study_09-08-2026.docx
@@ -24031,7 +24031,7 @@
                 <w:color w:val="1C3A36"/>
                 <w:sz w:val="16"/>
               </w:rPr>
-              <w:t>Total liabilities</w:t>
+              <w:t>Acquisition liabilities</w:t>
             </w:r>
           </w:p>
         </w:tc>
@@ -24051,7 +24051,7 @@
                 <w:color w:val="1C3A36"/>
                 <w:sz w:val="16"/>
               </w:rPr>
-              <w:t>3,476</w:t>
+              <w:t>—</w:t>
             </w:r>
           </w:p>
         </w:tc>
@@ -24071,7 +24071,7 @@
                 <w:color w:val="1C3A36"/>
                 <w:sz w:val="16"/>
               </w:rPr>
-              <w:t>3,956</w:t>
+              <w:t>—</w:t>
             </w:r>
           </w:p>
         </w:tc>
@@ -24091,7 +24091,7 @@
                 <w:color w:val="1C3A36"/>
                 <w:sz w:val="16"/>
               </w:rPr>
-              <w:t>4,002</w:t>
+              <w:t>—</w:t>
             </w:r>
           </w:p>
         </w:tc>
@@ -24111,7 +24111,7 @@
                 <w:color w:val="1C3A36"/>
                 <w:sz w:val="16"/>
               </w:rPr>
-              <w:t>5,307</w:t>
+              <w:t>32</w:t>
             </w:r>
           </w:p>
         </w:tc>
@@ -24131,7 +24131,7 @@
                 <w:color w:val="1C3A36"/>
                 <w:sz w:val="16"/>
               </w:rPr>
-              <w:t>5,420</w:t>
+              <w:t>32</w:t>
             </w:r>
           </w:p>
         </w:tc>
@@ -24151,7 +24151,7 @@
                 <w:color w:val="1C3A36"/>
                 <w:sz w:val="16"/>
               </w:rPr>
-              <w:t>5,576</w:t>
+              <w:t>32</w:t>
             </w:r>
           </w:p>
         </w:tc>
@@ -24171,7 +24171,7 @@
                 <w:color w:val="1C3A36"/>
                 <w:sz w:val="16"/>
               </w:rPr>
-              <w:t>5,725</w:t>
+              <w:t>32</w:t>
             </w:r>
           </w:p>
         </w:tc>
@@ -24191,7 +24191,7 @@
                 <w:color w:val="1C3A36"/>
                 <w:sz w:val="16"/>
               </w:rPr>
-              <w:t>5,828</w:t>
+              <w:t>32</w:t>
             </w:r>
           </w:p>
         </w:tc>
@@ -24212,7 +24212,7 @@
                 <w:color w:val="1C3A36"/>
                 <w:sz w:val="16"/>
               </w:rPr>
-              <w:t>Total equity</w:t>
+              <w:t>Total liabilities</w:t>
             </w:r>
           </w:p>
         </w:tc>
@@ -24232,7 +24232,7 @@
                 <w:color w:val="1C3A36"/>
                 <w:sz w:val="16"/>
               </w:rPr>
-              <w:t>3,264</w:t>
+              <w:t>3,476</w:t>
             </w:r>
           </w:p>
         </w:tc>
@@ -24252,7 +24252,7 @@
                 <w:color w:val="1C3A36"/>
                 <w:sz w:val="16"/>
               </w:rPr>
-              <w:t>3,810</w:t>
+              <w:t>3,956</w:t>
             </w:r>
           </w:p>
         </w:tc>
@@ -24272,7 +24272,7 @@
                 <w:color w:val="1C3A36"/>
                 <w:sz w:val="16"/>
               </w:rPr>
-              <w:t>4,099</w:t>
+              <w:t>4,002</w:t>
             </w:r>
           </w:p>
         </w:tc>
@@ -24292,7 +24292,7 @@
                 <w:color w:val="1C3A36"/>
                 <w:sz w:val="16"/>
               </w:rPr>
-              <w:t>4,424</w:t>
+              <w:t>5,307</w:t>
             </w:r>
           </w:p>
         </w:tc>
@@ -24312,7 +24312,7 @@
                 <w:color w:val="1C3A36"/>
                 <w:sz w:val="16"/>
               </w:rPr>
-              <w:t>4,843</w:t>
+              <w:t>5,420</w:t>
             </w:r>
           </w:p>
         </w:tc>
@@ -24332,7 +24332,7 @@
                 <w:color w:val="1C3A36"/>
                 <w:sz w:val="16"/>
               </w:rPr>
-              <w:t>5,379</w:t>
+              <w:t>5,576</w:t>
             </w:r>
           </w:p>
         </w:tc>
@@ -24352,7 +24352,7 @@
                 <w:color w:val="1C3A36"/>
                 <w:sz w:val="16"/>
               </w:rPr>
-              <w:t>6,002</w:t>
+              <w:t>5,725</w:t>
             </w:r>
           </w:p>
         </w:tc>
@@ -24369,6 +24369,169 @@
             <w:r>
               <w:rPr>
                 <w:b/>
+                <w:color w:val="1C3A36"/>
+                <w:sz w:val="16"/>
+              </w:rPr>
+              <w:t>5,828</w:t>
+            </w:r>
+          </w:p>
+        </w:tc>
+      </w:tr>
+      <w:tr>
+        <w:tc>
+          <w:tcPr>
+            <w:tcW w:type="dxa" w:w="2349"/>
+          </w:tcPr>
+          <w:p>
+            <w:pPr>
+              <w:spacing w:after="20"/>
+            </w:pPr>
+            <w:r>
+              <w:rPr>
+                <w:color w:val="1C3A36"/>
+                <w:sz w:val="16"/>
+              </w:rPr>
+              <w:t>Total equity</w:t>
+            </w:r>
+          </w:p>
+        </w:tc>
+        <w:tc>
+          <w:tcPr>
+            <w:tcW w:type="dxa" w:w="966"/>
+          </w:tcPr>
+          <w:p>
+            <w:pPr>
+              <w:spacing w:after="20"/>
+              <w:jc w:val="right"/>
+            </w:pPr>
+            <w:r>
+              <w:rPr>
+                <w:color w:val="1C3A36"/>
+                <w:sz w:val="16"/>
+              </w:rPr>
+              <w:t>3,264</w:t>
+            </w:r>
+          </w:p>
+        </w:tc>
+        <w:tc>
+          <w:tcPr>
+            <w:tcW w:type="dxa" w:w="966"/>
+          </w:tcPr>
+          <w:p>
+            <w:pPr>
+              <w:spacing w:after="20"/>
+              <w:jc w:val="right"/>
+            </w:pPr>
+            <w:r>
+              <w:rPr>
+                <w:color w:val="1C3A36"/>
+                <w:sz w:val="16"/>
+              </w:rPr>
+              <w:t>3,810</w:t>
+            </w:r>
+          </w:p>
+        </w:tc>
+        <w:tc>
+          <w:tcPr>
+            <w:tcW w:type="dxa" w:w="966"/>
+          </w:tcPr>
+          <w:p>
+            <w:pPr>
+              <w:spacing w:after="20"/>
+              <w:jc w:val="right"/>
+            </w:pPr>
+            <w:r>
+              <w:rPr>
+                <w:color w:val="1C3A36"/>
+                <w:sz w:val="16"/>
+              </w:rPr>
+              <w:t>4,099</w:t>
+            </w:r>
+          </w:p>
+        </w:tc>
+        <w:tc>
+          <w:tcPr>
+            <w:tcW w:type="dxa" w:w="966"/>
+          </w:tcPr>
+          <w:p>
+            <w:pPr>
+              <w:spacing w:after="20"/>
+              <w:jc w:val="right"/>
+            </w:pPr>
+            <w:r>
+              <w:rPr>
+                <w:color w:val="1C3A36"/>
+                <w:sz w:val="16"/>
+              </w:rPr>
+              <w:t>4,424</w:t>
+            </w:r>
+          </w:p>
+        </w:tc>
+        <w:tc>
+          <w:tcPr>
+            <w:tcW w:type="dxa" w:w="966"/>
+          </w:tcPr>
+          <w:p>
+            <w:pPr>
+              <w:spacing w:after="20"/>
+              <w:jc w:val="right"/>
+            </w:pPr>
+            <w:r>
+              <w:rPr>
+                <w:color w:val="1C3A36"/>
+                <w:sz w:val="16"/>
+              </w:rPr>
+              <w:t>4,843</w:t>
+            </w:r>
+          </w:p>
+        </w:tc>
+        <w:tc>
+          <w:tcPr>
+            <w:tcW w:type="dxa" w:w="966"/>
+          </w:tcPr>
+          <w:p>
+            <w:pPr>
+              <w:spacing w:after="20"/>
+              <w:jc w:val="right"/>
+            </w:pPr>
+            <w:r>
+              <w:rPr>
+                <w:color w:val="1C3A36"/>
+                <w:sz w:val="16"/>
+              </w:rPr>
+              <w:t>5,379</w:t>
+            </w:r>
+          </w:p>
+        </w:tc>
+        <w:tc>
+          <w:tcPr>
+            <w:tcW w:type="dxa" w:w="966"/>
+          </w:tcPr>
+          <w:p>
+            <w:pPr>
+              <w:spacing w:after="20"/>
+              <w:jc w:val="right"/>
+            </w:pPr>
+            <w:r>
+              <w:rPr>
+                <w:color w:val="1C3A36"/>
+                <w:sz w:val="16"/>
+              </w:rPr>
+              <w:t>6,002</w:t>
+            </w:r>
+          </w:p>
+        </w:tc>
+        <w:tc>
+          <w:tcPr>
+            <w:tcW w:type="dxa" w:w="966"/>
+          </w:tcPr>
+          <w:p>
+            <w:pPr>
+              <w:spacing w:after="20"/>
+              <w:jc w:val="right"/>
+            </w:pPr>
+            <w:r>
+              <w:rPr>
                 <w:color w:val="1C3A36"/>
                 <w:sz w:val="16"/>
               </w:rPr>

--- a/engine/adnocdrill_study/ADNOCDRILL_Valuation_Study_09-08-2026.docx
+++ b/engine/adnocdrill_study/ADNOCDRILL_Valuation_Study_09-08-2026.docx
@@ -16857,7 +16857,7 @@
           <w:color w:val="1C3A36"/>
           <w:sz w:val="21"/>
         </w:rPr>
-        <w:t>A probability map that has never been scored is decoration, so the record is stated plainly. Run backwards across every non-overlapping three-month window that the price history used here can score — the first of them opens on 2022-10-17 and the last on 2026-04-20, which is not the whole listed history: the earliest windows are held back to fit the model that predicts them — 15 independent, non-overlapping windows — the map scored 1.65% WORSE than a simple no-information benchmark that assumes the price simply drifts with the risk-free rate less the dividend. That shortfall held under three different resampling schemes, so it is a real result and not a sampling artifact.</w:t>
+        <w:t>A probability map that has never been scored is decoration, so the record is stated plainly. Run backwards across every non-overlapping three-month window that the price history used here can score — the first of them opens on 2022-10-17 and the last on 2026-04-20, which is not the whole listed history: the earliest windows are held back to fit the model that predicts them — the price finished inside the 90% band in 100% of those 15 resolved forecasts, inside the 80% band in 100% and inside the 50% band in 60%.</w:t>
       </w:r>
     </w:p>
     <w:p>
@@ -16871,7 +16871,7 @@
           <w:color w:val="1C3A36"/>
           <w:sz w:val="21"/>
         </w:rPr>
-        <w:t>The reason is specific and worth stating, because it is not the reason most readers would assume. The map is not pointing the wrong way. Its centring is close to perfect: the median of the realised outcomes sat at the 55th percentile of the predicted distribution, against 50 for a perfectly centred forecast. The problem is that it is TOO WIDE. Every single realised outcome fell inside the predicted 80% band and inside the 90% band — 100% and 100% coverage against targets of 80% and 90% — and the band itself was 1.10 times the benchmark's. A band that wide is never wrong and is not very useful, and a scoring rule that rewards sharpness penalises it accordingly.</w:t>
+        <w:t>Fifteen windows is a SHORT record and that is the first thing to say about it. A coverage figure drawn from fifteen observations cannot tell a well-sized band from an over-wide one with any confidence — the interval around it is wider than the differences worth arguing about — so nothing here is offered as a verdict on this name, and no flag is raised in either direction. The one-month record is longer: over 44 resolved forecasts the price finished inside the 90% band 98% of the time, inside the 80% band 89% and inside the 50% band 48%, which is close to what each band promises.</w:t>
       </w:r>
     </w:p>
     <w:p>
@@ -16885,7 +16885,7 @@
           <w:color w:val="1C3A36"/>
           <w:sz w:val="21"/>
         </w:rPr>
-        <w:t>The cause is mechanical. The bands are calibrated across a panel of Abu Dhabi and Dubai listed companies, and this share's own realised volatility — measured as the annualised standard deviation of its daily returns over the whole price history used here — of 25.2% sits at the 28th percentile of that panel, below the panel median of 27.1% on the same measure. (Two other volatility figures appear in this study and are not the same quantity: the shorter-window figure quoted in the technical section, which is measured over the recent trading range only, and the forward volatility embedded in the probability map, which is what the panel calibration produces.) A band sized for the average name is too wide for a below-average-volatility one. Narrowing it to 80% of the panel width would have turned the score positive, and that is reported as a diagnosis rather than applied, because a width chosen after seeing the outcomes it is scored on is not evidence of anything.</w:t>
+        <w:t>The centring is good on both horizons and that is worth separating from the width, because they are different questions. The median of the realised three-month outcomes sat at the 55th percentile of the predicted distribution against 50 for a perfectly centred forecast, so the map is not pointing the wrong way. How SHARP it is is reported beside that rather than folded into it: the 90% band runs 1.10 times the width of a naive band anchored on the same cost of carry. That figure carries no pass mark, deliberately — a wider band is not automatically wrong, and what the right width is differs by market — but it is what a reader needs in order to judge the coverage above rather than take it at face value, because a band wide enough is never wrong and is not very useful.</w:t>
       </w:r>
     </w:p>
     <w:p>
@@ -16899,7 +16899,7 @@
           <w:color w:val="1C3A36"/>
           <w:sz w:val="21"/>
         </w:rPr>
-        <w:t>The one-month map is a different matter: over 44 windows it scored -0.06% against the same benchmark — statistically indistinguishable from it — with outcomes spread across the predicted distribution rather than bunched in the middle. Read the three-month percentiles above as an outer bound on plausible movement rather than as a calibrated probability, and read the one-month figures as neither better nor worse than assuming no information.</w:t>
+        <w:t>One mechanical fact sits behind the width and is stated as a diagnosis rather than acted on. The bands are calibrated across a panel of Abu Dhabi and Dubai listed companies, and this share's own realised volatility — measured as the annualised standard deviation of its daily returns over the whole price history used here — of 25.2% sits at the 28th percentile of that panel, below the panel median of 27.1% on the same measure. (Two other volatility figures appear in this study and are not the same quantity: the shorter-window figure quoted in the technical section, which is measured over the recent trading range only, and the forward volatility embedded in the probability map, which is what the panel calibration produces.) A band sized for the average name may be wider than a below-average-volatility one needs. Whether it should be narrowed for this name is not a question fifteen windows can answer, and a width chosen after seeing the outcomes it is measured on would not be evidence of anything.</w:t>
       </w:r>
     </w:p>
     <w:p>

--- a/engine/adnocdrill_study/ADNOCDRILL_Valuation_Study_09-08-2026.docx
+++ b/engine/adnocdrill_study/ADNOCDRILL_Valuation_Study_09-08-2026.docx
@@ -244,7 +244,7 @@
           <w:color w:val="1C3A36"/>
           <w:sz w:val="21"/>
         </w:rPr>
-        <w:t>ADNOC Drilling trades at AED 5.94. Five lenses put fair value between AED 3.46 and AED 6.21, with a weighted central of AED 4.92 — 17.2% below the market. The market price sits above four of the five lenses and below one. The company is priced for the continuation of a programme that its own customer has not yet extended beyond 2027, and for a cost of capital at the defensive end of what its own trading record supports.</w:t>
+        <w:t>ADNOC Drilling trades at AED 5.80. Five lenses put fair value between AED 3.47 and AED 6.22, with a weighted central of AED 4.92 — 15.1% below the market. The market price sits above four of the five lenses and below one. The company is priced for the continuation of a programme that its own customer has not yet extended beyond 2027, and for a cost of capital at the defensive end of what its own trading record supports.</w:t>
       </w:r>
     </w:p>
     <w:p>
@@ -321,7 +321,7 @@
           <w:color w:val="1C3A36"/>
           <w:sz w:val="21"/>
         </w:rPr>
-        <w:t>First-half 2026 revenue grew 4% against 22% for full-year 2025. The company has reaffirmed roughly USD 5 billion of revenue for 2026 and has explicitly declined to guide 2027 until rig and services phasing is fixed. The market is paying 12.9 times its own last-twelve-month EBITDA against a segment-weighted peer median of 8.7 times struck the same way. That gap is the whole argument.</w:t>
+        <w:t>First-half 2026 revenue grew 4% against 22% for full-year 2025. The company has reaffirmed roughly USD 5 billion of revenue for 2026 and has explicitly declined to guide 2027 until rig and services phasing is fixed. The market is paying 12.6 times its own last-twelve-month EBITDA against a segment-weighted peer median of 8.7 times struck the same way. That gap is the whole argument.</w:t>
       </w:r>
     </w:p>
     <w:p>
@@ -570,7 +570,7 @@
                 <w:color w:val="1C3A36"/>
                 <w:sz w:val="18"/>
               </w:rPr>
-              <w:t>6.21</w:t>
+              <w:t>6.22</w:t>
             </w:r>
           </w:p>
         </w:tc>
@@ -606,7 +606,7 @@
                 <w:color w:val="1C3A36"/>
                 <w:sz w:val="18"/>
               </w:rPr>
-              <w:t>5.66</w:t>
+              <w:t>5.67</w:t>
             </w:r>
           </w:p>
         </w:tc>
@@ -624,7 +624,7 @@
                 <w:color w:val="1C3A36"/>
                 <w:sz w:val="18"/>
               </w:rPr>
-              <w:t>6.86</w:t>
+              <w:t>6.87</w:t>
             </w:r>
           </w:p>
         </w:tc>
@@ -733,7 +733,7 @@
                 <w:color w:val="1C3A36"/>
                 <w:sz w:val="18"/>
               </w:rPr>
-              <w:t>5.87</w:t>
+              <w:t>5.88</w:t>
             </w:r>
           </w:p>
         </w:tc>
@@ -1006,7 +1006,7 @@
                 <w:color w:val="1C3A36"/>
                 <w:sz w:val="18"/>
               </w:rPr>
-              <w:t>3.46</w:t>
+              <w:t>3.47</w:t>
             </w:r>
           </w:p>
         </w:tc>
@@ -1179,7 +1179,7 @@
                 <w:color w:val="1C3A36"/>
                 <w:sz w:val="18"/>
               </w:rPr>
-              <w:t>5.44</w:t>
+              <w:t>5.45</w:t>
             </w:r>
           </w:p>
         </w:tc>
@@ -1235,7 +1235,7 @@
                 <w:color w:val="1C3A36"/>
                 <w:sz w:val="18"/>
               </w:rPr>
-              <w:t>5.94</w:t>
+              <w:t>5.80</w:t>
             </w:r>
           </w:p>
         </w:tc>
@@ -1344,7 +1344,7 @@
                 <w:color w:val="1C3A36"/>
                 <w:sz w:val="18"/>
               </w:rPr>
-              <w:t>-17.2%</w:t>
+              <w:t>-15.1%</w:t>
             </w:r>
           </w:p>
         </w:tc>
@@ -1456,7 +1456,7 @@
           <w:color w:val="1C3A36"/>
           <w:sz w:val="21"/>
         </w:rPr>
-        <w:t>Why the two discounted-cash-flow cases carry equal weight and half the total: they are the same model on two different answers to one question, and the study does not claim to know which is right. They are published as separate lines above and are never collapsed into one cash-flow number. They do both feed the weighted central, at a quarter of the weight each, so that single figure of AED 4.92 is a blend — which is precisely why the two cases are shown beside it, at AED 6.21 and AED 5.40. A reader who holds a view on which future arrives should read the case, not the blend.</w:t>
+        <w:t>Why the two discounted-cash-flow cases carry equal weight and half the total: they are the same model on two different answers to one question, and the study does not claim to know which is right. They are published as separate lines above and are never collapsed into one cash-flow number. They do both feed the weighted central, at a quarter of the weight each, so that single figure of AED 4.92 is a blend — which is precisely why the two cases are shown beside it, at AED 6.22 and AED 5.40. A reader who holds a view on which future arrives should read the case, not the blend.</w:t>
       </w:r>
     </w:p>
     <w:p>
@@ -4464,7 +4464,7 @@
                 <w:color w:val="1C3A36"/>
                 <w:sz w:val="18"/>
               </w:rPr>
-              <w:t>0.680</w:t>
+              <w:t>0.681</w:t>
             </w:r>
           </w:p>
         </w:tc>
@@ -4585,7 +4585,7 @@
                 <w:color w:val="1C3A36"/>
                 <w:sz w:val="18"/>
               </w:rPr>
-              <w:t>1,441</w:t>
+              <w:t>1,442</w:t>
             </w:r>
           </w:p>
         </w:tc>
@@ -4748,7 +4748,7 @@
                 <w:color w:val="1C3A36"/>
                 <w:sz w:val="16"/>
               </w:rPr>
-              <w:t>6,749</w:t>
+              <w:t>6,751</w:t>
             </w:r>
           </w:p>
         </w:tc>
@@ -4766,7 +4766,7 @@
                 <w:color w:val="1C3A36"/>
                 <w:sz w:val="16"/>
               </w:rPr>
-              <w:t>6,860</w:t>
+              <w:t>6,862</w:t>
             </w:r>
           </w:p>
         </w:tc>
@@ -4820,7 +4820,7 @@
                 <w:color w:val="1C3A36"/>
                 <w:sz w:val="16"/>
               </w:rPr>
-              <w:t>21,382</w:t>
+              <w:t>21,417</w:t>
             </w:r>
           </w:p>
         </w:tc>
@@ -4838,7 +4838,7 @@
                 <w:color w:val="1C3A36"/>
                 <w:sz w:val="16"/>
               </w:rPr>
-              <w:t>17,900</w:t>
+              <w:t>17,925</w:t>
             </w:r>
           </w:p>
         </w:tc>
@@ -4896,7 +4896,7 @@
                 <w:color w:val="1C3A36"/>
                 <w:sz w:val="16"/>
               </w:rPr>
-              <w:t>28,570</w:t>
+              <w:t>28,607</w:t>
             </w:r>
           </w:p>
         </w:tc>
@@ -4916,7 +4916,7 @@
                 <w:color w:val="1C3A36"/>
                 <w:sz w:val="16"/>
               </w:rPr>
-              <w:t>25,067</w:t>
+              <w:t>25,094</w:t>
             </w:r>
           </w:p>
         </w:tc>
@@ -5071,7 +5071,7 @@
                 <w:color w:val="1C3A36"/>
                 <w:sz w:val="16"/>
               </w:rPr>
-              <w:t>972</w:t>
+              <w:t>973</w:t>
             </w:r>
           </w:p>
         </w:tc>
@@ -5199,7 +5199,7 @@
                 <w:color w:val="1C3A36"/>
                 <w:sz w:val="16"/>
               </w:rPr>
-              <w:t>28,570</w:t>
+              <w:t>28,607</w:t>
             </w:r>
           </w:p>
         </w:tc>
@@ -5217,7 +5217,7 @@
                 <w:color w:val="1C3A36"/>
                 <w:sz w:val="16"/>
               </w:rPr>
-              <w:t>25,067</w:t>
+              <w:t>25,094</w:t>
             </w:r>
           </w:p>
         </w:tc>
@@ -5634,7 +5634,7 @@
                 <w:color w:val="1C3A36"/>
                 <w:sz w:val="16"/>
               </w:rPr>
-              <w:t>26,811</w:t>
+              <w:t>26,847</w:t>
             </w:r>
           </w:p>
         </w:tc>
@@ -5652,7 +5652,7 @@
                 <w:color w:val="1C3A36"/>
                 <w:sz w:val="16"/>
               </w:rPr>
-              <w:t>23,307</w:t>
+              <w:t>23,334</w:t>
             </w:r>
           </w:p>
         </w:tc>
@@ -5706,7 +5706,7 @@
                 <w:color w:val="1C3A36"/>
                 <w:sz w:val="16"/>
               </w:rPr>
-              <w:t>224</w:t>
+              <w:t>225</w:t>
             </w:r>
           </w:p>
         </w:tc>
@@ -5783,7 +5783,7 @@
                 <w:color w:val="1C3A36"/>
                 <w:sz w:val="16"/>
               </w:rPr>
-              <w:t>27,035</w:t>
+              <w:t>27,072</w:t>
             </w:r>
           </w:p>
         </w:tc>
@@ -5803,7 +5803,7 @@
                 <w:color w:val="1C3A36"/>
                 <w:sz w:val="16"/>
               </w:rPr>
-              <w:t>23,502</w:t>
+              <w:t>23,530</w:t>
             </w:r>
           </w:p>
         </w:tc>
@@ -5932,7 +5932,7 @@
                 <w:color w:val="1C3A36"/>
                 <w:sz w:val="16"/>
               </w:rPr>
-              <w:t>6.21</w:t>
+              <w:t>6.22</w:t>
             </w:r>
           </w:p>
         </w:tc>
@@ -6004,7 +6004,7 @@
           <w:color w:val="1C3A36"/>
           <w:sz w:val="21"/>
         </w:rPr>
-        <w:t>A business earning a return on equity of 30.6% against a cost of equity of 8.33% and growing at 2.5% justifies a price-to-book of 4.82 times. Applied to book equity attributable to owners of USD 4.23bn — book value per share of AED 0.97 — that is AED 4.73 a share. The shares currently trade at 6.11 times book.</w:t>
+        <w:t>A business earning a return on equity of 30.6% against a cost of equity of 8.33% and growing at 2.5% justifies a price-to-book of 4.82 times. Applied to book equity attributable to owners of USD 4.23bn — book value per share of AED 0.97 — that is AED 4.73 a share. The shares currently trade at 5.97 times book.</w:t>
       </w:r>
     </w:p>
     <w:tbl>
@@ -6957,7 +6957,7 @@
                 <w:color w:val="1C3A36"/>
                 <w:sz w:val="18"/>
               </w:rPr>
-              <w:t>ADNOC Drilling's own multiple at AED 5.94</w:t>
+              <w:t>ADNOC Drilling's own multiple at AED 5.80</w:t>
             </w:r>
           </w:p>
         </w:tc>
@@ -6977,7 +6977,7 @@
                 <w:color w:val="1C3A36"/>
                 <w:sz w:val="18"/>
               </w:rPr>
-              <w:t>12.90x</w:t>
+              <w:t>12.62x</w:t>
             </w:r>
           </w:p>
         </w:tc>
@@ -7070,7 +7070,7 @@
           <w:color w:val="1C3A36"/>
           <w:sz w:val="21"/>
         </w:rPr>
-        <w:t>Applying 8.66 times to USD 2.17bn on that basis gives an enterprise value of USD 18.82bn and, through the same bridge, AED 3.95 a share. This is the lens that sits furthest below the market price, and the reason is a single observable fact: the shares are valued at 12.9 times the same trailing EBITDA when the closest regional comparators — two drillers serving national oil companies on multi-year contracts — trade at 9.5 times and the global land drillers at 6.2 times. A premium is defensible; the size of it is the question.</w:t>
+        <w:t>Applying 8.66 times to USD 2.17bn on that basis gives an enterprise value of USD 18.82bn and, through the same bridge, AED 3.95 a share. This is the lens that sits furthest below the market price, and the reason is a single observable fact: the shares are valued at 12.6 times the same trailing EBITDA when the closest regional comparators — two drillers serving national oil companies on multi-year contracts — trade at 9.5 times and the global land drillers at 6.2 times. A premium is defensible; the size of it is the question.</w:t>
       </w:r>
     </w:p>
     <w:p>
@@ -8037,7 +8037,7 @@
                 <w:color w:val="1C3A36"/>
                 <w:sz w:val="18"/>
               </w:rPr>
-              <w:t>Capitalised at the cost of capital of 8.01%, with no growth deducted from it</w:t>
+              <w:t>Capitalised at the cost of capital of 8.00%, with no growth deducted from it</w:t>
             </w:r>
           </w:p>
         </w:tc>
@@ -8095,7 +8095,7 @@
                 <w:color w:val="1C3A36"/>
                 <w:sz w:val="18"/>
               </w:rPr>
-              <w:t>16,714</w:t>
+              <w:t>16,729</w:t>
             </w:r>
           </w:p>
         </w:tc>
@@ -8174,7 +8174,7 @@
                 <w:color w:val="1C3A36"/>
                 <w:sz w:val="18"/>
               </w:rPr>
-              <w:t>3.46</w:t>
+              <w:t>3.47</w:t>
             </w:r>
           </w:p>
         </w:tc>
@@ -8224,7 +8224,7 @@
           <w:color w:val="1C3A36"/>
           <w:sz w:val="21"/>
         </w:rPr>
-        <w:t>The five readings span AED 3.46 to AED 6.21, and the width is informative rather than embarrassing: the multiple lens sits well below the rest because it reads the company as one of a class of drillers, while the cash-flow and franchise lenses read it as a business earning an exceptional return on a modest asset base. What has changed since the cost of capital was rebuilt on the published index is where the market price sits relative to that field. At a cost of capital of 8.01% the market price of AED 5.94 sits above four of the five lenses and below one, and above the weighted central. The conclusion rests heavily on one input — so the beta table in section 1.8 and the beta row of the sensitivity in section 1.9 should be read before it is.</w:t>
+        <w:t>The five readings span AED 3.47 to AED 6.22, and the width is informative rather than embarrassing: the multiple lens sits well below the rest because it reads the company as one of a class of drillers, while the cash-flow and franchise lenses read it as a business earning an exceptional return on a modest asset base. What has changed since the cost of capital was rebuilt on the published index is where the market price sits relative to that field. At a cost of capital of 8.00% the market price of AED 5.80 sits above four of the five lenses and below one, and above the weighted central. The conclusion rests heavily on one input — so the beta table in section 1.8 and the beta row of the sensitivity in section 1.9 should be read before it is.</w:t>
       </w:r>
     </w:p>
     <w:p>
@@ -11487,7 +11487,7 @@
                 <w:color w:val="1C3A36"/>
                 <w:sz w:val="18"/>
               </w:rPr>
-              <w:t>28,570</w:t>
+              <w:t>28,607</w:t>
             </w:r>
           </w:p>
         </w:tc>
@@ -11505,7 +11505,7 @@
                 <w:color w:val="1C3A36"/>
                 <w:sz w:val="18"/>
               </w:rPr>
-              <w:t>25,067</w:t>
+              <w:t>25,094</w:t>
             </w:r>
           </w:p>
         </w:tc>
@@ -11546,7 +11546,7 @@
                 <w:color w:val="1C3A36"/>
                 <w:sz w:val="18"/>
               </w:rPr>
-              <w:t>6.21</w:t>
+              <w:t>6.22</w:t>
             </w:r>
           </w:p>
         </w:tc>
@@ -11588,7 +11588,7 @@
           <w:color w:val="1C3A36"/>
           <w:sz w:val="21"/>
         </w:rPr>
-        <w:t>The two cases are AED 0.81 apart — 13.7% of the current price. They are published side by side and are not averaged into one number. A reader who believes the programme continues should read the first column; a reader who thinks 2027 is the peak should read the second. The market price sits between them, closer to the first.</w:t>
+        <w:t>The two cases are AED 0.81 apart — 14.0% of the current price. They are published side by side and are not averaged into one number. A reader who believes the programme continues should read the first column; a reader who thinks 2027 is the peak should read the second. The market price sits between them, closer to the first.</w:t>
       </w:r>
     </w:p>
     <w:tbl>
@@ -12413,7 +12413,7 @@
                 <w:color w:val="1C3A36"/>
                 <w:sz w:val="18"/>
               </w:rPr>
-              <w:t>91.1%</w:t>
+              <w:t>90.9%</w:t>
             </w:r>
           </w:p>
         </w:tc>
@@ -12431,7 +12431,7 @@
                 <w:color w:val="1C3A36"/>
                 <w:sz w:val="18"/>
               </w:rPr>
-              <w:t>91.1%</w:t>
+              <w:t>90.9%</w:t>
             </w:r>
           </w:p>
         </w:tc>
@@ -12490,7 +12490,7 @@
                 <w:color w:val="1C3A36"/>
                 <w:sz w:val="18"/>
               </w:rPr>
-              <w:t>8.01%</w:t>
+              <w:t>8.00%</w:t>
             </w:r>
           </w:p>
         </w:tc>
@@ -14084,7 +14084,7 @@
                 <w:color w:val="1C3A36"/>
                 <w:sz w:val="18"/>
               </w:rPr>
-              <w:t>8.25</w:t>
+              <w:t>8.26</w:t>
             </w:r>
           </w:p>
         </w:tc>
@@ -14157,7 +14157,7 @@
                 <w:color w:val="1C3A36"/>
                 <w:sz w:val="18"/>
               </w:rPr>
-              <w:t>6.98</w:t>
+              <w:t>6.99</w:t>
             </w:r>
           </w:p>
         </w:tc>
@@ -14230,7 +14230,7 @@
                 <w:color w:val="1C3A36"/>
                 <w:sz w:val="18"/>
               </w:rPr>
-              <w:t>6.21</w:t>
+              <w:t>6.22</w:t>
             </w:r>
           </w:p>
         </w:tc>
@@ -14303,7 +14303,7 @@
                 <w:color w:val="1C3A36"/>
                 <w:sz w:val="18"/>
               </w:rPr>
-              <w:t>5.70</w:t>
+              <w:t>5.71</w:t>
             </w:r>
           </w:p>
         </w:tc>
@@ -14376,7 +14376,7 @@
                 <w:color w:val="1C3A36"/>
                 <w:sz w:val="18"/>
               </w:rPr>
-              <w:t>5.24</w:t>
+              <w:t>5.25</w:t>
             </w:r>
           </w:p>
         </w:tc>
@@ -14449,7 +14449,7 @@
                 <w:color w:val="1C3A36"/>
                 <w:sz w:val="18"/>
               </w:rPr>
-              <w:t>5.45</w:t>
+              <w:t>5.46</w:t>
             </w:r>
           </w:p>
         </w:tc>
@@ -14522,7 +14522,7 @@
                 <w:color w:val="1C3A36"/>
                 <w:sz w:val="18"/>
               </w:rPr>
-              <w:t>5.83</w:t>
+              <w:t>5.84</w:t>
             </w:r>
           </w:p>
         </w:tc>
@@ -14595,7 +14595,7 @@
                 <w:color w:val="1C3A36"/>
                 <w:sz w:val="18"/>
               </w:rPr>
-              <w:t>6.21</w:t>
+              <w:t>6.22</w:t>
             </w:r>
           </w:p>
         </w:tc>
@@ -14668,7 +14668,7 @@
                 <w:color w:val="1C3A36"/>
                 <w:sz w:val="18"/>
               </w:rPr>
-              <w:t>6.59</w:t>
+              <w:t>6.60</w:t>
             </w:r>
           </w:p>
         </w:tc>
@@ -14741,7 +14741,7 @@
                 <w:color w:val="1C3A36"/>
                 <w:sz w:val="18"/>
               </w:rPr>
-              <w:t>6.97</w:t>
+              <w:t>6.98</w:t>
             </w:r>
           </w:p>
         </w:tc>
@@ -14781,7 +14781,7 @@
           <w:color w:val="1C3A36"/>
           <w:sz w:val="21"/>
         </w:rPr>
-        <w:t>The single most powerful driver is the beta, and it is the one input in the whole model that is estimated from market data rather than read from a filing. Across the range the regressions in section 1.8 actually produced — from 0.50 on a turnover-weighted composite to 1.01 at the top of the adopted regression's own confidence interval — the continued-expansion case runs from AED 8.25 down to AED 5.24. That is a spread of AED 3.01, wider than the gap between the two terminal cases and wider than the gap between the central and the market price. It is stated here rather than buried in a footnote because it is the quickest way to overturn this study — in either direction.</w:t>
+        <w:t>The single most powerful driver is the beta, and it is the one input in the whole model that is estimated from market data rather than read from a filing. Across the range the regressions in section 1.8 actually produced — from 0.50 on a turnover-weighted composite to 1.01 at the top of the adopted regression's own confidence interval — the continued-expansion case runs from AED 8.26 down to AED 5.25. That is a spread of AED 3.01, wider than the gap between the two terminal cases and wider than the gap between the central and the market price. It is stated here rather than buried in a footnote because it is the quickest way to overturn this study — in either direction.</w:t>
       </w:r>
     </w:p>
     <w:p>
@@ -15907,7 +15907,7 @@
                 <w:color w:val="1C3A36"/>
                 <w:sz w:val="18"/>
               </w:rPr>
-              <w:t>Probability of finishing above AED 5.94</w:t>
+              <w:t>Probability of finishing above AED 5.80</w:t>
             </w:r>
           </w:p>
         </w:tc>
@@ -16220,7 +16220,7 @@
                 <w:color w:val="1C3A36"/>
                 <w:sz w:val="18"/>
               </w:rPr>
-              <w:t>6.24</w:t>
+              <w:t>6.09</w:t>
             </w:r>
           </w:p>
         </w:tc>
@@ -16293,7 +16293,7 @@
                 <w:color w:val="1C3A36"/>
                 <w:sz w:val="18"/>
               </w:rPr>
-              <w:t>6.53</w:t>
+              <w:t>6.38</w:t>
             </w:r>
           </w:p>
         </w:tc>
@@ -16366,7 +16366,7 @@
                 <w:color w:val="1C3A36"/>
                 <w:sz w:val="18"/>
               </w:rPr>
-              <w:t>6.83</w:t>
+              <w:t>6.67</w:t>
             </w:r>
           </w:p>
         </w:tc>
@@ -16439,7 +16439,7 @@
                 <w:color w:val="1C3A36"/>
                 <w:sz w:val="18"/>
               </w:rPr>
-              <w:t>7.13</w:t>
+              <w:t>6.96</w:t>
             </w:r>
           </w:p>
         </w:tc>
@@ -16512,7 +16512,7 @@
                 <w:color w:val="1C3A36"/>
                 <w:sz w:val="18"/>
               </w:rPr>
-              <w:t>5.64</w:t>
+              <w:t>5.51</w:t>
             </w:r>
           </w:p>
         </w:tc>
@@ -16585,7 +16585,7 @@
                 <w:color w:val="1C3A36"/>
                 <w:sz w:val="18"/>
               </w:rPr>
-              <w:t>5.35</w:t>
+              <w:t>5.22</w:t>
             </w:r>
           </w:p>
         </w:tc>
@@ -16658,7 +16658,7 @@
                 <w:color w:val="1C3A36"/>
                 <w:sz w:val="18"/>
               </w:rPr>
-              <w:t>5.05</w:t>
+              <w:t>4.93</w:t>
             </w:r>
           </w:p>
         </w:tc>
@@ -16731,7 +16731,7 @@
                 <w:color w:val="1C3A36"/>
                 <w:sz w:val="18"/>
               </w:rPr>
-              <w:t>4.75</w:t>
+              <w:t>4.64</w:t>
             </w:r>
           </w:p>
         </w:tc>
@@ -17079,7 +17079,7 @@
                 <w:color w:val="1C3A36"/>
                 <w:sz w:val="17"/>
               </w:rPr>
-              <w:t>6.21</w:t>
+              <w:t>6.22</w:t>
             </w:r>
           </w:p>
         </w:tc>
@@ -17443,7 +17443,7 @@
                 <w:color w:val="1C3A36"/>
                 <w:sz w:val="17"/>
               </w:rPr>
-              <w:t>3.46</w:t>
+              <w:t>3.47</w:t>
             </w:r>
           </w:p>
         </w:tc>
@@ -18451,7 +18451,7 @@
                 <w:color w:val="1C3A36"/>
                 <w:sz w:val="17"/>
               </w:rPr>
-              <w:t>The regressions actually run span 0.47 to 1.02, and across the sensitivity grid the continued-expansion case runs from AED 8.25 to AED 5.24 — a wider spread than the gap between the two terminal cases</w:t>
+              <w:t>The regressions actually run span 0.47 to 1.02, and across the sensitivity grid the continued-expansion case runs from AED 8.26 to AED 5.25 — a wider spread than the gap between the two terminal cases</w:t>
             </w:r>
           </w:p>
         </w:tc>
@@ -27823,7 +27823,7 @@
                 <w:color w:val="1C3A36"/>
                 <w:sz w:val="17"/>
               </w:rPr>
-              <w:t>ADNOC Drilling at AED 5.94</w:t>
+              <w:t>ADNOC Drilling at AED 5.80</w:t>
             </w:r>
           </w:p>
         </w:tc>
@@ -27863,7 +27863,7 @@
                 <w:color w:val="1C3A36"/>
                 <w:sz w:val="17"/>
               </w:rPr>
-              <w:t>28,025</w:t>
+              <w:t>27,416</w:t>
             </w:r>
           </w:p>
         </w:tc>
@@ -27903,7 +27903,7 @@
                 <w:color w:val="1C3A36"/>
                 <w:sz w:val="17"/>
               </w:rPr>
-              <w:t>12.90x</w:t>
+              <w:t>12.62x</w:t>
             </w:r>
           </w:p>
         </w:tc>
